--- a/Relatórios/Relatorio.docx
+++ b/Relatórios/Relatorio.docx
@@ -98,7 +98,15 @@
           <w:b/>
           <w:sz w:val="32"/>
         </w:rPr>
-        <w:t>Meta 1</w:t>
+        <w:t xml:space="preserve">Meta </w:t>
+      </w:r>
+      <w:r>
+        <w:rPr>
+          <w:rFonts w:ascii="Arial" w:hAnsi="Arial"/>
+          <w:b/>
+          <w:sz w:val="32"/>
+        </w:rPr>
+        <w:t>2</w:t>
       </w:r>
       <w:r>
         <w:rPr>
@@ -1067,7 +1075,39 @@
           <w:w w:val="90"/>
           <w:sz w:val="36"/>
         </w:rPr>
-        <w:t>Estrutura de Dados e Importação dos Sinais</w:t>
+        <w:t>Coeficientes da S</w:t>
+      </w:r>
+      <w:r>
+        <w:rPr>
+          <w:i/>
+          <w:w w:val="90"/>
+          <w:sz w:val="36"/>
+        </w:rPr>
+        <w:t>é</w:t>
+      </w:r>
+      <w:r>
+        <w:rPr>
+          <w:i/>
+          <w:w w:val="90"/>
+          <w:sz w:val="36"/>
+        </w:rPr>
+        <w:t>rie</w:t>
+      </w:r>
+      <w:r>
+        <w:rPr>
+          <w:i/>
+          <w:w w:val="90"/>
+          <w:sz w:val="36"/>
+        </w:rPr>
+        <w:t xml:space="preserve"> Complexa</w:t>
+      </w:r>
+      <w:r>
+        <w:rPr>
+          <w:i/>
+          <w:w w:val="90"/>
+          <w:sz w:val="36"/>
+        </w:rPr>
+        <w:t xml:space="preserve"> de Fourier</w:t>
       </w:r>
     </w:p>
     <w:p>
@@ -1090,6 +1130,7 @@
         <w:tabs>
           <w:tab w:val="left" w:pos="1286"/>
         </w:tabs>
+        <w:spacing w:before="42"/>
         <w:ind w:left="1286" w:hanging="358"/>
         <w:rPr>
           <w:i/>
@@ -1102,12 +1143,46 @@
           <w:spacing w:val="-2"/>
           <w:sz w:val="36"/>
         </w:rPr>
-        <w:t>Representação e Processamento dos Sinais</w:t>
-      </w:r>
-    </w:p>
-    <w:p>
-      <w:pPr>
-        <w:pStyle w:val="BodyText"/>
+        <w:t>E</w:t>
+      </w:r>
+      <w:r>
+        <w:rPr>
+          <w:i/>
+          <w:spacing w:val="-2"/>
+          <w:sz w:val="36"/>
+        </w:rPr>
+        <w:t xml:space="preserve">spectro de </w:t>
+      </w:r>
+      <w:r>
+        <w:rPr>
+          <w:i/>
+          <w:spacing w:val="-2"/>
+          <w:sz w:val="36"/>
+        </w:rPr>
+        <w:t>A</w:t>
+      </w:r>
+      <w:r>
+        <w:rPr>
+          <w:i/>
+          <w:spacing w:val="-2"/>
+          <w:sz w:val="36"/>
+        </w:rPr>
+        <w:t>mplitud</w:t>
+      </w:r>
+      <w:r>
+        <w:rPr>
+          <w:i/>
+          <w:spacing w:val="-2"/>
+          <w:sz w:val="36"/>
+        </w:rPr>
+        <w:t>e</w:t>
+      </w:r>
+    </w:p>
+    <w:p>
+      <w:pPr>
+        <w:tabs>
+          <w:tab w:val="left" w:pos="1286"/>
+        </w:tabs>
         <w:spacing w:before="42"/>
         <w:rPr>
           <w:i/>
@@ -1137,7 +1212,15 @@
           <w:spacing w:val="-2"/>
           <w:sz w:val="36"/>
         </w:rPr>
-        <w:t>Extração de Características Temporais</w:t>
+        <w:t xml:space="preserve">Extração de Características </w:t>
+      </w:r>
+      <w:r>
+        <w:rPr>
+          <w:i/>
+          <w:spacing w:val="-2"/>
+          <w:sz w:val="36"/>
+        </w:rPr>
+        <w:t>Espectrais</w:t>
       </w:r>
     </w:p>
     <w:p>
@@ -1165,34 +1248,26 @@
           <w:i/>
           <w:sz w:val="36"/>
         </w:rPr>
-      </w:pPr>
-      <w:r>
-        <w:rPr>
-          <w:i/>
-          <w:spacing w:val="-2"/>
-          <w:sz w:val="36"/>
-        </w:rPr>
-        <w:t>Comparação dos Dígitos</w:t>
-      </w:r>
-    </w:p>
-    <w:p>
-      <w:pPr>
-        <w:pStyle w:val="ListParagraph"/>
-        <w:rPr>
-          <w:i/>
-          <w:sz w:val="36"/>
-        </w:rPr>
         <w:sectPr>
           <w:pgSz w:w="11910" w:h="16840"/>
           <w:pgMar w:top="1320" w:right="992" w:bottom="960" w:left="1133" w:header="0" w:footer="775" w:gutter="0"/>
           <w:cols w:space="720"/>
         </w:sectPr>
       </w:pPr>
+      <w:r>
+        <w:rPr>
+          <w:i/>
+          <w:spacing w:val="-2"/>
+          <w:sz w:val="36"/>
+        </w:rPr>
+        <w:t>Comparação dos Dígitos</w:t>
+      </w:r>
     </w:p>
     <w:p>
       <w:pPr>
         <w:pStyle w:val="Heading1"/>
         <w:spacing w:before="78"/>
+        <w:ind w:left="0"/>
       </w:pPr>
     </w:p>
     <w:p>
@@ -1221,73 +1296,21 @@
         <w:pStyle w:val="Heading1"/>
         <w:spacing w:before="78"/>
         <w:rPr>
-          <w:rFonts w:ascii="Times New Roman" w:eastAsia="Times New Roman" w:hAnsi="Times New Roman" w:cs="Times New Roman"/>
-          <w:b w:val="0"/>
-          <w:bCs w:val="0"/>
-          <w:sz w:val="22"/>
-          <w:szCs w:val="22"/>
-          <w:lang w:eastAsia="pt-PT"/>
-        </w:rPr>
-      </w:pPr>
-      <w:r>
-        <w:rPr>
           <w:b w:val="0"/>
           <w:bCs w:val="0"/>
           <w:sz w:val="24"/>
           <w:szCs w:val="24"/>
         </w:rPr>
-        <w:t>Este relatório documenta o trabalho desenvolvido na Meta 1 do projeto de Análise e Transformação de Dados. O propósito central é a recolha e organização de informações a partir de sinais de áudio que contêm a pronúncia de dígitos. Adicionalmente, foi realizada uma etapa de pré-processamento para uniformizar os dados e extrair características relevantes.</w:t>
-      </w:r>
-      <w:r>
-        <w:rPr>
-          <w:rFonts w:ascii="Times New Roman" w:eastAsia="Times New Roman" w:hAnsi="Times New Roman" w:cs="Times New Roman"/>
-          <w:b w:val="0"/>
-          <w:bCs w:val="0"/>
-          <w:sz w:val="22"/>
-          <w:szCs w:val="22"/>
-          <w:lang w:eastAsia="pt-PT"/>
-        </w:rPr>
-        <w:t xml:space="preserve"> </w:t>
-      </w:r>
-    </w:p>
-    <w:p>
-      <w:pPr>
-        <w:pStyle w:val="Heading1"/>
-        <w:spacing w:before="78"/>
-        <w:rPr>
-          <w:sz w:val="24"/>
-          <w:szCs w:val="24"/>
-        </w:rPr>
-      </w:pPr>
-    </w:p>
-    <w:p>
-      <w:pPr>
-        <w:pStyle w:val="Heading1"/>
-        <w:spacing w:before="78"/>
-        <w:rPr>
-          <w:sz w:val="28"/>
-          <w:szCs w:val="28"/>
-        </w:rPr>
-      </w:pPr>
-      <w:r>
-        <w:rPr>
-          <w:sz w:val="36"/>
-          <w:szCs w:val="36"/>
-        </w:rPr>
-        <w:t>2. Estrutura de Dados e Importação dos Sinais</w:t>
-      </w:r>
-    </w:p>
-    <w:p>
-      <w:pPr>
-        <w:pStyle w:val="Heading1"/>
-        <w:spacing w:before="78"/>
+      </w:pPr>
+      <w:r>
         <w:rPr>
           <w:b w:val="0"/>
           <w:bCs w:val="0"/>
           <w:sz w:val="24"/>
           <w:szCs w:val="24"/>
         </w:rPr>
-      </w:pPr>
+        <w:t>Este relatório documenta o trabalho desenvolvido na Meta 2 do projeto de Análise e Transformação de Dados. O propósito central desta etapa foi a análise espectral d</w:t>
+      </w:r>
       <w:r>
         <w:rPr>
           <w:b w:val="0"/>
@@ -1295,199 +1318,17 @@
           <w:sz w:val="24"/>
           <w:szCs w:val="24"/>
         </w:rPr>
-        <w:t>Foi criada uma estrutura de dados para armazenar as seguintes informações:</w:t>
-      </w:r>
-    </w:p>
-    <w:p>
-      <w:pPr>
-        <w:pStyle w:val="Heading1"/>
-        <w:numPr>
-          <w:ilvl w:val="0"/>
-          <w:numId w:val="11"/>
-        </w:numPr>
-        <w:spacing w:before="78"/>
-        <w:rPr>
-          <w:sz w:val="24"/>
-          <w:szCs w:val="24"/>
-        </w:rPr>
-      </w:pPr>
-      <w:r>
-        <w:rPr>
-          <w:sz w:val="24"/>
-          <w:szCs w:val="24"/>
-        </w:rPr>
-        <w:t>Diretoria do áudio</w:t>
-      </w:r>
-    </w:p>
-    <w:p>
-      <w:pPr>
-        <w:pStyle w:val="Heading1"/>
-        <w:numPr>
-          <w:ilvl w:val="0"/>
-          <w:numId w:val="11"/>
-        </w:numPr>
-        <w:spacing w:before="78"/>
-        <w:rPr>
-          <w:sz w:val="24"/>
-          <w:szCs w:val="24"/>
-        </w:rPr>
-      </w:pPr>
-      <w:r>
-        <w:rPr>
-          <w:sz w:val="24"/>
-          <w:szCs w:val="24"/>
-        </w:rPr>
-        <w:t>Nome do ficheiro</w:t>
-      </w:r>
-    </w:p>
-    <w:p>
-      <w:pPr>
-        <w:pStyle w:val="Heading1"/>
-        <w:numPr>
-          <w:ilvl w:val="0"/>
-          <w:numId w:val="11"/>
-        </w:numPr>
-        <w:spacing w:before="78"/>
-        <w:rPr>
-          <w:sz w:val="24"/>
-          <w:szCs w:val="24"/>
-        </w:rPr>
-      </w:pPr>
-      <w:r>
-        <w:rPr>
-          <w:sz w:val="24"/>
-          <w:szCs w:val="24"/>
-        </w:rPr>
-        <w:t>Participante</w:t>
-      </w:r>
-    </w:p>
-    <w:p>
-      <w:pPr>
-        <w:pStyle w:val="Heading1"/>
-        <w:numPr>
-          <w:ilvl w:val="0"/>
-          <w:numId w:val="11"/>
-        </w:numPr>
-        <w:spacing w:before="78"/>
-        <w:rPr>
-          <w:sz w:val="24"/>
-          <w:szCs w:val="24"/>
-        </w:rPr>
-      </w:pPr>
-      <w:r>
-        <w:rPr>
-          <w:sz w:val="24"/>
-          <w:szCs w:val="24"/>
-        </w:rPr>
-        <w:t>Dígito</w:t>
-      </w:r>
-    </w:p>
-    <w:p>
-      <w:pPr>
-        <w:pStyle w:val="Heading1"/>
-        <w:numPr>
-          <w:ilvl w:val="0"/>
-          <w:numId w:val="11"/>
-        </w:numPr>
-        <w:spacing w:before="78"/>
-        <w:rPr>
-          <w:sz w:val="24"/>
-          <w:szCs w:val="24"/>
-        </w:rPr>
-      </w:pPr>
-      <w:r>
-        <w:rPr>
-          <w:sz w:val="24"/>
-          <w:szCs w:val="24"/>
-        </w:rPr>
-        <w:t>Número da repetição</w:t>
-      </w:r>
-    </w:p>
-    <w:p>
-      <w:pPr>
-        <w:pStyle w:val="Heading1"/>
-        <w:numPr>
-          <w:ilvl w:val="0"/>
-          <w:numId w:val="11"/>
-        </w:numPr>
-        <w:spacing w:before="78"/>
-        <w:rPr>
-          <w:sz w:val="24"/>
-          <w:szCs w:val="24"/>
-        </w:rPr>
-      </w:pPr>
-      <w:r>
-        <w:rPr>
-          <w:sz w:val="24"/>
-          <w:szCs w:val="24"/>
-        </w:rPr>
-        <w:t>Sinal de áudio</w:t>
-      </w:r>
-    </w:p>
-    <w:p>
-      <w:pPr>
-        <w:pStyle w:val="Heading1"/>
-        <w:numPr>
-          <w:ilvl w:val="0"/>
-          <w:numId w:val="11"/>
-        </w:numPr>
-        <w:spacing w:before="78"/>
-        <w:rPr>
-          <w:sz w:val="24"/>
-          <w:szCs w:val="24"/>
-        </w:rPr>
-      </w:pPr>
-      <w:r>
-        <w:rPr>
-          <w:sz w:val="24"/>
-          <w:szCs w:val="24"/>
-        </w:rPr>
-        <w:t>Taxa de amostragem</w:t>
-      </w:r>
-    </w:p>
-    <w:p>
-      <w:pPr>
-        <w:pStyle w:val="Heading1"/>
-        <w:numPr>
-          <w:ilvl w:val="0"/>
-          <w:numId w:val="11"/>
-        </w:numPr>
-        <w:spacing w:before="78"/>
-        <w:rPr>
-          <w:sz w:val="24"/>
-          <w:szCs w:val="24"/>
-        </w:rPr>
-      </w:pPr>
-      <w:r>
-        <w:rPr>
-          <w:sz w:val="24"/>
-          <w:szCs w:val="24"/>
-        </w:rPr>
-        <w:t>Características temporais do sinal</w:t>
-      </w:r>
-    </w:p>
-    <w:p>
-      <w:pPr>
-        <w:pStyle w:val="Heading1"/>
-        <w:spacing w:before="78"/>
-        <w:ind w:left="929"/>
-        <w:rPr>
-          <w:sz w:val="24"/>
-          <w:szCs w:val="24"/>
-        </w:rPr>
-      </w:pPr>
-    </w:p>
-    <w:p>
-      <w:pPr>
-        <w:pStyle w:val="Heading1"/>
-        <w:spacing w:before="78"/>
+        <w:t>os</w:t>
+      </w:r>
+      <w:r>
         <w:rPr>
           <w:b w:val="0"/>
           <w:bCs w:val="0"/>
           <w:sz w:val="24"/>
           <w:szCs w:val="24"/>
         </w:rPr>
-      </w:pPr>
+        <w:t xml:space="preserve"> sinai</w:t>
+      </w:r>
       <w:r>
         <w:rPr>
           <w:b w:val="0"/>
@@ -1495,7 +1336,16 @@
           <w:sz w:val="24"/>
           <w:szCs w:val="24"/>
         </w:rPr>
-        <w:t>O código foi concebido para percorrer a pasta que contém os ficheiros de áudio, extrair as informações relevantes do nome de cada ficheiro e armazená-las na estrutura de dados.</w:t>
+        <w:t>s</w:t>
+      </w:r>
+      <w:r>
+        <w:rPr>
+          <w:b w:val="0"/>
+          <w:bCs w:val="0"/>
+          <w:sz w:val="24"/>
+          <w:szCs w:val="24"/>
+        </w:rPr>
+        <w:t>, utilizando a Transformada de Fourier para extrair informações relevantes sobre os sinais. O foco foi calcular os coeficientes da série complexa de Fourier, e extrair características espectrais que permitam a diferenciação entre os dígitos. O objetivo final foi organizar e comparar essas características para identificar quais são mais eficazes na distinção entre os diferentes dígitos pronunciados.</w:t>
       </w:r>
     </w:p>
     <w:p>
@@ -1505,8 +1355,205 @@
         <w:rPr>
           <w:b w:val="0"/>
           <w:bCs w:val="0"/>
+          <w:sz w:val="24"/>
+          <w:szCs w:val="24"/>
+        </w:rPr>
+      </w:pPr>
+    </w:p>
+    <w:p>
+      <w:pPr>
+        <w:pStyle w:val="Heading1"/>
+        <w:spacing w:before="78"/>
+        <w:rPr>
           <w:sz w:val="28"/>
           <w:szCs w:val="28"/>
+        </w:rPr>
+      </w:pPr>
+      <w:r>
+        <w:rPr>
+          <w:sz w:val="36"/>
+          <w:szCs w:val="36"/>
+        </w:rPr>
+        <w:t xml:space="preserve">2. </w:t>
+      </w:r>
+      <w:r>
+        <w:rPr>
+          <w:sz w:val="36"/>
+          <w:szCs w:val="36"/>
+        </w:rPr>
+        <w:t>Coeficientes da Série Complexa de Fourier</w:t>
+      </w:r>
+    </w:p>
+    <w:p>
+      <w:pPr>
+        <w:pStyle w:val="BodyText"/>
+        <w:spacing w:before="236"/>
+        <w:ind w:left="569"/>
+        <w:jc w:val="both"/>
+        <w:rPr>
+          <w:sz w:val="24"/>
+          <w:szCs w:val="24"/>
+        </w:rPr>
+      </w:pPr>
+      <w:r>
+        <w:rPr>
+          <w:sz w:val="24"/>
+          <w:szCs w:val="24"/>
+        </w:rPr>
+        <w:t>A primeira fase</w:t>
+      </w:r>
+      <w:r>
+        <w:rPr>
+          <w:sz w:val="24"/>
+          <w:szCs w:val="24"/>
+        </w:rPr>
+        <w:t xml:space="preserve"> consistiu na conversão dos sinais para a sua representação no domínio da frequência, utilizando a Transformada de Fourier. Esta transformação permite decompor o sinal nas suas componentes de frequência, fornecendo uma representação espectral. A aplicação da FFT (Transformada Rápida de Fourier) foi </w:t>
+      </w:r>
+      <w:r>
+        <w:rPr>
+          <w:sz w:val="24"/>
+          <w:szCs w:val="24"/>
+        </w:rPr>
+        <w:t>utilizada</w:t>
+      </w:r>
+      <w:r>
+        <w:rPr>
+          <w:sz w:val="24"/>
+          <w:szCs w:val="24"/>
+        </w:rPr>
+        <w:t xml:space="preserve"> para calcular os coeficientes da série complexa de Fourier, que descrevem as amplitudes de cada componente de frequência presente no sinal.</w:t>
+      </w:r>
+      <w:r>
+        <w:rPr>
+          <w:sz w:val="24"/>
+          <w:szCs w:val="24"/>
+        </w:rPr>
+        <w:t xml:space="preserve"> Todos os coeficientes foram também normalizados </w:t>
+      </w:r>
+      <w:r>
+        <w:rPr>
+          <w:sz w:val="24"/>
+          <w:szCs w:val="24"/>
+        </w:rPr>
+        <w:t xml:space="preserve">pelo </w:t>
+      </w:r>
+      <w:r>
+        <w:rPr>
+          <w:sz w:val="24"/>
+          <w:szCs w:val="24"/>
+        </w:rPr>
+        <w:t>número</w:t>
+      </w:r>
+      <w:r>
+        <w:rPr>
+          <w:sz w:val="24"/>
+          <w:szCs w:val="24"/>
+        </w:rPr>
+        <w:t xml:space="preserve"> de amostras.</w:t>
+      </w:r>
+    </w:p>
+    <w:p>
+      <w:pPr>
+        <w:pStyle w:val="BodyText"/>
+        <w:spacing w:before="236"/>
+        <w:ind w:left="569"/>
+        <w:jc w:val="both"/>
+        <w:rPr>
+          <w:sz w:val="24"/>
+          <w:szCs w:val="24"/>
+        </w:rPr>
+      </w:pPr>
+      <w:r>
+        <w:rPr>
+          <w:sz w:val="24"/>
+          <w:szCs w:val="24"/>
+        </w:rPr>
+        <w:t xml:space="preserve">Além disso, foi utilizado o </w:t>
+      </w:r>
+      <w:r>
+        <w:rPr>
+          <w:i/>
+          <w:iCs/>
+          <w:sz w:val="24"/>
+          <w:szCs w:val="24"/>
+        </w:rPr>
+        <w:t>zero padding</w:t>
+      </w:r>
+      <w:r>
+        <w:rPr>
+          <w:sz w:val="24"/>
+          <w:szCs w:val="24"/>
+        </w:rPr>
+        <w:t xml:space="preserve"> durante o cálculo d</w:t>
+      </w:r>
+      <w:r>
+        <w:rPr>
+          <w:sz w:val="24"/>
+          <w:szCs w:val="24"/>
+        </w:rPr>
+        <w:t>os coeficientes</w:t>
+      </w:r>
+      <w:r>
+        <w:rPr>
+          <w:sz w:val="24"/>
+          <w:szCs w:val="24"/>
+        </w:rPr>
+        <w:t xml:space="preserve">. O </w:t>
+      </w:r>
+      <w:r>
+        <w:rPr>
+          <w:i/>
+          <w:iCs/>
+          <w:sz w:val="24"/>
+          <w:szCs w:val="24"/>
+        </w:rPr>
+        <w:t>zero padding</w:t>
+      </w:r>
+      <w:r>
+        <w:rPr>
+          <w:sz w:val="24"/>
+          <w:szCs w:val="24"/>
+        </w:rPr>
+        <w:t xml:space="preserve"> permite obter uma resolução superior, o que resulta em uma representação mais precisa do espectro. </w:t>
+      </w:r>
+      <w:r>
+        <w:rPr>
+          <w:sz w:val="24"/>
+          <w:szCs w:val="24"/>
+        </w:rPr>
+        <w:t>Além disso, es</w:t>
+      </w:r>
+      <w:r>
+        <w:rPr>
+          <w:sz w:val="24"/>
+          <w:szCs w:val="24"/>
+        </w:rPr>
+        <w:t>t</w:t>
+      </w:r>
+      <w:r>
+        <w:rPr>
+          <w:sz w:val="24"/>
+          <w:szCs w:val="24"/>
+        </w:rPr>
+        <w:t>a técnica facilita o cálculo da FFT, uma vez que a Transformada Rápida de Fourier é particularmente eficiente quando o comprimento do sinal é uma potência de 2</w:t>
+      </w:r>
+      <w:r>
+        <w:rPr>
+          <w:sz w:val="24"/>
+          <w:szCs w:val="24"/>
+        </w:rPr>
+        <w:t>.</w:t>
+      </w:r>
+    </w:p>
+    <w:p>
+      <w:pPr>
+        <w:pStyle w:val="BodyText"/>
+        <w:spacing w:before="236"/>
+        <w:ind w:left="569"/>
+        <w:jc w:val="both"/>
+        <w:rPr>
+          <w:sz w:val="24"/>
+          <w:szCs w:val="24"/>
         </w:rPr>
       </w:pPr>
     </w:p>
@@ -1527,162 +1574,8 @@
           <w:sz w:val="36"/>
           <w:szCs w:val="36"/>
         </w:rPr>
-        <w:t>3. Representação e Processamento dos Sinais</w:t>
-      </w:r>
-    </w:p>
-    <w:p>
-      <w:pPr>
-        <w:pStyle w:val="BodyText"/>
-        <w:spacing w:before="236"/>
-        <w:ind w:left="569"/>
-      </w:pPr>
-      <w:r>
-        <w:t>Foi desenvolvido um</w:t>
-      </w:r>
-      <w:r>
-        <w:t>a função</w:t>
-      </w:r>
-      <w:r>
-        <w:t xml:space="preserve"> para apresentar graficamente um sinal de áudio selecionado. No gráfico, o eixo horizontal representa o tempo (em segundos) e o eixo vertical corresponde à amplitude do sinal.</w:t>
-      </w:r>
-    </w:p>
-    <w:p>
-      <w:pPr>
-        <w:pStyle w:val="BodyText"/>
-        <w:spacing w:before="236"/>
-        <w:ind w:left="569"/>
-      </w:pPr>
-      <w:r>
-        <w:t>Para facilitar a diferenciação entre dígitos, foram implementadas as seguintes etapas de pré-processamento:</w:t>
-      </w:r>
-    </w:p>
-    <w:p>
-      <w:pPr>
-        <w:pStyle w:val="BodyText"/>
-        <w:numPr>
-          <w:ilvl w:val="0"/>
-          <w:numId w:val="9"/>
-        </w:numPr>
-        <w:spacing w:before="236"/>
-      </w:pPr>
-      <w:r>
-        <w:rPr>
-          <w:b/>
-          <w:bCs/>
-        </w:rPr>
-        <w:t>Remoção do silêncio inicial</w:t>
-      </w:r>
-      <w:r>
-        <w:t>: Identificação do início da fala com base na energia do sinal.</w:t>
-      </w:r>
-    </w:p>
-    <w:p>
-      <w:pPr>
-        <w:pStyle w:val="BodyText"/>
-        <w:numPr>
-          <w:ilvl w:val="0"/>
-          <w:numId w:val="9"/>
-        </w:numPr>
-        <w:spacing w:before="236"/>
-      </w:pPr>
-      <w:r>
-        <w:rPr>
-          <w:b/>
-          <w:bCs/>
-        </w:rPr>
-        <w:t>Normalização da amplitude</w:t>
-      </w:r>
-      <w:r>
-        <w:t xml:space="preserve">: Ajuste da amplitude para reduzir variações </w:t>
-      </w:r>
-      <w:r>
-        <w:t>através do z-value.</w:t>
-      </w:r>
-    </w:p>
-    <w:p>
-      <w:pPr>
-        <w:pStyle w:val="BodyText"/>
-        <w:numPr>
-          <w:ilvl w:val="0"/>
-          <w:numId w:val="9"/>
-        </w:numPr>
-        <w:spacing w:before="236"/>
-      </w:pPr>
-      <w:r>
-        <w:rPr>
-          <w:b/>
-          <w:bCs/>
-        </w:rPr>
-        <w:t>Uniformização da duração</w:t>
-      </w:r>
-      <w:r>
-        <w:t xml:space="preserve">: Garantia de que todos os sinais têm a mesma </w:t>
-      </w:r>
-      <w:r>
-        <w:t>duração</w:t>
-      </w:r>
-      <w:r>
-        <w:t xml:space="preserve"> através da definição de um </w:t>
-      </w:r>
-      <w:r>
-        <w:t>tamanho</w:t>
-      </w:r>
-      <w:r>
-        <w:t xml:space="preserve"> máximo do vetor de amplitudes.</w:t>
-      </w:r>
-    </w:p>
-    <w:p>
-      <w:pPr>
-        <w:pStyle w:val="BodyText"/>
-        <w:spacing w:before="236"/>
-        <w:ind w:left="569"/>
-      </w:pPr>
-    </w:p>
-    <w:p>
-      <w:pPr>
-        <w:pStyle w:val="BodyText"/>
-        <w:spacing w:before="236"/>
-        <w:ind w:left="569"/>
-      </w:pPr>
-    </w:p>
-    <w:p>
-      <w:pPr>
-        <w:pStyle w:val="BodyText"/>
-        <w:spacing w:before="236"/>
-        <w:ind w:left="569"/>
-      </w:pPr>
-    </w:p>
-    <w:p>
-      <w:pPr>
-        <w:pStyle w:val="BodyText"/>
-        <w:spacing w:before="236"/>
-        <w:ind w:left="569"/>
-      </w:pPr>
-    </w:p>
-    <w:p>
-      <w:pPr>
-        <w:pStyle w:val="BodyText"/>
-        <w:spacing w:before="236"/>
-        <w:ind w:left="569"/>
-      </w:pPr>
-    </w:p>
-    <w:p>
-      <w:pPr>
-        <w:pStyle w:val="BodyText"/>
-        <w:spacing w:before="236"/>
-        <w:ind w:left="569"/>
-      </w:pPr>
-    </w:p>
-    <w:p>
-      <w:pPr>
-        <w:pStyle w:val="BodyText"/>
-        <w:spacing w:before="236"/>
-        <w:ind w:left="569"/>
-        <w:rPr>
-          <w:sz w:val="36"/>
-          <w:szCs w:val="36"/>
-        </w:rPr>
-      </w:pPr>
+        <w:t xml:space="preserve">3. </w:t>
+      </w:r>
       <w:r>
         <w:rPr>
           <w:b/>
@@ -1690,7 +1583,41 @@
           <w:sz w:val="36"/>
           <w:szCs w:val="36"/>
         </w:rPr>
-        <w:t>4. Extração de Características Temporais</w:t>
+        <w:t>Espectro de Amplitude</w:t>
+      </w:r>
+    </w:p>
+    <w:p>
+      <w:pPr>
+        <w:widowControl/>
+        <w:autoSpaceDE/>
+        <w:autoSpaceDN/>
+        <w:spacing w:before="100" w:beforeAutospacing="1" w:after="100" w:afterAutospacing="1"/>
+        <w:ind w:left="569"/>
+        <w:jc w:val="both"/>
+        <w:rPr>
+          <w:rFonts w:eastAsia="Times New Roman" w:cs="Times New Roman"/>
+          <w:sz w:val="24"/>
+          <w:szCs w:val="24"/>
+          <w:lang w:eastAsia="pt-PT"/>
+        </w:rPr>
+      </w:pPr>
+      <w:r>
+        <w:rPr>
+          <w:rFonts w:eastAsia="Times New Roman" w:cs="Times New Roman"/>
+          <w:sz w:val="24"/>
+          <w:szCs w:val="24"/>
+          <w:lang w:eastAsia="pt-PT"/>
+        </w:rPr>
+        <w:t>Foi</w:t>
+      </w:r>
+      <w:r>
+        <w:rPr>
+          <w:rFonts w:eastAsia="Times New Roman" w:cs="Times New Roman"/>
+          <w:sz w:val="24"/>
+          <w:szCs w:val="24"/>
+          <w:lang w:eastAsia="pt-PT"/>
+        </w:rPr>
+        <w:t xml:space="preserve"> calculado o espectro de amplitude de cada sinal, que representa a intensidade de cada frequência no sinal. Para cada dígito, foram calculados valores estatísticos do espectro de amplitude, incluindo a mediana e os quartis (25% e 75%). Estes valores oferecem uma visão geral das características espectrais, permitindo comparar as diferenças entre os sinais de cada dígito.</w:t>
       </w:r>
     </w:p>
     <w:p>
@@ -1698,177 +1625,34 @@
         <w:pStyle w:val="BodyText"/>
         <w:spacing w:before="236"/>
         <w:ind w:left="569"/>
-      </w:pPr>
-      <w:r>
-        <w:t>Para cada sinal de áudio, foram calculadas e registadas as seguintes características:</w:t>
-      </w:r>
-    </w:p>
-    <w:p>
-      <w:pPr>
-        <w:pStyle w:val="BodyText"/>
-        <w:numPr>
-          <w:ilvl w:val="0"/>
-          <w:numId w:val="12"/>
-        </w:numPr>
-        <w:spacing w:before="236"/>
-        <w:rPr>
-          <w:b/>
-          <w:bCs/>
-        </w:rPr>
-      </w:pPr>
-      <w:r>
-        <w:rPr>
-          <w:b/>
-          <w:bCs/>
-        </w:rPr>
-        <w:t xml:space="preserve">Energia </w:t>
-      </w:r>
-      <w:r>
-        <w:rPr>
-          <w:b/>
-          <w:bCs/>
-        </w:rPr>
-        <w:t>T</w:t>
-      </w:r>
-      <w:r>
-        <w:rPr>
-          <w:b/>
-          <w:bCs/>
-        </w:rPr>
-        <w:t>otal</w:t>
-      </w:r>
-    </w:p>
-    <w:p>
-      <w:pPr>
-        <w:pStyle w:val="BodyText"/>
-        <w:numPr>
-          <w:ilvl w:val="0"/>
-          <w:numId w:val="12"/>
-        </w:numPr>
-        <w:spacing w:before="236"/>
-        <w:rPr>
-          <w:b/>
-          <w:bCs/>
-        </w:rPr>
-      </w:pPr>
-      <w:r>
-        <w:rPr>
-          <w:b/>
-          <w:bCs/>
-        </w:rPr>
-        <w:t xml:space="preserve">Amplitude </w:t>
-      </w:r>
-      <w:r>
-        <w:rPr>
-          <w:b/>
-          <w:bCs/>
-        </w:rPr>
-        <w:t>M</w:t>
-      </w:r>
-      <w:r>
-        <w:rPr>
-          <w:b/>
-          <w:bCs/>
-        </w:rPr>
-        <w:t>áxima</w:t>
-      </w:r>
-    </w:p>
-    <w:p>
-      <w:pPr>
-        <w:pStyle w:val="BodyText"/>
-        <w:numPr>
-          <w:ilvl w:val="0"/>
-          <w:numId w:val="12"/>
-        </w:numPr>
-        <w:spacing w:before="236"/>
-        <w:rPr>
-          <w:b/>
-          <w:bCs/>
-        </w:rPr>
-      </w:pPr>
-      <w:r>
-        <w:rPr>
-          <w:b/>
-          <w:bCs/>
-        </w:rPr>
-        <w:t>Zero Crossing Rate</w:t>
-      </w:r>
-    </w:p>
-    <w:p>
-      <w:pPr>
-        <w:pStyle w:val="BodyText"/>
-        <w:numPr>
-          <w:ilvl w:val="0"/>
-          <w:numId w:val="12"/>
-        </w:numPr>
-        <w:spacing w:before="236"/>
-        <w:rPr>
-          <w:b/>
-          <w:bCs/>
-        </w:rPr>
-      </w:pPr>
-      <w:r>
-        <w:rPr>
-          <w:b/>
-          <w:bCs/>
-        </w:rPr>
-        <w:t xml:space="preserve">Desvio </w:t>
-      </w:r>
-      <w:r>
-        <w:rPr>
-          <w:b/>
-          <w:bCs/>
-        </w:rPr>
-        <w:t>P</w:t>
-      </w:r>
-      <w:r>
-        <w:rPr>
-          <w:b/>
-          <w:bCs/>
-        </w:rPr>
-        <w:t>adrão</w:t>
-      </w:r>
-    </w:p>
-    <w:p>
-      <w:pPr>
-        <w:pStyle w:val="BodyText"/>
-        <w:numPr>
-          <w:ilvl w:val="0"/>
-          <w:numId w:val="12"/>
-        </w:numPr>
-        <w:spacing w:before="236"/>
-        <w:rPr>
-          <w:b/>
-          <w:bCs/>
-        </w:rPr>
-      </w:pPr>
-      <w:r>
-        <w:rPr>
-          <w:b/>
-          <w:bCs/>
-        </w:rPr>
-        <w:t>Razão d</w:t>
-      </w:r>
-      <w:r>
-        <w:rPr>
-          <w:b/>
-          <w:bCs/>
-        </w:rPr>
-        <w:t>e</w:t>
-      </w:r>
-      <w:r>
-        <w:rPr>
-          <w:b/>
-          <w:bCs/>
-        </w:rPr>
-        <w:t xml:space="preserve"> Amplitude</w:t>
-      </w:r>
-      <w:r>
-        <w:rPr>
-          <w:b/>
-          <w:bCs/>
-        </w:rPr>
-        <w:t>s</w:t>
+        <w:jc w:val="both"/>
+      </w:pPr>
+      <w:r>
+        <w:rPr>
+          <w:rFonts w:eastAsia="Times New Roman" w:cs="Times New Roman"/>
+          <w:sz w:val="24"/>
+          <w:szCs w:val="24"/>
+          <w:lang w:eastAsia="pt-PT"/>
+        </w:rPr>
+        <w:t>A análise foi realizada apenas para as frequências positivas, que representam a</w:t>
+      </w:r>
+      <w:r>
+        <w:rPr>
+          <w:rFonts w:eastAsia="Times New Roman" w:cs="Times New Roman"/>
+          <w:sz w:val="24"/>
+          <w:szCs w:val="24"/>
+          <w:lang w:eastAsia="pt-PT"/>
+        </w:rPr>
+        <w:t xml:space="preserve"> primeira metade </w:t>
+      </w:r>
+      <w:r>
+        <w:rPr>
+          <w:rFonts w:eastAsia="Times New Roman" w:cs="Times New Roman"/>
+          <w:sz w:val="24"/>
+          <w:szCs w:val="24"/>
+          <w:lang w:eastAsia="pt-PT"/>
+        </w:rPr>
+        <w:t>do espectro de frequências. Assim, apenas a primeira metade do espectro foi considerada, correspondendo às frequências de 0 Hz até à frequência de Nyquist (metade da taxa de amostragem), que contém toda a informação relevante para a reconstrução do sinal original.</w:t>
       </w:r>
     </w:p>
     <w:p>
@@ -1878,132 +1662,19 @@
         <w:ind w:left="569"/>
       </w:pPr>
       <w:r>
-        <w:t>Com base nas características extraídas, foi elaborado um gráfico de dispersão 3D para visualizar a distribuição dos dígitos. A análise evidenciou que as três características mais relevantes para distinguir os dígitos foram:</w:t>
-      </w:r>
-    </w:p>
-    <w:p>
-      <w:pPr>
-        <w:pStyle w:val="BodyText"/>
-        <w:numPr>
-          <w:ilvl w:val="0"/>
-          <w:numId w:val="13"/>
-        </w:numPr>
-        <w:spacing w:before="236"/>
-        <w:rPr>
-          <w:b/>
-          <w:bCs/>
-        </w:rPr>
-      </w:pPr>
-      <w:r>
-        <w:rPr>
-          <w:b/>
-          <w:bCs/>
-        </w:rPr>
-        <w:t>Razão de Amplitudes</w:t>
-      </w:r>
-      <w:r>
-        <w:rPr>
-          <w:b/>
-          <w:bCs/>
-        </w:rPr>
-        <w:t xml:space="preserve"> </w:t>
-      </w:r>
-    </w:p>
-    <w:p>
-      <w:pPr>
-        <w:pStyle w:val="BodyText"/>
-        <w:numPr>
-          <w:ilvl w:val="0"/>
-          <w:numId w:val="13"/>
-        </w:numPr>
-        <w:spacing w:before="236"/>
-      </w:pPr>
-      <w:r>
-        <w:rPr>
-          <w:b/>
-          <w:bCs/>
-        </w:rPr>
-        <w:t xml:space="preserve">Energia </w:t>
-      </w:r>
-      <w:r>
-        <w:rPr>
-          <w:b/>
-          <w:bCs/>
-        </w:rPr>
-        <w:t>T</w:t>
-      </w:r>
-      <w:r>
-        <w:rPr>
-          <w:b/>
-          <w:bCs/>
-        </w:rPr>
-        <w:t>otal</w:t>
-      </w:r>
-    </w:p>
-    <w:p>
-      <w:pPr>
-        <w:pStyle w:val="BodyText"/>
-        <w:numPr>
-          <w:ilvl w:val="0"/>
-          <w:numId w:val="13"/>
-        </w:numPr>
-        <w:spacing w:before="236"/>
-      </w:pPr>
-      <w:r>
-        <w:rPr>
-          <w:b/>
-          <w:bCs/>
-        </w:rPr>
-        <w:t>Zero Crossing Rate</w:t>
-      </w:r>
-    </w:p>
-    <w:p>
-      <w:pPr>
-        <w:pStyle w:val="BodyText"/>
-        <w:spacing w:before="236"/>
-        <w:ind w:left="569"/>
-      </w:pPr>
-    </w:p>
-    <w:p>
-      <w:pPr>
-        <w:pStyle w:val="BodyText"/>
-        <w:spacing w:before="236"/>
-        <w:ind w:left="569"/>
-        <w:rPr>
-          <w:sz w:val="36"/>
-          <w:szCs w:val="36"/>
-        </w:rPr>
-      </w:pPr>
-      <w:r>
-        <w:rPr>
-          <w:b/>
-          <w:bCs/>
-          <w:sz w:val="36"/>
-          <w:szCs w:val="36"/>
-        </w:rPr>
-        <w:t>5. Comparação dos Dígitos</w:t>
-      </w:r>
-    </w:p>
-    <w:p>
-      <w:pPr>
-        <w:pStyle w:val="BodyText"/>
-        <w:spacing w:before="236"/>
-        <w:ind w:left="569"/>
-      </w:pPr>
-      <w:r>
         <w:drawing>
-          <wp:anchor distT="0" distB="0" distL="114300" distR="114300" simplePos="0" relativeHeight="251658240" behindDoc="1" locked="0" layoutInCell="1" allowOverlap="1" wp14:anchorId="4C472404" wp14:editId="4641D7AC">
+          <wp:anchor distT="0" distB="0" distL="114300" distR="114300" simplePos="0" relativeHeight="251658240" behindDoc="1" locked="0" layoutInCell="1" allowOverlap="1" wp14:anchorId="098CA89A" wp14:editId="4E06D647">
             <wp:simplePos x="0" y="0"/>
             <wp:positionH relativeFrom="margin">
               <wp:align>center</wp:align>
             </wp:positionH>
             <wp:positionV relativeFrom="paragraph">
-              <wp:posOffset>1546860</wp:posOffset>
+              <wp:posOffset>183505</wp:posOffset>
             </wp:positionV>
-            <wp:extent cx="4081499" cy="2891462"/>
-            <wp:effectExtent l="0" t="0" r="0" b="4445"/>
+            <wp:extent cx="5322401" cy="1918458"/>
+            <wp:effectExtent l="0" t="0" r="0" b="5715"/>
             <wp:wrapNone/>
-            <wp:docPr id="1195484788" name="Picture 1" descr="A diagram of a graph with colored dots&#10;&#10;AI-generated content may be incorrect."/>
+            <wp:docPr id="492918675" name="Picture 1" descr="A graph with a number of numbers&#10;&#10;AI-generated content may be incorrect."/>
             <wp:cNvGraphicFramePr>
               <a:graphicFrameLocks xmlns:a="http://schemas.openxmlformats.org/drawingml/2006/main" noChangeAspect="1"/>
             </wp:cNvGraphicFramePr>
@@ -2011,7 +1682,7 @@
               <a:graphicData uri="http://schemas.openxmlformats.org/drawingml/2006/picture">
                 <pic:pic xmlns:pic="http://schemas.openxmlformats.org/drawingml/2006/picture">
                   <pic:nvPicPr>
-                    <pic:cNvPr id="1195484788" name="Picture 1" descr="A diagram of a graph with colored dots&#10;&#10;AI-generated content may be incorrect."/>
+                    <pic:cNvPr id="492918675" name="Picture 1" descr="A graph with a number of numbers&#10;&#10;AI-generated content may be incorrect."/>
                     <pic:cNvPicPr/>
                   </pic:nvPicPr>
                   <pic:blipFill>
@@ -2029,7 +1700,7 @@
                   <pic:spPr>
                     <a:xfrm>
                       <a:off x="0" y="0"/>
-                      <a:ext cx="4081499" cy="2891462"/>
+                      <a:ext cx="5322401" cy="1918458"/>
                     </a:xfrm>
                     <a:prstGeom prst="rect">
                       <a:avLst/>
@@ -2047,88 +1718,524 @@
           </wp:anchor>
         </w:drawing>
       </w:r>
-      <w:r>
-        <w:t xml:space="preserve">Após a análise dos gráficos, podemos identificar características notáveis de alguns dígitos. O dígito </w:t>
-      </w:r>
-      <w:r>
+    </w:p>
+    <w:p>
+      <w:pPr>
+        <w:pStyle w:val="BodyText"/>
+        <w:spacing w:before="236"/>
+        <w:ind w:left="569"/>
+      </w:pPr>
+    </w:p>
+    <w:p>
+      <w:pPr>
+        <w:pStyle w:val="BodyText"/>
+        <w:spacing w:before="236"/>
+        <w:ind w:left="569"/>
+      </w:pPr>
+    </w:p>
+    <w:p>
+      <w:pPr>
+        <w:pStyle w:val="BodyText"/>
+        <w:spacing w:before="236"/>
+        <w:ind w:left="569"/>
+      </w:pPr>
+    </w:p>
+    <w:p>
+      <w:pPr>
+        <w:pStyle w:val="BodyText"/>
+        <w:spacing w:before="236"/>
+        <w:ind w:left="569"/>
+      </w:pPr>
+    </w:p>
+    <w:p>
+      <w:pPr>
+        <w:pStyle w:val="BodyText"/>
+        <w:spacing w:before="236"/>
         <w:rPr>
           <w:b/>
           <w:bCs/>
-        </w:rPr>
-        <w:t>6</w:t>
-      </w:r>
-      <w:r>
-        <w:t xml:space="preserve"> apresenta um </w:t>
-      </w:r>
-      <w:r>
+          <w:sz w:val="36"/>
+          <w:szCs w:val="36"/>
+        </w:rPr>
+      </w:pPr>
+    </w:p>
+    <w:p>
+      <w:pPr>
+        <w:pStyle w:val="BodyText"/>
+        <w:spacing w:before="236"/>
+        <w:ind w:left="569"/>
         <w:rPr>
           <w:b/>
           <w:bCs/>
-        </w:rPr>
-        <w:t>Zero Crossing Rate</w:t>
-      </w:r>
-      <w:r>
-        <w:t xml:space="preserve"> elevado, sendo um dos maiores entre os números analisados. Da mesma forma, o dígito </w:t>
-      </w:r>
+          <w:sz w:val="36"/>
+          <w:szCs w:val="36"/>
+        </w:rPr>
+      </w:pPr>
+    </w:p>
+    <w:p>
+      <w:pPr>
+        <w:pStyle w:val="BodyText"/>
+        <w:spacing w:before="236"/>
+        <w:ind w:left="569"/>
+        <w:rPr>
+          <w:sz w:val="36"/>
+          <w:szCs w:val="36"/>
+        </w:rPr>
+      </w:pPr>
       <w:r>
         <w:rPr>
           <w:b/>
           <w:bCs/>
-        </w:rPr>
-        <w:t>7</w:t>
-      </w:r>
-      <w:r>
-        <w:t xml:space="preserve"> também se destaca por um </w:t>
+          <w:sz w:val="36"/>
+          <w:szCs w:val="36"/>
+        </w:rPr>
+        <w:t xml:space="preserve">4. Extração de Características </w:t>
       </w:r>
       <w:r>
         <w:rPr>
           <w:b/>
           <w:bCs/>
-        </w:rPr>
-        <w:t>Zero Crossing Rate</w:t>
-      </w:r>
-      <w:r>
-        <w:t xml:space="preserve"> elevado, além de possuir uma </w:t>
-      </w:r>
+          <w:sz w:val="36"/>
+          <w:szCs w:val="36"/>
+        </w:rPr>
+        <w:t>Espectrais</w:t>
+      </w:r>
+    </w:p>
+    <w:p>
+      <w:pPr>
+        <w:pStyle w:val="BodyText"/>
+        <w:spacing w:before="236"/>
+        <w:ind w:left="569"/>
+      </w:pPr>
+      <w:r>
+        <w:t xml:space="preserve">Para cada sinal foram </w:t>
+      </w:r>
+      <w:r>
+        <w:t>extraídas várias características espectrais, com o intuito de identificar atributos que possam ajudar na diferenciação dos dígitos. As características analisadas incluíram:</w:t>
+      </w:r>
+    </w:p>
+    <w:p>
+      <w:pPr>
+        <w:pStyle w:val="BodyText"/>
+        <w:numPr>
+          <w:ilvl w:val="0"/>
+          <w:numId w:val="14"/>
+        </w:numPr>
+        <w:spacing w:before="236"/>
+        <w:jc w:val="both"/>
+      </w:pPr>
       <w:r>
         <w:rPr>
           <w:b/>
           <w:bCs/>
         </w:rPr>
-        <w:t>energia total significativamente alta</w:t>
-      </w:r>
-      <w:r>
-        <w:t xml:space="preserve">. Já o número </w:t>
-      </w:r>
+        <w:t>Frequência Dominante</w:t>
+      </w:r>
+      <w:r>
+        <w:t xml:space="preserve">: A frequência com a maior </w:t>
+      </w:r>
+      <w:r>
+        <w:t>amplitude</w:t>
+      </w:r>
+      <w:r>
+        <w:t xml:space="preserve"> no espectro, representando a principal característica tonal do sinal.</w:t>
+      </w:r>
+    </w:p>
+    <w:p>
+      <w:pPr>
+        <w:pStyle w:val="BodyText"/>
+        <w:numPr>
+          <w:ilvl w:val="0"/>
+          <w:numId w:val="14"/>
+        </w:numPr>
+        <w:spacing w:before="236"/>
+        <w:jc w:val="both"/>
+      </w:pPr>
       <w:r>
         <w:rPr>
           <w:b/>
           <w:bCs/>
         </w:rPr>
-        <w:t>4</w:t>
-      </w:r>
-      <w:r>
-        <w:t xml:space="preserve">, por outro lado, exibe uma </w:t>
-      </w:r>
+        <w:t>Peak to Average Ratio (PAR)</w:t>
+      </w:r>
+      <w:r>
+        <w:t xml:space="preserve">: Uma medida que compara o pico máximo do espectro com a média das </w:t>
+      </w:r>
+      <w:r>
+        <w:t>amplitudes</w:t>
+      </w:r>
+      <w:r>
+        <w:t>, indicando a concentração de energia em frequências específicas.</w:t>
+      </w:r>
+    </w:p>
+    <w:p>
+      <w:pPr>
+        <w:pStyle w:val="BodyText"/>
+        <w:numPr>
+          <w:ilvl w:val="0"/>
+          <w:numId w:val="14"/>
+        </w:numPr>
+        <w:spacing w:before="236"/>
+        <w:jc w:val="both"/>
+      </w:pPr>
       <w:r>
         <w:rPr>
           <w:b/>
           <w:bCs/>
         </w:rPr>
-        <w:t>energia total mais baixa</w:t>
-      </w:r>
-      <w:r>
-        <w:t xml:space="preserve">, porém, se caracteriza por uma </w:t>
-      </w:r>
+        <w:t>Entropia Espectral</w:t>
+      </w:r>
+      <w:r>
+        <w:t>: Medida que quantifica a imprevisibilidade do espectro, sendo útil para capturar a complexidade dos sinais.</w:t>
+      </w:r>
+    </w:p>
+    <w:p>
+      <w:pPr>
+        <w:pStyle w:val="BodyText"/>
+        <w:numPr>
+          <w:ilvl w:val="0"/>
+          <w:numId w:val="14"/>
+        </w:numPr>
+        <w:spacing w:before="236"/>
+        <w:jc w:val="both"/>
+      </w:pPr>
       <w:r>
         <w:rPr>
           <w:b/>
           <w:bCs/>
         </w:rPr>
-        <w:t>razão de amplitude maior</w:t>
-      </w:r>
-      <w:r>
-        <w:t xml:space="preserve"> em comparação aos demais.</w:t>
+        <w:t>Spectral Edge Frequency</w:t>
+      </w:r>
+      <w:r>
+        <w:t xml:space="preserve">: Frequência na qual </w:t>
+      </w:r>
+      <w:r>
+        <w:t>certa percentagem</w:t>
+      </w:r>
+      <w:r>
+        <w:t xml:space="preserve"> d</w:t>
+      </w:r>
+      <w:r>
+        <w:t>e</w:t>
+      </w:r>
+      <w:r>
+        <w:t xml:space="preserve"> energia do espectro está acumulada, proporcionando uma visão sobre a dispersão da energia nas frequências mais altas.</w:t>
+      </w:r>
+      <w:r>
+        <w:t xml:space="preserve"> A </w:t>
+      </w:r>
+      <w:r>
+        <w:t>percentagem utilizada foi 90%.</w:t>
+      </w:r>
+    </w:p>
+    <w:p>
+      <w:pPr>
+        <w:pStyle w:val="BodyText"/>
+        <w:numPr>
+          <w:ilvl w:val="0"/>
+          <w:numId w:val="14"/>
+        </w:numPr>
+        <w:spacing w:before="236"/>
+        <w:jc w:val="both"/>
+      </w:pPr>
+      <w:r>
+        <w:rPr>
+          <w:b/>
+          <w:bCs/>
+        </w:rPr>
+        <w:t>Spectral Slope</w:t>
+      </w:r>
+      <w:r>
+        <w:t xml:space="preserve">: Representa a inclinação do espectro, indicando a tendência das </w:t>
+      </w:r>
+      <w:r>
+        <w:t>amplitudes</w:t>
+      </w:r>
+      <w:r>
+        <w:t xml:space="preserve"> espectrais ao longo d</w:t>
+      </w:r>
+      <w:r>
+        <w:t>o eixo</w:t>
+      </w:r>
+      <w:r>
+        <w:t xml:space="preserve"> d</w:t>
+      </w:r>
+      <w:r>
+        <w:t>as</w:t>
+      </w:r>
+      <w:r>
+        <w:t xml:space="preserve"> frequências.</w:t>
+      </w:r>
+    </w:p>
+    <w:p>
+      <w:pPr>
+        <w:pStyle w:val="BodyText"/>
+        <w:spacing w:before="236"/>
+        <w:ind w:left="569"/>
+        <w:jc w:val="both"/>
+      </w:pPr>
+      <w:r>
+        <w:t>Essas características fornecem uma descrição rica do comportamento espectral dos sinais, o que é essencial para a análise e comparação entre os diferentes dígitos.</w:t>
+      </w:r>
+    </w:p>
+    <w:p>
+      <w:pPr>
+        <w:pStyle w:val="BodyText"/>
+        <w:spacing w:before="236"/>
+        <w:ind w:left="569"/>
+      </w:pPr>
+    </w:p>
+    <w:p>
+      <w:pPr>
+        <w:pStyle w:val="BodyText"/>
+        <w:spacing w:before="236"/>
+        <w:ind w:left="569"/>
+        <w:rPr>
+          <w:sz w:val="36"/>
+          <w:szCs w:val="36"/>
+        </w:rPr>
+      </w:pPr>
+      <w:r>
+        <w:rPr>
+          <w:b/>
+          <w:bCs/>
+          <w:sz w:val="36"/>
+          <w:szCs w:val="36"/>
+        </w:rPr>
+        <w:t xml:space="preserve">5. </w:t>
+      </w:r>
+      <w:r>
+        <w:rPr>
+          <w:b/>
+          <w:bCs/>
+          <w:sz w:val="36"/>
+          <w:szCs w:val="36"/>
+        </w:rPr>
+        <w:t>C</w:t>
+      </w:r>
+      <w:r>
+        <w:rPr>
+          <w:b/>
+          <w:bCs/>
+          <w:sz w:val="36"/>
+          <w:szCs w:val="36"/>
+        </w:rPr>
+        <w:t>omparação dos Dígitos</w:t>
+      </w:r>
+    </w:p>
+    <w:p>
+      <w:pPr>
+        <w:pStyle w:val="BodyText"/>
+        <w:spacing w:before="236"/>
+        <w:ind w:left="569"/>
+        <w:rPr>
+          <w:noProof/>
+        </w:rPr>
+      </w:pPr>
+      <w:r>
+        <w:rPr>
+          <w:noProof/>
+        </w:rPr>
+        <w:t xml:space="preserve">Para comparar os dígitos, as características espectrais extraídas foram visualizadas </w:t>
+      </w:r>
+      <w:r>
+        <w:rPr>
+          <w:noProof/>
+        </w:rPr>
+        <w:t xml:space="preserve">através de </w:t>
+      </w:r>
+      <w:r>
+        <w:rPr>
+          <w:noProof/>
+        </w:rPr>
+        <w:t xml:space="preserve">um </w:t>
+      </w:r>
+      <w:r>
+        <w:rPr>
+          <w:noProof/>
+        </w:rPr>
+        <w:t>gráfico 3D e boxplots para observar como cada característica se distribui entre os dígitos. A partir desses gráficos, foi possível identificar quais características permitem uma melhor separação dos dígitos.</w:t>
+      </w:r>
+      <w:r>
+        <w:rPr>
+          <w:noProof/>
+        </w:rPr>
+        <w:t xml:space="preserve"> </w:t>
+      </w:r>
+      <w:r>
+        <w:rPr>
+          <w:noProof/>
+        </w:rPr>
+        <w:t xml:space="preserve">A análise revelou que as três características mais eficazes para diferenciar os dígitos foram o </w:t>
+      </w:r>
+      <w:r>
+        <w:rPr>
+          <w:i/>
+          <w:iCs/>
+          <w:noProof/>
+        </w:rPr>
+        <w:t>Peak to Average Ratio (PAR)</w:t>
+      </w:r>
+      <w:r>
+        <w:rPr>
+          <w:noProof/>
+        </w:rPr>
+        <w:t xml:space="preserve">, a </w:t>
+      </w:r>
+      <w:r>
+        <w:rPr>
+          <w:i/>
+          <w:iCs/>
+          <w:noProof/>
+        </w:rPr>
+        <w:t>Entropia Espectral</w:t>
+      </w:r>
+      <w:r>
+        <w:rPr>
+          <w:noProof/>
+        </w:rPr>
+        <w:t xml:space="preserve"> e o </w:t>
+      </w:r>
+      <w:r>
+        <w:rPr>
+          <w:i/>
+          <w:iCs/>
+          <w:noProof/>
+        </w:rPr>
+        <w:t>Spectral Slope</w:t>
+      </w:r>
+      <w:r>
+        <w:rPr>
+          <w:noProof/>
+        </w:rPr>
+        <w:t>. Essas características apresentam variações significativas entre os dígitos, facilitando a distinção entre eles.</w:t>
+      </w:r>
+    </w:p>
+    <w:p>
+      <w:pPr>
+        <w:pStyle w:val="BodyText"/>
+        <w:spacing w:before="236"/>
+        <w:ind w:left="569"/>
+      </w:pPr>
+      <w:r>
+        <w:drawing>
+          <wp:anchor distT="0" distB="0" distL="114300" distR="114300" simplePos="0" relativeHeight="251660288" behindDoc="1" locked="0" layoutInCell="1" allowOverlap="1" wp14:anchorId="656164DD" wp14:editId="7BD34FC0">
+            <wp:simplePos x="0" y="0"/>
+            <wp:positionH relativeFrom="margin">
+              <wp:posOffset>3197225</wp:posOffset>
+            </wp:positionH>
+            <wp:positionV relativeFrom="paragraph">
+              <wp:posOffset>537675</wp:posOffset>
+            </wp:positionV>
+            <wp:extent cx="3116485" cy="2544928"/>
+            <wp:effectExtent l="0" t="0" r="8255" b="8255"/>
+            <wp:wrapNone/>
+            <wp:docPr id="37579840" name="Picture 1" descr="A graph with numbers and lines&#10;&#10;AI-generated content may be incorrect."/>
+            <wp:cNvGraphicFramePr>
+              <a:graphicFrameLocks xmlns:a="http://schemas.openxmlformats.org/drawingml/2006/main" noChangeAspect="1"/>
+            </wp:cNvGraphicFramePr>
+            <a:graphic xmlns:a="http://schemas.openxmlformats.org/drawingml/2006/main">
+              <a:graphicData uri="http://schemas.openxmlformats.org/drawingml/2006/picture">
+                <pic:pic xmlns:pic="http://schemas.openxmlformats.org/drawingml/2006/picture">
+                  <pic:nvPicPr>
+                    <pic:cNvPr id="37579840" name="Picture 1" descr="A graph with numbers and lines&#10;&#10;AI-generated content may be incorrect."/>
+                    <pic:cNvPicPr/>
+                  </pic:nvPicPr>
+                  <pic:blipFill>
+                    <a:blip r:embed="rId10">
+                      <a:extLst>
+                        <a:ext uri="{28A0092B-C50C-407E-A947-70E740481C1C}">
+                          <a14:useLocalDpi xmlns:a14="http://schemas.microsoft.com/office/drawing/2010/main" val="0"/>
+                        </a:ext>
+                      </a:extLst>
+                    </a:blip>
+                    <a:stretch>
+                      <a:fillRect/>
+                    </a:stretch>
+                  </pic:blipFill>
+                  <pic:spPr>
+                    <a:xfrm>
+                      <a:off x="0" y="0"/>
+                      <a:ext cx="3116485" cy="2544928"/>
+                    </a:xfrm>
+                    <a:prstGeom prst="rect">
+                      <a:avLst/>
+                    </a:prstGeom>
+                  </pic:spPr>
+                </pic:pic>
+              </a:graphicData>
+            </a:graphic>
+            <wp14:sizeRelH relativeFrom="margin">
+              <wp14:pctWidth>0</wp14:pctWidth>
+            </wp14:sizeRelH>
+            <wp14:sizeRelV relativeFrom="margin">
+              <wp14:pctHeight>0</wp14:pctHeight>
+            </wp14:sizeRelV>
+          </wp:anchor>
+        </w:drawing>
+      </w:r>
+      <w:r>
+        <w:rPr>
+          <w:b/>
+          <w:bCs/>
+          <w:sz w:val="36"/>
+          <w:szCs w:val="36"/>
+        </w:rPr>
+        <w:drawing>
+          <wp:anchor distT="0" distB="0" distL="114300" distR="114300" simplePos="0" relativeHeight="251659264" behindDoc="1" locked="0" layoutInCell="1" allowOverlap="1" wp14:anchorId="69C88563" wp14:editId="01E6AB05">
+            <wp:simplePos x="0" y="0"/>
+            <wp:positionH relativeFrom="margin">
+              <wp:align>left</wp:align>
+            </wp:positionH>
+            <wp:positionV relativeFrom="paragraph">
+              <wp:posOffset>482913</wp:posOffset>
+            </wp:positionV>
+            <wp:extent cx="3174212" cy="2584630"/>
+            <wp:effectExtent l="0" t="0" r="7620" b="6350"/>
+            <wp:wrapNone/>
+            <wp:docPr id="1124415947" name="Picture 1" descr="A graph with colored dots&#10;&#10;AI-generated content may be incorrect."/>
+            <wp:cNvGraphicFramePr>
+              <a:graphicFrameLocks xmlns:a="http://schemas.openxmlformats.org/drawingml/2006/main" noChangeAspect="1"/>
+            </wp:cNvGraphicFramePr>
+            <a:graphic xmlns:a="http://schemas.openxmlformats.org/drawingml/2006/main">
+              <a:graphicData uri="http://schemas.openxmlformats.org/drawingml/2006/picture">
+                <pic:pic xmlns:pic="http://schemas.openxmlformats.org/drawingml/2006/picture">
+                  <pic:nvPicPr>
+                    <pic:cNvPr id="1124415947" name="Picture 1" descr="A graph with colored dots&#10;&#10;AI-generated content may be incorrect."/>
+                    <pic:cNvPicPr/>
+                  </pic:nvPicPr>
+                  <pic:blipFill>
+                    <a:blip r:embed="rId11">
+                      <a:extLst>
+                        <a:ext uri="{28A0092B-C50C-407E-A947-70E740481C1C}">
+                          <a14:useLocalDpi xmlns:a14="http://schemas.microsoft.com/office/drawing/2010/main" val="0"/>
+                        </a:ext>
+                      </a:extLst>
+                    </a:blip>
+                    <a:stretch>
+                      <a:fillRect/>
+                    </a:stretch>
+                  </pic:blipFill>
+                  <pic:spPr>
+                    <a:xfrm>
+                      <a:off x="0" y="0"/>
+                      <a:ext cx="3174212" cy="2584630"/>
+                    </a:xfrm>
+                    <a:prstGeom prst="rect">
+                      <a:avLst/>
+                    </a:prstGeom>
+                  </pic:spPr>
+                </pic:pic>
+              </a:graphicData>
+            </a:graphic>
+            <wp14:sizeRelH relativeFrom="margin">
+              <wp14:pctWidth>0</wp14:pctWidth>
+            </wp14:sizeRelH>
+            <wp14:sizeRelV relativeFrom="margin">
+              <wp14:pctHeight>0</wp14:pctHeight>
+            </wp14:sizeRelV>
+          </wp:anchor>
+        </w:drawing>
       </w:r>
     </w:p>
     <w:sectPr>
@@ -2942,6 +3049,155 @@
     </w:lvl>
   </w:abstractNum>
   <w:abstractNum w:abstractNumId="3" w15:restartNumberingAfterBreak="0">
+    <w:nsid w:val="1DA92339"/>
+    <w:multiLevelType w:val="multilevel"/>
+    <w:tmpl w:val="149C0796"/>
+    <w:lvl w:ilvl="0">
+      <w:start w:val="1"/>
+      <w:numFmt w:val="bullet"/>
+      <w:lvlText w:val=""/>
+      <w:lvlJc w:val="left"/>
+      <w:pPr>
+        <w:tabs>
+          <w:tab w:val="num" w:pos="929"/>
+        </w:tabs>
+        <w:ind w:left="929" w:hanging="360"/>
+      </w:pPr>
+      <w:rPr>
+        <w:rFonts w:ascii="Symbol" w:hAnsi="Symbol" w:hint="default"/>
+        <w:sz w:val="20"/>
+      </w:rPr>
+    </w:lvl>
+    <w:lvl w:ilvl="1" w:tentative="1">
+      <w:start w:val="1"/>
+      <w:numFmt w:val="bullet"/>
+      <w:lvlText w:val="o"/>
+      <w:lvlJc w:val="left"/>
+      <w:pPr>
+        <w:tabs>
+          <w:tab w:val="num" w:pos="1649"/>
+        </w:tabs>
+        <w:ind w:left="1649" w:hanging="360"/>
+      </w:pPr>
+      <w:rPr>
+        <w:rFonts w:ascii="Courier New" w:hAnsi="Courier New" w:hint="default"/>
+        <w:sz w:val="20"/>
+      </w:rPr>
+    </w:lvl>
+    <w:lvl w:ilvl="2" w:tentative="1">
+      <w:start w:val="1"/>
+      <w:numFmt w:val="bullet"/>
+      <w:lvlText w:val=""/>
+      <w:lvlJc w:val="left"/>
+      <w:pPr>
+        <w:tabs>
+          <w:tab w:val="num" w:pos="2369"/>
+        </w:tabs>
+        <w:ind w:left="2369" w:hanging="360"/>
+      </w:pPr>
+      <w:rPr>
+        <w:rFonts w:ascii="Wingdings" w:hAnsi="Wingdings" w:hint="default"/>
+        <w:sz w:val="20"/>
+      </w:rPr>
+    </w:lvl>
+    <w:lvl w:ilvl="3" w:tentative="1">
+      <w:start w:val="1"/>
+      <w:numFmt w:val="bullet"/>
+      <w:lvlText w:val=""/>
+      <w:lvlJc w:val="left"/>
+      <w:pPr>
+        <w:tabs>
+          <w:tab w:val="num" w:pos="3089"/>
+        </w:tabs>
+        <w:ind w:left="3089" w:hanging="360"/>
+      </w:pPr>
+      <w:rPr>
+        <w:rFonts w:ascii="Wingdings" w:hAnsi="Wingdings" w:hint="default"/>
+        <w:sz w:val="20"/>
+      </w:rPr>
+    </w:lvl>
+    <w:lvl w:ilvl="4" w:tentative="1">
+      <w:start w:val="1"/>
+      <w:numFmt w:val="bullet"/>
+      <w:lvlText w:val=""/>
+      <w:lvlJc w:val="left"/>
+      <w:pPr>
+        <w:tabs>
+          <w:tab w:val="num" w:pos="3809"/>
+        </w:tabs>
+        <w:ind w:left="3809" w:hanging="360"/>
+      </w:pPr>
+      <w:rPr>
+        <w:rFonts w:ascii="Wingdings" w:hAnsi="Wingdings" w:hint="default"/>
+        <w:sz w:val="20"/>
+      </w:rPr>
+    </w:lvl>
+    <w:lvl w:ilvl="5" w:tentative="1">
+      <w:start w:val="1"/>
+      <w:numFmt w:val="bullet"/>
+      <w:lvlText w:val=""/>
+      <w:lvlJc w:val="left"/>
+      <w:pPr>
+        <w:tabs>
+          <w:tab w:val="num" w:pos="4529"/>
+        </w:tabs>
+        <w:ind w:left="4529" w:hanging="360"/>
+      </w:pPr>
+      <w:rPr>
+        <w:rFonts w:ascii="Wingdings" w:hAnsi="Wingdings" w:hint="default"/>
+        <w:sz w:val="20"/>
+      </w:rPr>
+    </w:lvl>
+    <w:lvl w:ilvl="6" w:tentative="1">
+      <w:start w:val="1"/>
+      <w:numFmt w:val="bullet"/>
+      <w:lvlText w:val=""/>
+      <w:lvlJc w:val="left"/>
+      <w:pPr>
+        <w:tabs>
+          <w:tab w:val="num" w:pos="5249"/>
+        </w:tabs>
+        <w:ind w:left="5249" w:hanging="360"/>
+      </w:pPr>
+      <w:rPr>
+        <w:rFonts w:ascii="Wingdings" w:hAnsi="Wingdings" w:hint="default"/>
+        <w:sz w:val="20"/>
+      </w:rPr>
+    </w:lvl>
+    <w:lvl w:ilvl="7" w:tentative="1">
+      <w:start w:val="1"/>
+      <w:numFmt w:val="bullet"/>
+      <w:lvlText w:val=""/>
+      <w:lvlJc w:val="left"/>
+      <w:pPr>
+        <w:tabs>
+          <w:tab w:val="num" w:pos="5969"/>
+        </w:tabs>
+        <w:ind w:left="5969" w:hanging="360"/>
+      </w:pPr>
+      <w:rPr>
+        <w:rFonts w:ascii="Wingdings" w:hAnsi="Wingdings" w:hint="default"/>
+        <w:sz w:val="20"/>
+      </w:rPr>
+    </w:lvl>
+    <w:lvl w:ilvl="8" w:tentative="1">
+      <w:start w:val="1"/>
+      <w:numFmt w:val="bullet"/>
+      <w:lvlText w:val=""/>
+      <w:lvlJc w:val="left"/>
+      <w:pPr>
+        <w:tabs>
+          <w:tab w:val="num" w:pos="6689"/>
+        </w:tabs>
+        <w:ind w:left="6689" w:hanging="360"/>
+      </w:pPr>
+      <w:rPr>
+        <w:rFonts w:ascii="Wingdings" w:hAnsi="Wingdings" w:hint="default"/>
+        <w:sz w:val="20"/>
+      </w:rPr>
+    </w:lvl>
+  </w:abstractNum>
+  <w:abstractNum w:abstractNumId="4" w15:restartNumberingAfterBreak="0">
     <w:nsid w:val="1E4E3CB4"/>
     <w:multiLevelType w:val="multilevel"/>
     <w:tmpl w:val="F3DCDF16"/>
@@ -3090,7 +3346,7 @@
       </w:rPr>
     </w:lvl>
   </w:abstractNum>
-  <w:abstractNum w:abstractNumId="4" w15:restartNumberingAfterBreak="0">
+  <w:abstractNum w:abstractNumId="5" w15:restartNumberingAfterBreak="0">
     <w:nsid w:val="29A30CA3"/>
     <w:multiLevelType w:val="multilevel"/>
     <w:tmpl w:val="E3D61776"/>
@@ -3239,7 +3495,7 @@
       </w:rPr>
     </w:lvl>
   </w:abstractNum>
-  <w:abstractNum w:abstractNumId="5" w15:restartNumberingAfterBreak="0">
+  <w:abstractNum w:abstractNumId="6" w15:restartNumberingAfterBreak="0">
     <w:nsid w:val="35BC3777"/>
     <w:multiLevelType w:val="hybridMultilevel"/>
     <w:tmpl w:val="D7DCC5DE"/>
@@ -3328,7 +3584,7 @@
       </w:pPr>
     </w:lvl>
   </w:abstractNum>
-  <w:abstractNum w:abstractNumId="6" w15:restartNumberingAfterBreak="0">
+  <w:abstractNum w:abstractNumId="7" w15:restartNumberingAfterBreak="0">
     <w:nsid w:val="3C0B4358"/>
     <w:multiLevelType w:val="multilevel"/>
     <w:tmpl w:val="ADEA5B46"/>
@@ -3477,7 +3733,7 @@
       </w:rPr>
     </w:lvl>
   </w:abstractNum>
-  <w:abstractNum w:abstractNumId="7" w15:restartNumberingAfterBreak="0">
+  <w:abstractNum w:abstractNumId="8" w15:restartNumberingAfterBreak="0">
     <w:nsid w:val="43A428C0"/>
     <w:multiLevelType w:val="hybridMultilevel"/>
     <w:tmpl w:val="EFBA5304"/>
@@ -3608,7 +3864,7 @@
       </w:rPr>
     </w:lvl>
   </w:abstractNum>
-  <w:abstractNum w:abstractNumId="8" w15:restartNumberingAfterBreak="0">
+  <w:abstractNum w:abstractNumId="9" w15:restartNumberingAfterBreak="0">
     <w:nsid w:val="4E026461"/>
     <w:multiLevelType w:val="multilevel"/>
     <w:tmpl w:val="5CF82D26"/>
@@ -3757,7 +4013,7 @@
       </w:rPr>
     </w:lvl>
   </w:abstractNum>
-  <w:abstractNum w:abstractNumId="9" w15:restartNumberingAfterBreak="0">
+  <w:abstractNum w:abstractNumId="10" w15:restartNumberingAfterBreak="0">
     <w:nsid w:val="64902365"/>
     <w:multiLevelType w:val="multilevel"/>
     <w:tmpl w:val="3C9CA28A"/>
@@ -3906,7 +4162,7 @@
       </w:rPr>
     </w:lvl>
   </w:abstractNum>
-  <w:abstractNum w:abstractNumId="10" w15:restartNumberingAfterBreak="0">
+  <w:abstractNum w:abstractNumId="11" w15:restartNumberingAfterBreak="0">
     <w:nsid w:val="6BE8012E"/>
     <w:multiLevelType w:val="multilevel"/>
     <w:tmpl w:val="C72460D6"/>
@@ -4055,7 +4311,7 @@
       </w:rPr>
     </w:lvl>
   </w:abstractNum>
-  <w:abstractNum w:abstractNumId="11" w15:restartNumberingAfterBreak="0">
+  <w:abstractNum w:abstractNumId="12" w15:restartNumberingAfterBreak="0">
     <w:nsid w:val="72A57F73"/>
     <w:multiLevelType w:val="multilevel"/>
     <w:tmpl w:val="621410F8"/>
@@ -4204,7 +4460,7 @@
       </w:rPr>
     </w:lvl>
   </w:abstractNum>
-  <w:abstractNum w:abstractNumId="12" w15:restartNumberingAfterBreak="0">
+  <w:abstractNum w:abstractNumId="13" w15:restartNumberingAfterBreak="0">
     <w:nsid w:val="77DD2D6A"/>
     <w:multiLevelType w:val="multilevel"/>
     <w:tmpl w:val="E7AEBE8E"/>
@@ -4354,43 +4610,46 @@
     </w:lvl>
   </w:abstractNum>
   <w:num w:numId="1" w16cid:durableId="545142006">
-    <w:abstractNumId w:val="7"/>
+    <w:abstractNumId w:val="8"/>
   </w:num>
   <w:num w:numId="2" w16cid:durableId="31350644">
     <w:abstractNumId w:val="0"/>
   </w:num>
   <w:num w:numId="3" w16cid:durableId="1190221650">
-    <w:abstractNumId w:val="4"/>
+    <w:abstractNumId w:val="5"/>
   </w:num>
   <w:num w:numId="4" w16cid:durableId="2013677882">
-    <w:abstractNumId w:val="6"/>
+    <w:abstractNumId w:val="7"/>
   </w:num>
   <w:num w:numId="5" w16cid:durableId="681592579">
     <w:abstractNumId w:val="2"/>
   </w:num>
   <w:num w:numId="6" w16cid:durableId="674305519">
+    <w:abstractNumId w:val="12"/>
+  </w:num>
+  <w:num w:numId="7" w16cid:durableId="46144996">
+    <w:abstractNumId w:val="13"/>
+  </w:num>
+  <w:num w:numId="8" w16cid:durableId="535582216">
+    <w:abstractNumId w:val="6"/>
+  </w:num>
+  <w:num w:numId="9" w16cid:durableId="1102454431">
     <w:abstractNumId w:val="11"/>
   </w:num>
-  <w:num w:numId="7" w16cid:durableId="46144996">
-    <w:abstractNumId w:val="12"/>
-  </w:num>
-  <w:num w:numId="8" w16cid:durableId="535582216">
-    <w:abstractNumId w:val="5"/>
-  </w:num>
-  <w:num w:numId="9" w16cid:durableId="1102454431">
+  <w:num w:numId="10" w16cid:durableId="389960777">
     <w:abstractNumId w:val="10"/>
   </w:num>
-  <w:num w:numId="10" w16cid:durableId="389960777">
-    <w:abstractNumId w:val="9"/>
-  </w:num>
   <w:num w:numId="11" w16cid:durableId="1990010804">
-    <w:abstractNumId w:val="3"/>
+    <w:abstractNumId w:val="4"/>
   </w:num>
   <w:num w:numId="12" w16cid:durableId="2090032245">
     <w:abstractNumId w:val="1"/>
   </w:num>
   <w:num w:numId="13" w16cid:durableId="848720429">
-    <w:abstractNumId w:val="8"/>
+    <w:abstractNumId w:val="9"/>
+  </w:num>
+  <w:num w:numId="14" w16cid:durableId="740830926">
+    <w:abstractNumId w:val="3"/>
   </w:num>
 </w:numbering>
 </file>

--- a/Relatórios/Relatorio.docx
+++ b/Relatórios/Relatorio.docx
@@ -1011,11 +1011,12 @@
     </w:p>
     <w:p>
       <w:pPr>
-        <w:pStyle w:val="BodyText"/>
-        <w:spacing w:before="162"/>
-        <w:rPr>
-          <w:b/>
-          <w:sz w:val="56"/>
+        <w:tabs>
+          <w:tab w:val="left" w:pos="1286"/>
+        </w:tabs>
+        <w:rPr>
+          <w:i/>
+          <w:sz w:val="36"/>
         </w:rPr>
       </w:pPr>
     </w:p>
@@ -1038,6 +1039,7 @@
       <w:r>
         <w:rPr>
           <w:i/>
+          <w:spacing w:val="-2"/>
           <w:sz w:val="36"/>
         </w:rPr>
         <w:t>Introdução</w:t>
@@ -1072,48 +1074,31 @@
       <w:r>
         <w:rPr>
           <w:i/>
-          <w:w w:val="90"/>
+          <w:spacing w:val="-2"/>
           <w:sz w:val="36"/>
         </w:rPr>
-        <w:t>Coeficientes da S</w:t>
+        <w:t>Classificador Autom</w:t>
       </w:r>
       <w:r>
         <w:rPr>
           <w:i/>
-          <w:w w:val="90"/>
+          <w:spacing w:val="-2"/>
           <w:sz w:val="36"/>
         </w:rPr>
-        <w:t>é</w:t>
+        <w:t>á</w:t>
       </w:r>
       <w:r>
         <w:rPr>
           <w:i/>
-          <w:w w:val="90"/>
+          <w:spacing w:val="-2"/>
           <w:sz w:val="36"/>
         </w:rPr>
-        <w:t>rie</w:t>
-      </w:r>
-      <w:r>
-        <w:rPr>
-          <w:i/>
-          <w:w w:val="90"/>
-          <w:sz w:val="36"/>
-        </w:rPr>
-        <w:t xml:space="preserve"> Complexa</w:t>
-      </w:r>
-      <w:r>
-        <w:rPr>
-          <w:i/>
-          <w:w w:val="90"/>
-          <w:sz w:val="36"/>
-        </w:rPr>
-        <w:t xml:space="preserve"> de Fourier</w:t>
-      </w:r>
-    </w:p>
-    <w:p>
-      <w:pPr>
-        <w:pStyle w:val="BodyText"/>
-        <w:spacing w:before="45"/>
+        <w:t>tico de Digitos</w:t>
+      </w:r>
+    </w:p>
+    <w:p>
+      <w:pPr>
+        <w:pStyle w:val="ListParagraph"/>
         <w:rPr>
           <w:i/>
           <w:sz w:val="36"/>
@@ -1130,7 +1115,6 @@
         <w:tabs>
           <w:tab w:val="left" w:pos="1286"/>
         </w:tabs>
-        <w:spacing w:before="42"/>
         <w:ind w:left="1286" w:hanging="358"/>
         <w:rPr>
           <w:i/>
@@ -1140,42 +1124,9 @@
       <w:r>
         <w:rPr>
           <w:i/>
-          <w:spacing w:val="-2"/>
           <w:sz w:val="36"/>
         </w:rPr>
-        <w:t>E</w:t>
-      </w:r>
-      <w:r>
-        <w:rPr>
-          <w:i/>
-          <w:spacing w:val="-2"/>
-          <w:sz w:val="36"/>
-        </w:rPr>
-        <w:t xml:space="preserve">spectro de </w:t>
-      </w:r>
-      <w:r>
-        <w:rPr>
-          <w:i/>
-          <w:spacing w:val="-2"/>
-          <w:sz w:val="36"/>
-        </w:rPr>
-        <w:t>A</w:t>
-      </w:r>
-      <w:r>
-        <w:rPr>
-          <w:i/>
-          <w:spacing w:val="-2"/>
-          <w:sz w:val="36"/>
-        </w:rPr>
-        <w:t>mplitud</w:t>
-      </w:r>
-      <w:r>
-        <w:rPr>
-          <w:i/>
-          <w:spacing w:val="-2"/>
-          <w:sz w:val="36"/>
-        </w:rPr>
-        <w:t>e</w:t>
+        <w:t>Funções Janela</w:t>
       </w:r>
     </w:p>
     <w:p>
@@ -1183,67 +1134,6 @@
         <w:tabs>
           <w:tab w:val="left" w:pos="1286"/>
         </w:tabs>
-        <w:spacing w:before="42"/>
-        <w:rPr>
-          <w:i/>
-          <w:sz w:val="36"/>
-        </w:rPr>
-      </w:pPr>
-    </w:p>
-    <w:p>
-      <w:pPr>
-        <w:pStyle w:val="ListParagraph"/>
-        <w:numPr>
-          <w:ilvl w:val="0"/>
-          <w:numId w:val="1"/>
-        </w:numPr>
-        <w:tabs>
-          <w:tab w:val="left" w:pos="1286"/>
-        </w:tabs>
-        <w:ind w:left="1286" w:hanging="358"/>
-        <w:rPr>
-          <w:i/>
-          <w:sz w:val="36"/>
-        </w:rPr>
-      </w:pPr>
-      <w:r>
-        <w:rPr>
-          <w:i/>
-          <w:spacing w:val="-2"/>
-          <w:sz w:val="36"/>
-        </w:rPr>
-        <w:t xml:space="preserve">Extração de Características </w:t>
-      </w:r>
-      <w:r>
-        <w:rPr>
-          <w:i/>
-          <w:spacing w:val="-2"/>
-          <w:sz w:val="36"/>
-        </w:rPr>
-        <w:t>Espectrais</w:t>
-      </w:r>
-    </w:p>
-    <w:p>
-      <w:pPr>
-        <w:pStyle w:val="BodyText"/>
-        <w:spacing w:before="43"/>
-        <w:rPr>
-          <w:i/>
-          <w:sz w:val="36"/>
-        </w:rPr>
-      </w:pPr>
-    </w:p>
-    <w:p>
-      <w:pPr>
-        <w:pStyle w:val="ListParagraph"/>
-        <w:numPr>
-          <w:ilvl w:val="0"/>
-          <w:numId w:val="1"/>
-        </w:numPr>
-        <w:tabs>
-          <w:tab w:val="left" w:pos="1286"/>
-        </w:tabs>
-        <w:ind w:left="1286" w:hanging="358"/>
         <w:rPr>
           <w:i/>
           <w:sz w:val="36"/>
@@ -1254,14 +1144,6 @@
           <w:cols w:space="720"/>
         </w:sectPr>
       </w:pPr>
-      <w:r>
-        <w:rPr>
-          <w:i/>
-          <w:spacing w:val="-2"/>
-          <w:sz w:val="36"/>
-        </w:rPr>
-        <w:t>Comparação dos Dígitos</w:t>
-      </w:r>
     </w:p>
     <w:p>
       <w:pPr>
@@ -1295,6 +1177,7 @@
       <w:pPr>
         <w:pStyle w:val="Heading1"/>
         <w:spacing w:before="78"/>
+        <w:jc w:val="both"/>
         <w:rPr>
           <w:b w:val="0"/>
           <w:bCs w:val="0"/>
@@ -1309,7 +1192,7 @@
           <w:sz w:val="24"/>
           <w:szCs w:val="24"/>
         </w:rPr>
-        <w:t>Este relatório documenta o trabalho desenvolvido na Meta 2 do projeto de Análise e Transformação de Dados. O propósito central desta etapa foi a análise espectral d</w:t>
+        <w:t xml:space="preserve">Este relatório </w:t>
       </w:r>
       <w:r>
         <w:rPr>
@@ -1318,7 +1201,7 @@
           <w:sz w:val="24"/>
           <w:szCs w:val="24"/>
         </w:rPr>
-        <w:t>os</w:t>
+        <w:t>documenta</w:t>
       </w:r>
       <w:r>
         <w:rPr>
@@ -1327,7 +1210,7 @@
           <w:sz w:val="24"/>
           <w:szCs w:val="24"/>
         </w:rPr>
-        <w:t xml:space="preserve"> sinai</w:t>
+        <w:t xml:space="preserve"> o trabalho realizado na Meta 3 do projeto de Análise e Transformação de Dados. O</w:t>
       </w:r>
       <w:r>
         <w:rPr>
@@ -1345,7 +1228,169 @@
           <w:sz w:val="24"/>
           <w:szCs w:val="24"/>
         </w:rPr>
-        <w:t>, utilizando a Transformada de Fourier para extrair informações relevantes sobre os sinais. O foco foi calcular os coeficientes da série complexa de Fourier, e extrair características espectrais que permitam a diferenciação entre os dígitos. O objetivo final foi organizar e comparar essas características para identificar quais são mais eficazes na distinção entre os diferentes dígitos pronunciados.</w:t>
+        <w:t xml:space="preserve"> objetivo</w:t>
+      </w:r>
+      <w:r>
+        <w:rPr>
+          <w:b w:val="0"/>
+          <w:bCs w:val="0"/>
+          <w:sz w:val="24"/>
+          <w:szCs w:val="24"/>
+        </w:rPr>
+        <w:t>s</w:t>
+      </w:r>
+      <w:r>
+        <w:rPr>
+          <w:b w:val="0"/>
+          <w:bCs w:val="0"/>
+          <w:sz w:val="24"/>
+          <w:szCs w:val="24"/>
+        </w:rPr>
+        <w:t xml:space="preserve"> principa</w:t>
+      </w:r>
+      <w:r>
+        <w:rPr>
+          <w:b w:val="0"/>
+          <w:bCs w:val="0"/>
+          <w:sz w:val="24"/>
+          <w:szCs w:val="24"/>
+        </w:rPr>
+        <w:t>is</w:t>
+      </w:r>
+      <w:r>
+        <w:rPr>
+          <w:b w:val="0"/>
+          <w:bCs w:val="0"/>
+          <w:sz w:val="24"/>
+          <w:szCs w:val="24"/>
+        </w:rPr>
+        <w:t xml:space="preserve"> desta etapa fo</w:t>
+      </w:r>
+      <w:r>
+        <w:rPr>
+          <w:b w:val="0"/>
+          <w:bCs w:val="0"/>
+          <w:sz w:val="24"/>
+          <w:szCs w:val="24"/>
+        </w:rPr>
+        <w:t>ram</w:t>
+      </w:r>
+      <w:r>
+        <w:rPr>
+          <w:b w:val="0"/>
+          <w:bCs w:val="0"/>
+          <w:sz w:val="24"/>
+          <w:szCs w:val="24"/>
+        </w:rPr>
+        <w:t xml:space="preserve"> aplicar técnicas de classificação com base nas características extraídas anteriormente no domínio do tempo e da frequência, de modo a permitir a identificação automática dos dígitos </w:t>
+      </w:r>
+      <w:r>
+        <w:rPr>
+          <w:b w:val="0"/>
+          <w:bCs w:val="0"/>
+          <w:sz w:val="24"/>
+          <w:szCs w:val="24"/>
+        </w:rPr>
+        <w:t>analis</w:t>
+      </w:r>
+      <w:r>
+        <w:rPr>
+          <w:b w:val="0"/>
+          <w:bCs w:val="0"/>
+          <w:sz w:val="24"/>
+          <w:szCs w:val="24"/>
+        </w:rPr>
+        <w:t>a</w:t>
+      </w:r>
+      <w:r>
+        <w:rPr>
+          <w:b w:val="0"/>
+          <w:bCs w:val="0"/>
+          <w:sz w:val="24"/>
+          <w:szCs w:val="24"/>
+        </w:rPr>
+        <w:t>dos</w:t>
+      </w:r>
+      <w:r>
+        <w:rPr>
+          <w:b w:val="0"/>
+          <w:bCs w:val="0"/>
+          <w:sz w:val="24"/>
+          <w:szCs w:val="24"/>
+        </w:rPr>
+        <w:t xml:space="preserve"> e </w:t>
+      </w:r>
+      <w:r>
+        <w:rPr>
+          <w:b w:val="0"/>
+          <w:bCs w:val="0"/>
+          <w:sz w:val="24"/>
+          <w:szCs w:val="24"/>
+        </w:rPr>
+        <w:t>compar</w:t>
+      </w:r>
+      <w:r>
+        <w:rPr>
+          <w:b w:val="0"/>
+          <w:bCs w:val="0"/>
+          <w:sz w:val="24"/>
+          <w:szCs w:val="24"/>
+        </w:rPr>
+        <w:t>ar</w:t>
+      </w:r>
+      <w:r>
+        <w:rPr>
+          <w:b w:val="0"/>
+          <w:bCs w:val="0"/>
+          <w:sz w:val="24"/>
+          <w:szCs w:val="24"/>
+        </w:rPr>
+        <w:t xml:space="preserve"> três janelas diferentes (Hamming, Kaiser e Blackman) aplicadas </w:t>
+      </w:r>
+      <w:r>
+        <w:rPr>
+          <w:b w:val="0"/>
+          <w:bCs w:val="0"/>
+          <w:sz w:val="24"/>
+          <w:szCs w:val="24"/>
+        </w:rPr>
+        <w:t>ao</w:t>
+      </w:r>
+      <w:r>
+        <w:rPr>
+          <w:b w:val="0"/>
+          <w:bCs w:val="0"/>
+          <w:sz w:val="24"/>
+          <w:szCs w:val="24"/>
+        </w:rPr>
+        <w:t>s</w:t>
+      </w:r>
+      <w:r>
+        <w:rPr>
+          <w:b w:val="0"/>
+          <w:bCs w:val="0"/>
+          <w:sz w:val="24"/>
+          <w:szCs w:val="24"/>
+        </w:rPr>
+        <w:t xml:space="preserve"> sina</w:t>
+      </w:r>
+      <w:r>
+        <w:rPr>
+          <w:b w:val="0"/>
+          <w:bCs w:val="0"/>
+          <w:sz w:val="24"/>
+          <w:szCs w:val="24"/>
+        </w:rPr>
+        <w:t>is</w:t>
+      </w:r>
+      <w:r>
+        <w:rPr>
+          <w:b w:val="0"/>
+          <w:bCs w:val="0"/>
+          <w:sz w:val="24"/>
+          <w:szCs w:val="24"/>
+        </w:rPr>
+        <w:t>.</w:t>
       </w:r>
     </w:p>
     <w:p>
@@ -1365,6 +1410,30 @@
         <w:pStyle w:val="Heading1"/>
         <w:spacing w:before="78"/>
         <w:rPr>
+          <w:b w:val="0"/>
+          <w:bCs w:val="0"/>
+          <w:sz w:val="24"/>
+          <w:szCs w:val="24"/>
+        </w:rPr>
+      </w:pPr>
+    </w:p>
+    <w:p>
+      <w:pPr>
+        <w:pStyle w:val="Heading1"/>
+        <w:spacing w:before="78"/>
+        <w:rPr>
+          <w:b w:val="0"/>
+          <w:bCs w:val="0"/>
+          <w:sz w:val="24"/>
+          <w:szCs w:val="24"/>
+        </w:rPr>
+      </w:pPr>
+    </w:p>
+    <w:p>
+      <w:pPr>
+        <w:pStyle w:val="Heading1"/>
+        <w:spacing w:before="78"/>
+        <w:rPr>
           <w:sz w:val="28"/>
           <w:szCs w:val="28"/>
         </w:rPr>
@@ -1381,7 +1450,14 @@
           <w:sz w:val="36"/>
           <w:szCs w:val="36"/>
         </w:rPr>
-        <w:t>Coeficientes da Série Complexa de Fourier</w:t>
+        <w:t>C</w:t>
+      </w:r>
+      <w:r>
+        <w:rPr>
+          <w:sz w:val="36"/>
+          <w:szCs w:val="36"/>
+        </w:rPr>
+        <w:t>lassificador Automático de Digitos</w:t>
       </w:r>
     </w:p>
     <w:p>
@@ -1400,56 +1476,56 @@
           <w:sz w:val="24"/>
           <w:szCs w:val="24"/>
         </w:rPr>
-        <w:t>A primeira fase</w:t>
-      </w:r>
-      <w:r>
-        <w:rPr>
-          <w:sz w:val="24"/>
-          <w:szCs w:val="24"/>
-        </w:rPr>
-        <w:t xml:space="preserve"> consistiu na conversão dos sinais para a sua representação no domínio da frequência, utilizando a Transformada de Fourier. Esta transformação permite decompor o sinal nas suas componentes de frequência, fornecendo uma representação espectral. A aplicação da FFT (Transformada Rápida de Fourier) foi </w:t>
-      </w:r>
-      <w:r>
-        <w:rPr>
-          <w:sz w:val="24"/>
-          <w:szCs w:val="24"/>
-        </w:rPr>
-        <w:t>utilizada</w:t>
-      </w:r>
-      <w:r>
-        <w:rPr>
-          <w:sz w:val="24"/>
-          <w:szCs w:val="24"/>
-        </w:rPr>
-        <w:t xml:space="preserve"> para calcular os coeficientes da série complexa de Fourier, que descrevem as amplitudes de cada componente de frequência presente no sinal.</w:t>
-      </w:r>
-      <w:r>
-        <w:rPr>
-          <w:sz w:val="24"/>
-          <w:szCs w:val="24"/>
-        </w:rPr>
-        <w:t xml:space="preserve"> Todos os coeficientes foram também normalizados </w:t>
-      </w:r>
-      <w:r>
-        <w:rPr>
-          <w:sz w:val="24"/>
-          <w:szCs w:val="24"/>
-        </w:rPr>
-        <w:t xml:space="preserve">pelo </w:t>
-      </w:r>
-      <w:r>
-        <w:rPr>
-          <w:sz w:val="24"/>
-          <w:szCs w:val="24"/>
-        </w:rPr>
-        <w:t>número</w:t>
-      </w:r>
-      <w:r>
-        <w:rPr>
-          <w:sz w:val="24"/>
-          <w:szCs w:val="24"/>
-        </w:rPr>
-        <w:t xml:space="preserve"> de amostras.</w:t>
+        <w:t xml:space="preserve">O </w:t>
+      </w:r>
+      <w:r>
+        <w:rPr>
+          <w:sz w:val="24"/>
+          <w:szCs w:val="24"/>
+        </w:rPr>
+        <w:t xml:space="preserve">classificador automático </w:t>
+      </w:r>
+      <w:r>
+        <w:rPr>
+          <w:sz w:val="24"/>
+          <w:szCs w:val="24"/>
+        </w:rPr>
+        <w:t xml:space="preserve">tem </w:t>
+      </w:r>
+      <w:r>
+        <w:rPr>
+          <w:sz w:val="24"/>
+          <w:szCs w:val="24"/>
+        </w:rPr>
+        <w:t>com</w:t>
+      </w:r>
+      <w:r>
+        <w:rPr>
+          <w:sz w:val="24"/>
+          <w:szCs w:val="24"/>
+        </w:rPr>
+        <w:t>o</w:t>
+      </w:r>
+      <w:r>
+        <w:rPr>
+          <w:sz w:val="24"/>
+          <w:szCs w:val="24"/>
+        </w:rPr>
+        <w:t xml:space="preserve"> objetivo </w:t>
+      </w:r>
+      <w:r>
+        <w:rPr>
+          <w:sz w:val="24"/>
+          <w:szCs w:val="24"/>
+        </w:rPr>
+        <w:t>relacionar as 500 amostras a um dígito</w:t>
+      </w:r>
+      <w:r>
+        <w:rPr>
+          <w:sz w:val="24"/>
+          <w:szCs w:val="24"/>
+        </w:rPr>
+        <w:t xml:space="preserve"> com base nas características extraídas dos sinais de áudio. As características utilizadas incluíram medidas no domínio do tempo e da frequência, previamente selecionadas por apresentarem boa capacidade de discriminação entre os diferentes dígitos.</w:t>
       </w:r>
     </w:p>
     <w:p>
@@ -1468,74 +1544,160 @@
           <w:sz w:val="24"/>
           <w:szCs w:val="24"/>
         </w:rPr>
-        <w:t xml:space="preserve">Além disso, foi utilizado o </w:t>
-      </w:r>
-      <w:r>
-        <w:rPr>
-          <w:i/>
-          <w:iCs/>
-          <w:sz w:val="24"/>
-          <w:szCs w:val="24"/>
-        </w:rPr>
-        <w:t>zero padding</w:t>
-      </w:r>
-      <w:r>
-        <w:rPr>
-          <w:sz w:val="24"/>
-          <w:szCs w:val="24"/>
-        </w:rPr>
-        <w:t xml:space="preserve"> durante o cálculo d</w:t>
-      </w:r>
-      <w:r>
-        <w:rPr>
-          <w:sz w:val="24"/>
-          <w:szCs w:val="24"/>
-        </w:rPr>
-        <w:t>os coeficientes</w:t>
-      </w:r>
-      <w:r>
-        <w:rPr>
-          <w:sz w:val="24"/>
-          <w:szCs w:val="24"/>
-        </w:rPr>
-        <w:t xml:space="preserve">. O </w:t>
-      </w:r>
-      <w:r>
-        <w:rPr>
-          <w:i/>
-          <w:iCs/>
-          <w:sz w:val="24"/>
-          <w:szCs w:val="24"/>
-        </w:rPr>
-        <w:t>zero padding</w:t>
-      </w:r>
-      <w:r>
-        <w:rPr>
-          <w:sz w:val="24"/>
-          <w:szCs w:val="24"/>
-        </w:rPr>
-        <w:t xml:space="preserve"> permite obter uma resolução superior, o que resulta em uma representação mais precisa do espectro. </w:t>
-      </w:r>
-      <w:r>
-        <w:rPr>
-          <w:sz w:val="24"/>
-          <w:szCs w:val="24"/>
-        </w:rPr>
-        <w:t>Além disso, es</w:t>
-      </w:r>
-      <w:r>
-        <w:rPr>
-          <w:sz w:val="24"/>
-          <w:szCs w:val="24"/>
-        </w:rPr>
-        <w:t>t</w:t>
-      </w:r>
-      <w:r>
-        <w:rPr>
-          <w:sz w:val="24"/>
-          <w:szCs w:val="24"/>
-        </w:rPr>
-        <w:t>a técnica facilita o cálculo da FFT, uma vez que a Transformada Rápida de Fourier é particularmente eficiente quando o comprimento do sinal é uma potência de 2</w:t>
+        <w:t xml:space="preserve">O classificador escolhido baseou-se no método de </w:t>
+      </w:r>
+      <w:r>
+        <w:rPr>
+          <w:b/>
+          <w:bCs/>
+          <w:sz w:val="24"/>
+          <w:szCs w:val="24"/>
+        </w:rPr>
+        <w:t>mínima distância aos centróides</w:t>
+      </w:r>
+      <w:r>
+        <w:rPr>
+          <w:sz w:val="24"/>
+          <w:szCs w:val="24"/>
+        </w:rPr>
+        <w:t>.</w:t>
+      </w:r>
+      <w:r>
+        <w:rPr>
+          <w:sz w:val="24"/>
+          <w:szCs w:val="24"/>
+        </w:rPr>
+        <w:t xml:space="preserve"> Para isso, </w:t>
+      </w:r>
+      <w:r>
+        <w:rPr>
+          <w:sz w:val="24"/>
+          <w:szCs w:val="24"/>
+        </w:rPr>
+        <w:t>as repetições de cada dígito</w:t>
+      </w:r>
+      <w:r>
+        <w:rPr>
+          <w:sz w:val="24"/>
+          <w:szCs w:val="24"/>
+        </w:rPr>
+        <w:t xml:space="preserve"> foram dividid</w:t>
+      </w:r>
+      <w:r>
+        <w:rPr>
+          <w:sz w:val="24"/>
+          <w:szCs w:val="24"/>
+        </w:rPr>
+        <w:t>a</w:t>
+      </w:r>
+      <w:r>
+        <w:rPr>
+          <w:sz w:val="24"/>
+          <w:szCs w:val="24"/>
+        </w:rPr>
+        <w:t xml:space="preserve">s em dois conjuntos: </w:t>
+      </w:r>
+      <w:r>
+        <w:rPr>
+          <w:b/>
+          <w:bCs/>
+          <w:sz w:val="24"/>
+          <w:szCs w:val="24"/>
+        </w:rPr>
+        <w:t>70% para treino</w:t>
+      </w:r>
+      <w:r>
+        <w:rPr>
+          <w:sz w:val="24"/>
+          <w:szCs w:val="24"/>
+        </w:rPr>
+        <w:t xml:space="preserve"> e </w:t>
+      </w:r>
+      <w:r>
+        <w:rPr>
+          <w:b/>
+          <w:bCs/>
+          <w:sz w:val="24"/>
+          <w:szCs w:val="24"/>
+        </w:rPr>
+        <w:t>30% para teste</w:t>
+      </w:r>
+      <w:r>
+        <w:rPr>
+          <w:sz w:val="24"/>
+          <w:szCs w:val="24"/>
+        </w:rPr>
+        <w:t>.</w:t>
+      </w:r>
+      <w:r>
+        <w:rPr>
+          <w:sz w:val="24"/>
+          <w:szCs w:val="24"/>
+        </w:rPr>
+        <w:t xml:space="preserve"> No conjunto de treino, foi calculado um centróide para cada dígito, representando o </w:t>
+      </w:r>
+      <w:r>
+        <w:rPr>
+          <w:sz w:val="24"/>
+          <w:szCs w:val="24"/>
+        </w:rPr>
+        <w:t>perfil</w:t>
+      </w:r>
+      <w:r>
+        <w:rPr>
+          <w:sz w:val="24"/>
+          <w:szCs w:val="24"/>
+        </w:rPr>
+        <w:t xml:space="preserve"> das suas características.</w:t>
+      </w:r>
+      <w:r>
+        <w:rPr>
+          <w:sz w:val="24"/>
+          <w:szCs w:val="24"/>
+        </w:rPr>
+        <w:t xml:space="preserve"> </w:t>
+      </w:r>
+      <w:r>
+        <w:rPr>
+          <w:sz w:val="24"/>
+          <w:szCs w:val="24"/>
+        </w:rPr>
+        <w:t xml:space="preserve">A identificação do dígito foi feita atribuindo o </w:t>
+      </w:r>
+      <w:r>
+        <w:rPr>
+          <w:sz w:val="24"/>
+          <w:szCs w:val="24"/>
+        </w:rPr>
+        <w:t>dígito</w:t>
+      </w:r>
+      <w:r>
+        <w:rPr>
+          <w:sz w:val="24"/>
+          <w:szCs w:val="24"/>
+        </w:rPr>
+        <w:t xml:space="preserve"> correspondente ao centróide mais próximo</w:t>
+      </w:r>
+      <w:r>
+        <w:rPr>
+          <w:sz w:val="24"/>
+          <w:szCs w:val="24"/>
+        </w:rPr>
+        <w:t>, ou seja ao qual as suas</w:t>
+      </w:r>
+      <w:r>
+        <w:rPr>
+          <w:sz w:val="24"/>
+          <w:szCs w:val="24"/>
+        </w:rPr>
+        <w:t xml:space="preserve"> características </w:t>
+      </w:r>
+      <w:r>
+        <w:rPr>
+          <w:sz w:val="24"/>
+          <w:szCs w:val="24"/>
+        </w:rPr>
+        <w:t>fossem mais semelhantes</w:t>
       </w:r>
       <w:r>
         <w:rPr>
@@ -1556,6 +1718,130 @@
           <w:szCs w:val="24"/>
         </w:rPr>
       </w:pPr>
+      <w:r>
+        <w:rPr>
+          <w:sz w:val="24"/>
+          <w:szCs w:val="24"/>
+        </w:rPr>
+        <w:t xml:space="preserve">Após a classificação, os resultados foram comparados com os dígitos reais e foi calculada a </w:t>
+      </w:r>
+      <w:r>
+        <w:rPr>
+          <w:b/>
+          <w:bCs/>
+          <w:sz w:val="24"/>
+          <w:szCs w:val="24"/>
+        </w:rPr>
+        <w:t>percentagem de acerto</w:t>
+      </w:r>
+      <w:r>
+        <w:rPr>
+          <w:sz w:val="24"/>
+          <w:szCs w:val="24"/>
+        </w:rPr>
+        <w:t>, revelando</w:t>
+      </w:r>
+      <w:r>
+        <w:rPr>
+          <w:sz w:val="24"/>
+          <w:szCs w:val="24"/>
+        </w:rPr>
+        <w:t xml:space="preserve"> a eficácia</w:t>
+      </w:r>
+      <w:r>
+        <w:rPr>
+          <w:sz w:val="24"/>
+          <w:szCs w:val="24"/>
+        </w:rPr>
+        <w:t xml:space="preserve"> do classificador em distinguir corretamente os dígitos com base nas características extraídas. O </w:t>
+      </w:r>
+      <w:r>
+        <w:rPr>
+          <w:sz w:val="24"/>
+          <w:szCs w:val="24"/>
+        </w:rPr>
+        <w:t>valor obtido foi 37% de acertos revelando que</w:t>
+      </w:r>
+      <w:r>
+        <w:rPr>
+          <w:sz w:val="24"/>
+          <w:szCs w:val="24"/>
+        </w:rPr>
+        <w:t xml:space="preserve">, mesmo com um modelo simples, é possível atingir resultados </w:t>
+      </w:r>
+      <w:r>
+        <w:rPr>
+          <w:sz w:val="24"/>
+          <w:szCs w:val="24"/>
+        </w:rPr>
+        <w:t>razoáveis</w:t>
+      </w:r>
+      <w:r>
+        <w:rPr>
+          <w:sz w:val="24"/>
+          <w:szCs w:val="24"/>
+        </w:rPr>
+        <w:t xml:space="preserve">, </w:t>
+      </w:r>
+      <w:r>
+        <w:rPr>
+          <w:sz w:val="24"/>
+          <w:szCs w:val="24"/>
+        </w:rPr>
+        <w:t>embora demonstre também que</w:t>
+      </w:r>
+      <w:r>
+        <w:rPr>
+          <w:sz w:val="24"/>
+          <w:szCs w:val="24"/>
+        </w:rPr>
+        <w:t xml:space="preserve"> as características utilizadas </w:t>
+      </w:r>
+      <w:r>
+        <w:rPr>
+          <w:sz w:val="24"/>
+          <w:szCs w:val="24"/>
+        </w:rPr>
+        <w:t xml:space="preserve">não foram </w:t>
+      </w:r>
+      <w:r>
+        <w:rPr>
+          <w:sz w:val="24"/>
+          <w:szCs w:val="24"/>
+        </w:rPr>
+        <w:t>as mais identificativas</w:t>
+      </w:r>
+      <w:r>
+        <w:rPr>
+          <w:sz w:val="24"/>
+          <w:szCs w:val="24"/>
+        </w:rPr>
+        <w:t>.</w:t>
+      </w:r>
+    </w:p>
+    <w:p>
+      <w:pPr>
+        <w:pStyle w:val="BodyText"/>
+        <w:spacing w:before="236"/>
+        <w:ind w:left="569"/>
+        <w:jc w:val="both"/>
+        <w:rPr>
+          <w:sz w:val="24"/>
+          <w:szCs w:val="24"/>
+        </w:rPr>
+      </w:pPr>
+    </w:p>
+    <w:p>
+      <w:pPr>
+        <w:pStyle w:val="BodyText"/>
+        <w:spacing w:before="236"/>
+        <w:ind w:left="569"/>
+        <w:jc w:val="both"/>
+        <w:rPr>
+          <w:sz w:val="24"/>
+          <w:szCs w:val="24"/>
+        </w:rPr>
+      </w:pPr>
     </w:p>
     <w:p>
       <w:pPr>
@@ -1583,41 +1869,7 @@
           <w:sz w:val="36"/>
           <w:szCs w:val="36"/>
         </w:rPr>
-        <w:t>Espectro de Amplitude</w:t>
-      </w:r>
-    </w:p>
-    <w:p>
-      <w:pPr>
-        <w:widowControl/>
-        <w:autoSpaceDE/>
-        <w:autoSpaceDN/>
-        <w:spacing w:before="100" w:beforeAutospacing="1" w:after="100" w:afterAutospacing="1"/>
-        <w:ind w:left="569"/>
-        <w:jc w:val="both"/>
-        <w:rPr>
-          <w:rFonts w:eastAsia="Times New Roman" w:cs="Times New Roman"/>
-          <w:sz w:val="24"/>
-          <w:szCs w:val="24"/>
-          <w:lang w:eastAsia="pt-PT"/>
-        </w:rPr>
-      </w:pPr>
-      <w:r>
-        <w:rPr>
-          <w:rFonts w:eastAsia="Times New Roman" w:cs="Times New Roman"/>
-          <w:sz w:val="24"/>
-          <w:szCs w:val="24"/>
-          <w:lang w:eastAsia="pt-PT"/>
-        </w:rPr>
-        <w:t>Foi</w:t>
-      </w:r>
-      <w:r>
-        <w:rPr>
-          <w:rFonts w:eastAsia="Times New Roman" w:cs="Times New Roman"/>
-          <w:sz w:val="24"/>
-          <w:szCs w:val="24"/>
-          <w:lang w:eastAsia="pt-PT"/>
-        </w:rPr>
-        <w:t xml:space="preserve"> calculado o espectro de amplitude de cada sinal, que representa a intensidade de cada frequência no sinal. Para cada dígito, foram calculados valores estatísticos do espectro de amplitude, incluindo a mediana e os quartis (25% e 75%). Estes valores oferecem uma visão geral das características espectrais, permitindo comparar as diferenças entre os sinais de cada dígito.</w:t>
+        <w:t>Funções Janela</w:t>
       </w:r>
     </w:p>
     <w:p>
@@ -1628,31 +1880,39 @@
         <w:jc w:val="both"/>
       </w:pPr>
       <w:r>
-        <w:rPr>
-          <w:rFonts w:eastAsia="Times New Roman" w:cs="Times New Roman"/>
-          <w:sz w:val="24"/>
-          <w:szCs w:val="24"/>
-          <w:lang w:eastAsia="pt-PT"/>
-        </w:rPr>
-        <w:t>A análise foi realizada apenas para as frequências positivas, que representam a</w:t>
-      </w:r>
-      <w:r>
-        <w:rPr>
-          <w:rFonts w:eastAsia="Times New Roman" w:cs="Times New Roman"/>
-          <w:sz w:val="24"/>
-          <w:szCs w:val="24"/>
-          <w:lang w:eastAsia="pt-PT"/>
-        </w:rPr>
-        <w:t xml:space="preserve"> primeira metade </w:t>
-      </w:r>
-      <w:r>
-        <w:rPr>
-          <w:rFonts w:eastAsia="Times New Roman" w:cs="Times New Roman"/>
-          <w:sz w:val="24"/>
-          <w:szCs w:val="24"/>
-          <w:lang w:eastAsia="pt-PT"/>
-        </w:rPr>
-        <w:t>do espectro de frequências. Assim, apenas a primeira metade do espectro foi considerada, correspondendo às frequências de 0 Hz até à frequência de Nyquist (metade da taxa de amostragem), que contém toda a informação relevante para a reconstrução do sinal original.</w:t>
+        <w:t xml:space="preserve">A </w:t>
+      </w:r>
+      <w:r>
+        <w:rPr>
+          <w:b/>
+          <w:bCs/>
+        </w:rPr>
+        <w:t>Transformada Discreta de Fourier (DFT)</w:t>
+      </w:r>
+      <w:r>
+        <w:t xml:space="preserve">, que é </w:t>
+      </w:r>
+      <w:r>
+        <w:t>utilizada</w:t>
+      </w:r>
+      <w:r>
+        <w:t xml:space="preserve"> para analisar sinais no domínio da frequência, assume que o sinal é periódico. Quando a DFT é aplicada a sinais finitos e não periódicos, as descontinuidades nas bordas do sinal resultam em um</w:t>
+      </w:r>
+      <w:r>
+        <w:t>a fuga</w:t>
+      </w:r>
+      <w:r>
+        <w:t xml:space="preserve"> de energia para frequências indesejadas, o que é conhecido como </w:t>
+      </w:r>
+      <w:r>
+        <w:rPr>
+          <w:b/>
+          <w:bCs/>
+        </w:rPr>
+        <w:t>spectral leakage</w:t>
+      </w:r>
+      <w:r>
+        <w:t>. As janelas ajudam a mitigar esse efeito, suavizando as bordas do sinal e reduzindo o impacto das descontinuidades.</w:t>
       </w:r>
     </w:p>
     <w:p>
@@ -1660,21 +1920,118 @@
         <w:pStyle w:val="BodyText"/>
         <w:spacing w:before="236"/>
         <w:ind w:left="569"/>
-      </w:pPr>
-      <w:r>
+        <w:jc w:val="both"/>
+      </w:pPr>
+      <w:r>
+        <w:t xml:space="preserve">Janelas como Blackman e Kaiser são eficazes na redução do leakage, ao suavizar fortemente as bordas, mas isso compromete a resolução </w:t>
+      </w:r>
+      <w:r>
+        <w:t>do espectro</w:t>
+      </w:r>
+      <w:r>
+        <w:t>, especialmente em frequências altas. Em contrapartida, a janela Hamming oferece um equilíbrio, proporcionando boa redução de leakage sem perder tanto</w:t>
+      </w:r>
+      <w:r>
+        <w:t xml:space="preserve"> a</w:t>
+      </w:r>
+      <w:r>
+        <w:t xml:space="preserve"> resolução</w:t>
+      </w:r>
+      <w:r>
+        <w:t>.</w:t>
+      </w:r>
+    </w:p>
+    <w:p>
+      <w:pPr>
+        <w:pStyle w:val="BodyText"/>
+        <w:spacing w:before="236"/>
+        <w:ind w:left="569"/>
+        <w:jc w:val="both"/>
+      </w:pPr>
+    </w:p>
+    <w:p>
+      <w:pPr>
+        <w:pStyle w:val="BodyText"/>
+        <w:spacing w:before="236"/>
+        <w:ind w:left="569"/>
+      </w:pPr>
+    </w:p>
+    <w:p>
+      <w:pPr>
+        <w:pStyle w:val="BodyText"/>
+        <w:spacing w:before="236"/>
+        <w:ind w:left="569"/>
+      </w:pPr>
+    </w:p>
+    <w:p>
+      <w:pPr>
+        <w:pStyle w:val="BodyText"/>
+        <w:spacing w:before="236"/>
+        <w:ind w:left="569"/>
+        <w:rPr>
+          <w:sz w:val="24"/>
+          <w:szCs w:val="24"/>
+        </w:rPr>
+      </w:pPr>
+    </w:p>
+    <w:p>
+      <w:pPr>
+        <w:pStyle w:val="BodyText"/>
+        <w:spacing w:before="236"/>
+        <w:ind w:left="569"/>
+        <w:jc w:val="both"/>
+        <w:rPr>
+          <w:sz w:val="24"/>
+          <w:szCs w:val="24"/>
+        </w:rPr>
+      </w:pPr>
+    </w:p>
+    <w:p>
+      <w:pPr>
+        <w:pStyle w:val="BodyText"/>
+        <w:spacing w:before="236"/>
+        <w:ind w:left="569"/>
+        <w:jc w:val="both"/>
+        <w:rPr>
+          <w:sz w:val="24"/>
+          <w:szCs w:val="24"/>
+        </w:rPr>
+      </w:pPr>
+      <w:r>
+        <w:rPr>
+          <w:sz w:val="24"/>
+          <w:szCs w:val="24"/>
+        </w:rPr>
+        <w:t>Ao aplicar janelas no dígito 4, o principal efeito visível é a diminuição da dispersão de energia para frequências vizinhas causada pelas descontinuidades nas bordas do sinal. Isso resulta em espectros mais limpos e picos mais definidos reduzindo artefatos indesejados. No dígito 4, podemos observar claramente o efeito das janelas na região da frequências de 0 a 1000Hz. Sem o uso adequado de janelas, há espalhamento de energia para a região dos 500Hz. Com a aplicação das janelas, nota-se uma redução desse leakage, resultando em um pico mais definido em 400Hz e 600Hz e menor presença de energia nas frequências vizinhas, evidenciando a eficácia das janelas na limpeza e precisão do espectro.</w:t>
+      </w:r>
+    </w:p>
+    <w:p>
+      <w:pPr>
+        <w:pStyle w:val="BodyText"/>
+        <w:spacing w:before="236"/>
+        <w:rPr>
+          <w:sz w:val="28"/>
+          <w:szCs w:val="28"/>
+        </w:rPr>
+      </w:pPr>
+      <w:r>
+        <w:rPr>
+          <w:sz w:val="16"/>
+          <w:szCs w:val="16"/>
+        </w:rPr>
         <w:drawing>
-          <wp:anchor distT="0" distB="0" distL="114300" distR="114300" simplePos="0" relativeHeight="251658240" behindDoc="1" locked="0" layoutInCell="1" allowOverlap="1" wp14:anchorId="098CA89A" wp14:editId="4E06D647">
+          <wp:anchor distT="0" distB="0" distL="114300" distR="114300" simplePos="0" relativeHeight="251658240" behindDoc="1" locked="0" layoutInCell="1" allowOverlap="1" wp14:anchorId="65AD7B73" wp14:editId="040195DD">
             <wp:simplePos x="0" y="0"/>
-            <wp:positionH relativeFrom="margin">
+            <wp:positionH relativeFrom="page">
               <wp:align>center</wp:align>
             </wp:positionH>
             <wp:positionV relativeFrom="paragraph">
-              <wp:posOffset>183505</wp:posOffset>
+              <wp:posOffset>227965</wp:posOffset>
             </wp:positionV>
-            <wp:extent cx="5322401" cy="1918458"/>
-            <wp:effectExtent l="0" t="0" r="0" b="5715"/>
+            <wp:extent cx="4737100" cy="2205990"/>
+            <wp:effectExtent l="0" t="0" r="6350" b="3810"/>
             <wp:wrapNone/>
-            <wp:docPr id="492918675" name="Picture 1" descr="A graph with a number of numbers&#10;&#10;AI-generated content may be incorrect."/>
+            <wp:docPr id="400454851" name="Picture 1" descr="A graph of a graph&#10;&#10;AI-generated content may be incorrect."/>
             <wp:cNvGraphicFramePr>
               <a:graphicFrameLocks xmlns:a="http://schemas.openxmlformats.org/drawingml/2006/main" noChangeAspect="1"/>
             </wp:cNvGraphicFramePr>
@@ -1682,7 +2039,7 @@
               <a:graphicData uri="http://schemas.openxmlformats.org/drawingml/2006/picture">
                 <pic:pic xmlns:pic="http://schemas.openxmlformats.org/drawingml/2006/picture">
                   <pic:nvPicPr>
-                    <pic:cNvPr id="492918675" name="Picture 1" descr="A graph with a number of numbers&#10;&#10;AI-generated content may be incorrect."/>
+                    <pic:cNvPr id="400454851" name="Picture 1" descr="A graph of a graph&#10;&#10;AI-generated content may be incorrect."/>
                     <pic:cNvPicPr/>
                   </pic:nvPicPr>
                   <pic:blipFill>
@@ -1700,7 +2057,7 @@
                   <pic:spPr>
                     <a:xfrm>
                       <a:off x="0" y="0"/>
-                      <a:ext cx="5322401" cy="1918458"/>
+                      <a:ext cx="4737100" cy="2205990"/>
                     </a:xfrm>
                     <a:prstGeom prst="rect">
                       <a:avLst/>
@@ -1724,33 +2081,6 @@
         <w:pStyle w:val="BodyText"/>
         <w:spacing w:before="236"/>
         <w:ind w:left="569"/>
-      </w:pPr>
-    </w:p>
-    <w:p>
-      <w:pPr>
-        <w:pStyle w:val="BodyText"/>
-        <w:spacing w:before="236"/>
-        <w:ind w:left="569"/>
-      </w:pPr>
-    </w:p>
-    <w:p>
-      <w:pPr>
-        <w:pStyle w:val="BodyText"/>
-        <w:spacing w:before="236"/>
-        <w:ind w:left="569"/>
-      </w:pPr>
-    </w:p>
-    <w:p>
-      <w:pPr>
-        <w:pStyle w:val="BodyText"/>
-        <w:spacing w:before="236"/>
-        <w:ind w:left="569"/>
-      </w:pPr>
-    </w:p>
-    <w:p>
-      <w:pPr>
-        <w:pStyle w:val="BodyText"/>
-        <w:spacing w:before="236"/>
         <w:rPr>
           <w:b/>
           <w:bCs/>
@@ -1764,12 +2094,6 @@
         <w:pStyle w:val="BodyText"/>
         <w:spacing w:before="236"/>
         <w:ind w:left="569"/>
-        <w:rPr>
-          <w:b/>
-          <w:bCs/>
-          <w:sz w:val="36"/>
-          <w:szCs w:val="36"/>
-        </w:rPr>
       </w:pPr>
     </w:p>
     <w:p>
@@ -1777,360 +2101,21 @@
         <w:pStyle w:val="BodyText"/>
         <w:spacing w:before="236"/>
         <w:ind w:left="569"/>
-        <w:rPr>
-          <w:sz w:val="36"/>
-          <w:szCs w:val="36"/>
-        </w:rPr>
-      </w:pPr>
-      <w:r>
-        <w:rPr>
-          <w:b/>
-          <w:bCs/>
-          <w:sz w:val="36"/>
-          <w:szCs w:val="36"/>
-        </w:rPr>
-        <w:t xml:space="preserve">4. Extração de Características </w:t>
-      </w:r>
-      <w:r>
-        <w:rPr>
-          <w:b/>
-          <w:bCs/>
-          <w:sz w:val="36"/>
-          <w:szCs w:val="36"/>
-        </w:rPr>
-        <w:t>Espectrais</w:t>
-      </w:r>
-    </w:p>
-    <w:p>
-      <w:pPr>
-        <w:pStyle w:val="BodyText"/>
-        <w:spacing w:before="236"/>
-        <w:ind w:left="569"/>
-      </w:pPr>
-      <w:r>
-        <w:t xml:space="preserve">Para cada sinal foram </w:t>
-      </w:r>
-      <w:r>
-        <w:t>extraídas várias características espectrais, com o intuito de identificar atributos que possam ajudar na diferenciação dos dígitos. As características analisadas incluíram:</w:t>
-      </w:r>
-    </w:p>
-    <w:p>
-      <w:pPr>
-        <w:pStyle w:val="BodyText"/>
-        <w:numPr>
-          <w:ilvl w:val="0"/>
-          <w:numId w:val="14"/>
-        </w:numPr>
-        <w:spacing w:before="236"/>
-        <w:jc w:val="both"/>
-      </w:pPr>
-      <w:r>
-        <w:rPr>
-          <w:b/>
-          <w:bCs/>
-        </w:rPr>
-        <w:t>Frequência Dominante</w:t>
-      </w:r>
-      <w:r>
-        <w:t xml:space="preserve">: A frequência com a maior </w:t>
-      </w:r>
-      <w:r>
-        <w:t>amplitude</w:t>
-      </w:r>
-      <w:r>
-        <w:t xml:space="preserve"> no espectro, representando a principal característica tonal do sinal.</w:t>
-      </w:r>
-    </w:p>
-    <w:p>
-      <w:pPr>
-        <w:pStyle w:val="BodyText"/>
-        <w:numPr>
-          <w:ilvl w:val="0"/>
-          <w:numId w:val="14"/>
-        </w:numPr>
-        <w:spacing w:before="236"/>
-        <w:jc w:val="both"/>
-      </w:pPr>
-      <w:r>
-        <w:rPr>
-          <w:b/>
-          <w:bCs/>
-        </w:rPr>
-        <w:t>Peak to Average Ratio (PAR)</w:t>
-      </w:r>
-      <w:r>
-        <w:t xml:space="preserve">: Uma medida que compara o pico máximo do espectro com a média das </w:t>
-      </w:r>
-      <w:r>
-        <w:t>amplitudes</w:t>
-      </w:r>
-      <w:r>
-        <w:t>, indicando a concentração de energia em frequências específicas.</w:t>
-      </w:r>
-    </w:p>
-    <w:p>
-      <w:pPr>
-        <w:pStyle w:val="BodyText"/>
-        <w:numPr>
-          <w:ilvl w:val="0"/>
-          <w:numId w:val="14"/>
-        </w:numPr>
-        <w:spacing w:before="236"/>
-        <w:jc w:val="both"/>
-      </w:pPr>
-      <w:r>
-        <w:rPr>
-          <w:b/>
-          <w:bCs/>
-        </w:rPr>
-        <w:t>Entropia Espectral</w:t>
-      </w:r>
-      <w:r>
-        <w:t>: Medida que quantifica a imprevisibilidade do espectro, sendo útil para capturar a complexidade dos sinais.</w:t>
-      </w:r>
-    </w:p>
-    <w:p>
-      <w:pPr>
-        <w:pStyle w:val="BodyText"/>
-        <w:numPr>
-          <w:ilvl w:val="0"/>
-          <w:numId w:val="14"/>
-        </w:numPr>
-        <w:spacing w:before="236"/>
-        <w:jc w:val="both"/>
-      </w:pPr>
-      <w:r>
-        <w:rPr>
-          <w:b/>
-          <w:bCs/>
-        </w:rPr>
-        <w:t>Spectral Edge Frequency</w:t>
-      </w:r>
-      <w:r>
-        <w:t xml:space="preserve">: Frequência na qual </w:t>
-      </w:r>
-      <w:r>
-        <w:t>certa percentagem</w:t>
-      </w:r>
-      <w:r>
-        <w:t xml:space="preserve"> d</w:t>
-      </w:r>
-      <w:r>
-        <w:t>e</w:t>
-      </w:r>
-      <w:r>
-        <w:t xml:space="preserve"> energia do espectro está acumulada, proporcionando uma visão sobre a dispersão da energia nas frequências mais altas.</w:t>
-      </w:r>
-      <w:r>
-        <w:t xml:space="preserve"> A </w:t>
-      </w:r>
-      <w:r>
-        <w:t>percentagem utilizada foi 90%.</w:t>
-      </w:r>
-    </w:p>
-    <w:p>
-      <w:pPr>
-        <w:pStyle w:val="BodyText"/>
-        <w:numPr>
-          <w:ilvl w:val="0"/>
-          <w:numId w:val="14"/>
-        </w:numPr>
-        <w:spacing w:before="236"/>
-        <w:jc w:val="both"/>
-      </w:pPr>
-      <w:r>
-        <w:rPr>
-          <w:b/>
-          <w:bCs/>
-        </w:rPr>
-        <w:t>Spectral Slope</w:t>
-      </w:r>
-      <w:r>
-        <w:t xml:space="preserve">: Representa a inclinação do espectro, indicando a tendência das </w:t>
-      </w:r>
-      <w:r>
-        <w:t>amplitudes</w:t>
-      </w:r>
-      <w:r>
-        <w:t xml:space="preserve"> espectrais ao longo d</w:t>
-      </w:r>
-      <w:r>
-        <w:t>o eixo</w:t>
-      </w:r>
-      <w:r>
-        <w:t xml:space="preserve"> d</w:t>
-      </w:r>
-      <w:r>
-        <w:t>as</w:t>
-      </w:r>
-      <w:r>
-        <w:t xml:space="preserve"> frequências.</w:t>
-      </w:r>
-    </w:p>
-    <w:p>
-      <w:pPr>
-        <w:pStyle w:val="BodyText"/>
-        <w:spacing w:before="236"/>
-        <w:ind w:left="569"/>
-        <w:jc w:val="both"/>
-      </w:pPr>
-      <w:r>
-        <w:t>Essas características fornecem uma descrição rica do comportamento espectral dos sinais, o que é essencial para a análise e comparação entre os diferentes dígitos.</w:t>
-      </w:r>
-    </w:p>
-    <w:p>
-      <w:pPr>
-        <w:pStyle w:val="BodyText"/>
-        <w:spacing w:before="236"/>
-        <w:ind w:left="569"/>
-      </w:pPr>
-    </w:p>
-    <w:p>
-      <w:pPr>
-        <w:pStyle w:val="BodyText"/>
-        <w:spacing w:before="236"/>
-        <w:ind w:left="569"/>
-        <w:rPr>
-          <w:sz w:val="36"/>
-          <w:szCs w:val="36"/>
-        </w:rPr>
-      </w:pPr>
-      <w:r>
-        <w:rPr>
-          <w:b/>
-          <w:bCs/>
-          <w:sz w:val="36"/>
-          <w:szCs w:val="36"/>
-        </w:rPr>
-        <w:t xml:space="preserve">5. </w:t>
-      </w:r>
-      <w:r>
-        <w:rPr>
-          <w:b/>
-          <w:bCs/>
-          <w:sz w:val="36"/>
-          <w:szCs w:val="36"/>
-        </w:rPr>
-        <w:t>C</w:t>
-      </w:r>
-      <w:r>
-        <w:rPr>
-          <w:b/>
-          <w:bCs/>
-          <w:sz w:val="36"/>
-          <w:szCs w:val="36"/>
-        </w:rPr>
-        <w:t>omparação dos Dígitos</w:t>
-      </w:r>
-    </w:p>
-    <w:p>
-      <w:pPr>
-        <w:pStyle w:val="BodyText"/>
-        <w:spacing w:before="236"/>
-        <w:ind w:left="569"/>
-        <w:rPr>
-          <w:noProof/>
-        </w:rPr>
-      </w:pPr>
-      <w:r>
-        <w:rPr>
-          <w:noProof/>
-        </w:rPr>
-        <w:t xml:space="preserve">Para comparar os dígitos, as características espectrais extraídas foram visualizadas </w:t>
-      </w:r>
-      <w:r>
-        <w:rPr>
-          <w:noProof/>
-        </w:rPr>
-        <w:t xml:space="preserve">através de </w:t>
-      </w:r>
-      <w:r>
-        <w:rPr>
-          <w:noProof/>
-        </w:rPr>
-        <w:t xml:space="preserve">um </w:t>
-      </w:r>
-      <w:r>
-        <w:rPr>
-          <w:noProof/>
-        </w:rPr>
-        <w:t>gráfico 3D e boxplots para observar como cada característica se distribui entre os dígitos. A partir desses gráficos, foi possível identificar quais características permitem uma melhor separação dos dígitos.</w:t>
-      </w:r>
-      <w:r>
-        <w:rPr>
-          <w:noProof/>
-        </w:rPr>
-        <w:t xml:space="preserve"> </w:t>
-      </w:r>
-      <w:r>
-        <w:rPr>
-          <w:noProof/>
-        </w:rPr>
-        <w:t xml:space="preserve">A análise revelou que as três características mais eficazes para diferenciar os dígitos foram o </w:t>
-      </w:r>
-      <w:r>
-        <w:rPr>
-          <w:i/>
-          <w:iCs/>
-          <w:noProof/>
-        </w:rPr>
-        <w:t>Peak to Average Ratio (PAR)</w:t>
-      </w:r>
-      <w:r>
-        <w:rPr>
-          <w:noProof/>
-        </w:rPr>
-        <w:t xml:space="preserve">, a </w:t>
-      </w:r>
-      <w:r>
-        <w:rPr>
-          <w:i/>
-          <w:iCs/>
-          <w:noProof/>
-        </w:rPr>
-        <w:t>Entropia Espectral</w:t>
-      </w:r>
-      <w:r>
-        <w:rPr>
-          <w:noProof/>
-        </w:rPr>
-        <w:t xml:space="preserve"> e o </w:t>
-      </w:r>
-      <w:r>
-        <w:rPr>
-          <w:i/>
-          <w:iCs/>
-          <w:noProof/>
-        </w:rPr>
-        <w:t>Spectral Slope</w:t>
-      </w:r>
-      <w:r>
-        <w:rPr>
-          <w:noProof/>
-        </w:rPr>
-        <w:t>. Essas características apresentam variações significativas entre os dígitos, facilitando a distinção entre eles.</w:t>
-      </w:r>
-    </w:p>
-    <w:p>
-      <w:pPr>
-        <w:pStyle w:val="BodyText"/>
-        <w:spacing w:before="236"/>
-        <w:ind w:left="569"/>
       </w:pPr>
       <w:r>
         <w:drawing>
-          <wp:anchor distT="0" distB="0" distL="114300" distR="114300" simplePos="0" relativeHeight="251660288" behindDoc="1" locked="0" layoutInCell="1" allowOverlap="1" wp14:anchorId="656164DD" wp14:editId="7BD34FC0">
+          <wp:anchor distT="0" distB="0" distL="114300" distR="114300" simplePos="0" relativeHeight="251660288" behindDoc="1" locked="0" layoutInCell="1" allowOverlap="1" wp14:anchorId="2BF20999" wp14:editId="324791C4">
             <wp:simplePos x="0" y="0"/>
-            <wp:positionH relativeFrom="margin">
-              <wp:posOffset>3197225</wp:posOffset>
+            <wp:positionH relativeFrom="page">
+              <wp:align>center</wp:align>
             </wp:positionH>
             <wp:positionV relativeFrom="paragraph">
-              <wp:posOffset>537675</wp:posOffset>
+              <wp:posOffset>4095115</wp:posOffset>
             </wp:positionV>
-            <wp:extent cx="3116485" cy="2544928"/>
-            <wp:effectExtent l="0" t="0" r="8255" b="8255"/>
+            <wp:extent cx="4737257" cy="2238155"/>
+            <wp:effectExtent l="0" t="0" r="6350" b="0"/>
             <wp:wrapNone/>
-            <wp:docPr id="37579840" name="Picture 1" descr="A graph with numbers and lines&#10;&#10;AI-generated content may be incorrect."/>
+            <wp:docPr id="111166892" name="Picture 1" descr="A graph with green and blue lines&#10;&#10;AI-generated content may be incorrect."/>
             <wp:cNvGraphicFramePr>
               <a:graphicFrameLocks xmlns:a="http://schemas.openxmlformats.org/drawingml/2006/main" noChangeAspect="1"/>
             </wp:cNvGraphicFramePr>
@@ -2138,7 +2123,7 @@
               <a:graphicData uri="http://schemas.openxmlformats.org/drawingml/2006/picture">
                 <pic:pic xmlns:pic="http://schemas.openxmlformats.org/drawingml/2006/picture">
                   <pic:nvPicPr>
-                    <pic:cNvPr id="37579840" name="Picture 1" descr="A graph with numbers and lines&#10;&#10;AI-generated content may be incorrect."/>
+                    <pic:cNvPr id="111166892" name="Picture 1" descr="A graph with green and blue lines&#10;&#10;AI-generated content may be incorrect."/>
                     <pic:cNvPicPr/>
                   </pic:nvPicPr>
                   <pic:blipFill>
@@ -2156,7 +2141,7 @@
                   <pic:spPr>
                     <a:xfrm>
                       <a:off x="0" y="0"/>
-                      <a:ext cx="3116485" cy="2544928"/>
+                      <a:ext cx="4737257" cy="2238155"/>
                     </a:xfrm>
                     <a:prstGeom prst="rect">
                       <a:avLst/>
@@ -2175,25 +2160,19 @@
         </w:drawing>
       </w:r>
       <w:r>
-        <w:rPr>
-          <w:b/>
-          <w:bCs/>
-          <w:sz w:val="36"/>
-          <w:szCs w:val="36"/>
-        </w:rPr>
         <w:drawing>
-          <wp:anchor distT="0" distB="0" distL="114300" distR="114300" simplePos="0" relativeHeight="251659264" behindDoc="1" locked="0" layoutInCell="1" allowOverlap="1" wp14:anchorId="69C88563" wp14:editId="01E6AB05">
+          <wp:anchor distT="0" distB="0" distL="114300" distR="114300" simplePos="0" relativeHeight="251659264" behindDoc="1" locked="0" layoutInCell="1" allowOverlap="1" wp14:anchorId="0E0FA20C" wp14:editId="6F74892A">
             <wp:simplePos x="0" y="0"/>
             <wp:positionH relativeFrom="margin">
-              <wp:align>left</wp:align>
+              <wp:align>center</wp:align>
             </wp:positionH>
             <wp:positionV relativeFrom="paragraph">
-              <wp:posOffset>482913</wp:posOffset>
+              <wp:posOffset>1542415</wp:posOffset>
             </wp:positionV>
-            <wp:extent cx="3174212" cy="2584630"/>
-            <wp:effectExtent l="0" t="0" r="7620" b="6350"/>
+            <wp:extent cx="4856892" cy="2239582"/>
+            <wp:effectExtent l="0" t="0" r="1270" b="8890"/>
             <wp:wrapNone/>
-            <wp:docPr id="1124415947" name="Picture 1" descr="A graph with colored dots&#10;&#10;AI-generated content may be incorrect."/>
+            <wp:docPr id="1834434149" name="Picture 1" descr="A graph with green and blue lines&#10;&#10;AI-generated content may be incorrect."/>
             <wp:cNvGraphicFramePr>
               <a:graphicFrameLocks xmlns:a="http://schemas.openxmlformats.org/drawingml/2006/main" noChangeAspect="1"/>
             </wp:cNvGraphicFramePr>
@@ -2201,7 +2180,7 @@
               <a:graphicData uri="http://schemas.openxmlformats.org/drawingml/2006/picture">
                 <pic:pic xmlns:pic="http://schemas.openxmlformats.org/drawingml/2006/picture">
                   <pic:nvPicPr>
-                    <pic:cNvPr id="1124415947" name="Picture 1" descr="A graph with colored dots&#10;&#10;AI-generated content may be incorrect."/>
+                    <pic:cNvPr id="1834434149" name="Picture 1" descr="A graph with green and blue lines&#10;&#10;AI-generated content may be incorrect."/>
                     <pic:cNvPicPr/>
                   </pic:nvPicPr>
                   <pic:blipFill>
@@ -2219,7 +2198,7 @@
                   <pic:spPr>
                     <a:xfrm>
                       <a:off x="0" y="0"/>
-                      <a:ext cx="3174212" cy="2584630"/>
+                      <a:ext cx="4856892" cy="2239582"/>
                     </a:xfrm>
                     <a:prstGeom prst="rect">
                       <a:avLst/>

--- a/Relatórios/Relatorio.docx
+++ b/Relatórios/Relatorio.docx
@@ -106,7 +106,7 @@
           <w:b/>
           <w:sz w:val="32"/>
         </w:rPr>
-        <w:t>2</w:t>
+        <w:t>3</w:t>
       </w:r>
       <w:r>
         <w:rPr>
@@ -2016,6 +2016,7 @@
       </w:pPr>
       <w:r>
         <w:rPr>
+          <w:noProof/>
           <w:sz w:val="16"/>
           <w:szCs w:val="16"/>
         </w:rPr>
@@ -2103,6 +2104,9 @@
         <w:ind w:left="569"/>
       </w:pPr>
       <w:r>
+        <w:rPr>
+          <w:noProof/>
+        </w:rPr>
         <w:drawing>
           <wp:anchor distT="0" distB="0" distL="114300" distR="114300" simplePos="0" relativeHeight="251660288" behindDoc="1" locked="0" layoutInCell="1" allowOverlap="1" wp14:anchorId="2BF20999" wp14:editId="324791C4">
             <wp:simplePos x="0" y="0"/>
@@ -2160,6 +2164,9 @@
         </w:drawing>
       </w:r>
       <w:r>
+        <w:rPr>
+          <w:noProof/>
+        </w:rPr>
         <w:drawing>
           <wp:anchor distT="0" distB="0" distL="114300" distR="114300" simplePos="0" relativeHeight="251659264" behindDoc="1" locked="0" layoutInCell="1" allowOverlap="1" wp14:anchorId="0E0FA20C" wp14:editId="6F74892A">
             <wp:simplePos x="0" y="0"/>
@@ -5073,6 +5080,7 @@
   <w:style w:type="character" w:default="1" w:styleId="DefaultParagraphFont">
     <w:name w:val="Default Paragraph Font"/>
     <w:uiPriority w:val="1"/>
+    <w:semiHidden/>
     <w:unhideWhenUsed/>
   </w:style>
   <w:style w:type="table" w:default="1" w:styleId="TableNormal">

--- a/Relatórios/Relatorio.docx
+++ b/Relatórios/Relatorio.docx
@@ -106,7 +106,7 @@
           <w:b/>
           <w:sz w:val="32"/>
         </w:rPr>
-        <w:t>3</w:t>
+        <w:t>4</w:t>
       </w:r>
       <w:r>
         <w:rPr>
@@ -1068,6 +1068,7 @@
         <w:ind w:left="1286" w:hanging="358"/>
         <w:rPr>
           <w:i/>
+          <w:spacing w:val="-2"/>
           <w:sz w:val="36"/>
         </w:rPr>
       </w:pPr>
@@ -1077,28 +1078,16 @@
           <w:spacing w:val="-2"/>
           <w:sz w:val="36"/>
         </w:rPr>
-        <w:t>Classificador Autom</w:t>
-      </w:r>
-      <w:r>
-        <w:rPr>
-          <w:i/>
-          <w:spacing w:val="-2"/>
-          <w:sz w:val="36"/>
-        </w:rPr>
-        <w:t>á</w:t>
-      </w:r>
-      <w:r>
-        <w:rPr>
-          <w:i/>
-          <w:spacing w:val="-2"/>
-          <w:sz w:val="36"/>
-        </w:rPr>
-        <w:t>tico de Digitos</w:t>
+        <w:t>Cálculo da STFT e Espectrogramas</w:t>
       </w:r>
     </w:p>
     <w:p>
       <w:pPr>
         <w:pStyle w:val="ListParagraph"/>
+        <w:tabs>
+          <w:tab w:val="left" w:pos="1286"/>
+        </w:tabs>
+        <w:ind w:firstLine="0"/>
         <w:rPr>
           <w:i/>
           <w:sz w:val="36"/>
@@ -1126,8 +1115,96 @@
           <w:i/>
           <w:sz w:val="36"/>
         </w:rPr>
-        <w:t>Funções Janela</w:t>
-      </w:r>
+        <w:t>Características Tempo-Frequência</w:t>
+      </w:r>
+    </w:p>
+    <w:p>
+      <w:pPr>
+        <w:pStyle w:val="ListParagraph"/>
+        <w:rPr>
+          <w:i/>
+          <w:sz w:val="36"/>
+        </w:rPr>
+      </w:pPr>
+    </w:p>
+    <w:p>
+      <w:pPr>
+        <w:pStyle w:val="ListParagraph"/>
+        <w:numPr>
+          <w:ilvl w:val="0"/>
+          <w:numId w:val="1"/>
+        </w:numPr>
+        <w:tabs>
+          <w:tab w:val="left" w:pos="1286"/>
+        </w:tabs>
+        <w:ind w:left="1286" w:hanging="358"/>
+        <w:rPr>
+          <w:i/>
+          <w:sz w:val="36"/>
+        </w:rPr>
+      </w:pPr>
+      <w:r>
+        <w:rPr>
+          <w:i/>
+          <w:sz w:val="36"/>
+        </w:rPr>
+        <w:t>Transformada Wavelet Discreta (DWT)</w:t>
+      </w:r>
+    </w:p>
+    <w:p>
+      <w:pPr>
+        <w:pStyle w:val="ListParagraph"/>
+        <w:rPr>
+          <w:i/>
+          <w:sz w:val="36"/>
+        </w:rPr>
+      </w:pPr>
+    </w:p>
+    <w:p>
+      <w:pPr>
+        <w:pStyle w:val="ListParagraph"/>
+        <w:numPr>
+          <w:ilvl w:val="0"/>
+          <w:numId w:val="1"/>
+        </w:numPr>
+        <w:tabs>
+          <w:tab w:val="left" w:pos="1286"/>
+        </w:tabs>
+        <w:ind w:left="1286" w:hanging="358"/>
+        <w:rPr>
+          <w:i/>
+          <w:sz w:val="36"/>
+        </w:rPr>
+      </w:pPr>
+      <w:r>
+        <w:rPr>
+          <w:i/>
+          <w:sz w:val="36"/>
+        </w:rPr>
+        <w:t>Análise dos Resultados</w:t>
+      </w:r>
+    </w:p>
+    <w:p>
+      <w:pPr>
+        <w:tabs>
+          <w:tab w:val="left" w:pos="1286"/>
+        </w:tabs>
+        <w:rPr>
+          <w:i/>
+          <w:sz w:val="36"/>
+        </w:rPr>
+      </w:pPr>
+    </w:p>
+    <w:p>
+      <w:pPr>
+        <w:tabs>
+          <w:tab w:val="left" w:pos="1286"/>
+        </w:tabs>
+        <w:rPr>
+          <w:i/>
+          <w:sz w:val="36"/>
+        </w:rPr>
+      </w:pPr>
     </w:p>
     <w:p>
       <w:pPr>
@@ -1210,7 +1287,7 @@
           <w:sz w:val="24"/>
           <w:szCs w:val="24"/>
         </w:rPr>
-        <w:t xml:space="preserve"> o trabalho realizado na Meta 3 do projeto de Análise e Transformação de Dados. O</w:t>
+        <w:t xml:space="preserve"> o trabalho realizado na Meta 3 do projeto de Análise e Transformação de Dados. </w:t>
       </w:r>
       <w:r>
         <w:rPr>
@@ -1219,245 +1296,62 @@
           <w:sz w:val="24"/>
           <w:szCs w:val="24"/>
         </w:rPr>
-        <w:t>s</w:t>
-      </w:r>
-      <w:r>
+        <w:t>Nesta meta, foram exploradas técnicas avançadas de análise tempo-frequência e wavelet para a caracterização dos sinais de áudio dos dígitos. O objetivo foi extrair novas características que permitam uma melhor discriminação entre os diferentes dígitos, complementando as análises temporais e espectrais realizadas nas metas anteriores.</w:t>
+      </w:r>
+    </w:p>
+    <w:p>
+      <w:pPr>
+        <w:pStyle w:val="Heading1"/>
+        <w:spacing w:before="78"/>
         <w:rPr>
           <w:b w:val="0"/>
           <w:bCs w:val="0"/>
           <w:sz w:val="24"/>
           <w:szCs w:val="24"/>
         </w:rPr>
-        <w:t xml:space="preserve"> objetivo</w:t>
-      </w:r>
-      <w:r>
+      </w:pPr>
+    </w:p>
+    <w:p>
+      <w:pPr>
+        <w:pStyle w:val="Heading1"/>
+        <w:spacing w:before="78"/>
         <w:rPr>
           <w:b w:val="0"/>
           <w:bCs w:val="0"/>
           <w:sz w:val="24"/>
           <w:szCs w:val="24"/>
         </w:rPr>
-        <w:t>s</w:t>
-      </w:r>
-      <w:r>
-        <w:rPr>
-          <w:b w:val="0"/>
-          <w:bCs w:val="0"/>
-          <w:sz w:val="24"/>
-          <w:szCs w:val="24"/>
-        </w:rPr>
-        <w:t xml:space="preserve"> principa</w:t>
-      </w:r>
-      <w:r>
-        <w:rPr>
-          <w:b w:val="0"/>
-          <w:bCs w:val="0"/>
-          <w:sz w:val="24"/>
-          <w:szCs w:val="24"/>
-        </w:rPr>
-        <w:t>is</w:t>
-      </w:r>
-      <w:r>
-        <w:rPr>
-          <w:b w:val="0"/>
-          <w:bCs w:val="0"/>
-          <w:sz w:val="24"/>
-          <w:szCs w:val="24"/>
-        </w:rPr>
-        <w:t xml:space="preserve"> desta etapa fo</w:t>
-      </w:r>
-      <w:r>
-        <w:rPr>
-          <w:b w:val="0"/>
-          <w:bCs w:val="0"/>
-          <w:sz w:val="24"/>
-          <w:szCs w:val="24"/>
-        </w:rPr>
-        <w:t>ram</w:t>
-      </w:r>
-      <w:r>
-        <w:rPr>
-          <w:b w:val="0"/>
-          <w:bCs w:val="0"/>
-          <w:sz w:val="24"/>
-          <w:szCs w:val="24"/>
-        </w:rPr>
-        <w:t xml:space="preserve"> aplicar técnicas de classificação com base nas características extraídas anteriormente no domínio do tempo e da frequência, de modo a permitir a identificação automática dos dígitos </w:t>
-      </w:r>
-      <w:r>
-        <w:rPr>
-          <w:b w:val="0"/>
-          <w:bCs w:val="0"/>
-          <w:sz w:val="24"/>
-          <w:szCs w:val="24"/>
-        </w:rPr>
-        <w:t>analis</w:t>
-      </w:r>
-      <w:r>
-        <w:rPr>
-          <w:b w:val="0"/>
-          <w:bCs w:val="0"/>
-          <w:sz w:val="24"/>
-          <w:szCs w:val="24"/>
-        </w:rPr>
-        <w:t>a</w:t>
-      </w:r>
-      <w:r>
-        <w:rPr>
-          <w:b w:val="0"/>
-          <w:bCs w:val="0"/>
-          <w:sz w:val="24"/>
-          <w:szCs w:val="24"/>
-        </w:rPr>
-        <w:t>dos</w:t>
-      </w:r>
-      <w:r>
-        <w:rPr>
-          <w:b w:val="0"/>
-          <w:bCs w:val="0"/>
-          <w:sz w:val="24"/>
-          <w:szCs w:val="24"/>
-        </w:rPr>
-        <w:t xml:space="preserve"> e </w:t>
-      </w:r>
-      <w:r>
-        <w:rPr>
-          <w:b w:val="0"/>
-          <w:bCs w:val="0"/>
-          <w:sz w:val="24"/>
-          <w:szCs w:val="24"/>
-        </w:rPr>
-        <w:t>compar</w:t>
-      </w:r>
-      <w:r>
-        <w:rPr>
-          <w:b w:val="0"/>
-          <w:bCs w:val="0"/>
-          <w:sz w:val="24"/>
-          <w:szCs w:val="24"/>
-        </w:rPr>
-        <w:t>ar</w:t>
-      </w:r>
-      <w:r>
-        <w:rPr>
-          <w:b w:val="0"/>
-          <w:bCs w:val="0"/>
-          <w:sz w:val="24"/>
-          <w:szCs w:val="24"/>
-        </w:rPr>
-        <w:t xml:space="preserve"> três janelas diferentes (Hamming, Kaiser e Blackman) aplicadas </w:t>
-      </w:r>
-      <w:r>
-        <w:rPr>
-          <w:b w:val="0"/>
-          <w:bCs w:val="0"/>
-          <w:sz w:val="24"/>
-          <w:szCs w:val="24"/>
-        </w:rPr>
-        <w:t>ao</w:t>
-      </w:r>
-      <w:r>
-        <w:rPr>
-          <w:b w:val="0"/>
-          <w:bCs w:val="0"/>
-          <w:sz w:val="24"/>
-          <w:szCs w:val="24"/>
-        </w:rPr>
-        <w:t>s</w:t>
-      </w:r>
-      <w:r>
-        <w:rPr>
-          <w:b w:val="0"/>
-          <w:bCs w:val="0"/>
-          <w:sz w:val="24"/>
-          <w:szCs w:val="24"/>
-        </w:rPr>
-        <w:t xml:space="preserve"> sina</w:t>
-      </w:r>
-      <w:r>
-        <w:rPr>
-          <w:b w:val="0"/>
-          <w:bCs w:val="0"/>
-          <w:sz w:val="24"/>
-          <w:szCs w:val="24"/>
-        </w:rPr>
-        <w:t>is</w:t>
-      </w:r>
-      <w:r>
-        <w:rPr>
-          <w:b w:val="0"/>
-          <w:bCs w:val="0"/>
-          <w:sz w:val="24"/>
-          <w:szCs w:val="24"/>
-        </w:rPr>
-        <w:t>.</w:t>
-      </w:r>
+      </w:pPr>
     </w:p>
     <w:p>
       <w:pPr>
         <w:pStyle w:val="Heading1"/>
         <w:spacing w:before="78"/>
         <w:rPr>
-          <w:b w:val="0"/>
-          <w:bCs w:val="0"/>
-          <w:sz w:val="24"/>
-          <w:szCs w:val="24"/>
-        </w:rPr>
-      </w:pPr>
-    </w:p>
-    <w:p>
-      <w:pPr>
-        <w:pStyle w:val="Heading1"/>
-        <w:spacing w:before="78"/>
-        <w:rPr>
-          <w:b w:val="0"/>
-          <w:bCs w:val="0"/>
-          <w:sz w:val="24"/>
-          <w:szCs w:val="24"/>
-        </w:rPr>
-      </w:pPr>
-    </w:p>
-    <w:p>
-      <w:pPr>
-        <w:pStyle w:val="Heading1"/>
-        <w:spacing w:before="78"/>
-        <w:rPr>
-          <w:b w:val="0"/>
-          <w:bCs w:val="0"/>
-          <w:sz w:val="24"/>
-          <w:szCs w:val="24"/>
-        </w:rPr>
-      </w:pPr>
-    </w:p>
-    <w:p>
-      <w:pPr>
-        <w:pStyle w:val="Heading1"/>
-        <w:spacing w:before="78"/>
-        <w:rPr>
-          <w:sz w:val="28"/>
-          <w:szCs w:val="28"/>
-        </w:rPr>
-      </w:pPr>
-      <w:r>
-        <w:rPr>
           <w:sz w:val="36"/>
           <w:szCs w:val="36"/>
         </w:rPr>
-        <w:t xml:space="preserve">2. </w:t>
-      </w:r>
+      </w:pPr>
       <w:r>
         <w:rPr>
           <w:sz w:val="36"/>
           <w:szCs w:val="36"/>
         </w:rPr>
-        <w:t>C</w:t>
+        <w:t xml:space="preserve">2. </w:t>
       </w:r>
       <w:r>
         <w:rPr>
           <w:sz w:val="36"/>
           <w:szCs w:val="36"/>
         </w:rPr>
-        <w:t>lassificador Automático de Digitos</w:t>
+        <w:tab/>
+      </w:r>
+      <w:r>
+        <w:rPr>
+          <w:sz w:val="36"/>
+          <w:szCs w:val="36"/>
+        </w:rPr>
+        <w:t>Cálculo da STFT e Espectrogramas</w:t>
       </w:r>
     </w:p>
     <w:p>
@@ -1476,563 +1370,19 @@
           <w:sz w:val="24"/>
           <w:szCs w:val="24"/>
         </w:rPr>
-        <w:t xml:space="preserve">O </w:t>
-      </w:r>
-      <w:r>
-        <w:rPr>
-          <w:sz w:val="24"/>
-          <w:szCs w:val="24"/>
-        </w:rPr>
-        <w:t xml:space="preserve">classificador automático </w:t>
-      </w:r>
-      <w:r>
-        <w:rPr>
-          <w:sz w:val="24"/>
-          <w:szCs w:val="24"/>
-        </w:rPr>
-        <w:t xml:space="preserve">tem </w:t>
-      </w:r>
-      <w:r>
-        <w:rPr>
-          <w:sz w:val="24"/>
-          <w:szCs w:val="24"/>
-        </w:rPr>
-        <w:t>com</w:t>
-      </w:r>
-      <w:r>
-        <w:rPr>
-          <w:sz w:val="24"/>
-          <w:szCs w:val="24"/>
-        </w:rPr>
-        <w:t>o</w:t>
-      </w:r>
-      <w:r>
-        <w:rPr>
-          <w:sz w:val="24"/>
-          <w:szCs w:val="24"/>
-        </w:rPr>
-        <w:t xml:space="preserve"> objetivo </w:t>
-      </w:r>
-      <w:r>
-        <w:rPr>
-          <w:sz w:val="24"/>
-          <w:szCs w:val="24"/>
-        </w:rPr>
-        <w:t>relacionar as 500 amostras a um dígito</w:t>
-      </w:r>
-      <w:r>
-        <w:rPr>
-          <w:sz w:val="24"/>
-          <w:szCs w:val="24"/>
-        </w:rPr>
-        <w:t xml:space="preserve"> com base nas características extraídas dos sinais de áudio. As características utilizadas incluíram medidas no domínio do tempo e da frequência, previamente selecionadas por apresentarem boa capacidade de discriminação entre os diferentes dígitos.</w:t>
-      </w:r>
-    </w:p>
-    <w:p>
-      <w:pPr>
-        <w:pStyle w:val="BodyText"/>
-        <w:spacing w:before="236"/>
-        <w:ind w:left="569"/>
-        <w:jc w:val="both"/>
-        <w:rPr>
-          <w:sz w:val="24"/>
-          <w:szCs w:val="24"/>
-        </w:rPr>
-      </w:pPr>
-      <w:r>
-        <w:rPr>
-          <w:sz w:val="24"/>
-          <w:szCs w:val="24"/>
-        </w:rPr>
-        <w:t xml:space="preserve">O classificador escolhido baseou-se no método de </w:t>
-      </w:r>
-      <w:r>
-        <w:rPr>
-          <w:b/>
-          <w:bCs/>
-          <w:sz w:val="24"/>
-          <w:szCs w:val="24"/>
-        </w:rPr>
-        <w:t>mínima distância aos centróides</w:t>
-      </w:r>
-      <w:r>
-        <w:rPr>
-          <w:sz w:val="24"/>
-          <w:szCs w:val="24"/>
-        </w:rPr>
-        <w:t>.</w:t>
-      </w:r>
-      <w:r>
-        <w:rPr>
-          <w:sz w:val="24"/>
-          <w:szCs w:val="24"/>
-        </w:rPr>
-        <w:t xml:space="preserve"> Para isso, </w:t>
-      </w:r>
-      <w:r>
-        <w:rPr>
-          <w:sz w:val="24"/>
-          <w:szCs w:val="24"/>
-        </w:rPr>
-        <w:t>as repetições de cada dígito</w:t>
-      </w:r>
-      <w:r>
-        <w:rPr>
-          <w:sz w:val="24"/>
-          <w:szCs w:val="24"/>
-        </w:rPr>
-        <w:t xml:space="preserve"> foram dividid</w:t>
-      </w:r>
-      <w:r>
-        <w:rPr>
-          <w:sz w:val="24"/>
-          <w:szCs w:val="24"/>
-        </w:rPr>
-        <w:t>a</w:t>
-      </w:r>
-      <w:r>
-        <w:rPr>
-          <w:sz w:val="24"/>
-          <w:szCs w:val="24"/>
-        </w:rPr>
-        <w:t xml:space="preserve">s em dois conjuntos: </w:t>
-      </w:r>
-      <w:r>
-        <w:rPr>
-          <w:b/>
-          <w:bCs/>
-          <w:sz w:val="24"/>
-          <w:szCs w:val="24"/>
-        </w:rPr>
-        <w:t>70% para treino</w:t>
-      </w:r>
-      <w:r>
-        <w:rPr>
-          <w:sz w:val="24"/>
-          <w:szCs w:val="24"/>
-        </w:rPr>
-        <w:t xml:space="preserve"> e </w:t>
-      </w:r>
-      <w:r>
-        <w:rPr>
-          <w:b/>
-          <w:bCs/>
-          <w:sz w:val="24"/>
-          <w:szCs w:val="24"/>
-        </w:rPr>
-        <w:t>30% para teste</w:t>
-      </w:r>
-      <w:r>
-        <w:rPr>
-          <w:sz w:val="24"/>
-          <w:szCs w:val="24"/>
-        </w:rPr>
-        <w:t>.</w:t>
-      </w:r>
-      <w:r>
-        <w:rPr>
-          <w:sz w:val="24"/>
-          <w:szCs w:val="24"/>
-        </w:rPr>
-        <w:t xml:space="preserve"> No conjunto de treino, foi calculado um centróide para cada dígito, representando o </w:t>
-      </w:r>
-      <w:r>
-        <w:rPr>
-          <w:sz w:val="24"/>
-          <w:szCs w:val="24"/>
-        </w:rPr>
-        <w:t>perfil</w:t>
-      </w:r>
-      <w:r>
-        <w:rPr>
-          <w:sz w:val="24"/>
-          <w:szCs w:val="24"/>
-        </w:rPr>
-        <w:t xml:space="preserve"> das suas características.</w:t>
-      </w:r>
-      <w:r>
-        <w:rPr>
-          <w:sz w:val="24"/>
-          <w:szCs w:val="24"/>
-        </w:rPr>
-        <w:t xml:space="preserve"> </w:t>
-      </w:r>
-      <w:r>
-        <w:rPr>
-          <w:sz w:val="24"/>
-          <w:szCs w:val="24"/>
-        </w:rPr>
-        <w:t xml:space="preserve">A identificação do dígito foi feita atribuindo o </w:t>
-      </w:r>
-      <w:r>
-        <w:rPr>
-          <w:sz w:val="24"/>
-          <w:szCs w:val="24"/>
-        </w:rPr>
-        <w:t>dígito</w:t>
-      </w:r>
-      <w:r>
-        <w:rPr>
-          <w:sz w:val="24"/>
-          <w:szCs w:val="24"/>
-        </w:rPr>
-        <w:t xml:space="preserve"> correspondente ao centróide mais próximo</w:t>
-      </w:r>
-      <w:r>
-        <w:rPr>
-          <w:sz w:val="24"/>
-          <w:szCs w:val="24"/>
-        </w:rPr>
-        <w:t>, ou seja ao qual as suas</w:t>
-      </w:r>
-      <w:r>
-        <w:rPr>
-          <w:sz w:val="24"/>
-          <w:szCs w:val="24"/>
-        </w:rPr>
-        <w:t xml:space="preserve"> características </w:t>
-      </w:r>
-      <w:r>
-        <w:rPr>
-          <w:sz w:val="24"/>
-          <w:szCs w:val="24"/>
-        </w:rPr>
-        <w:t>fossem mais semelhantes</w:t>
-      </w:r>
-      <w:r>
-        <w:rPr>
-          <w:sz w:val="24"/>
-          <w:szCs w:val="24"/>
-        </w:rPr>
-        <w:t>.</w:t>
-      </w:r>
-    </w:p>
-    <w:p>
-      <w:pPr>
-        <w:pStyle w:val="BodyText"/>
-        <w:spacing w:before="236"/>
-        <w:ind w:left="569"/>
-        <w:jc w:val="both"/>
-        <w:rPr>
-          <w:sz w:val="24"/>
-          <w:szCs w:val="24"/>
-        </w:rPr>
-      </w:pPr>
-      <w:r>
-        <w:rPr>
-          <w:sz w:val="24"/>
-          <w:szCs w:val="24"/>
-        </w:rPr>
-        <w:t xml:space="preserve">Após a classificação, os resultados foram comparados com os dígitos reais e foi calculada a </w:t>
-      </w:r>
-      <w:r>
-        <w:rPr>
-          <w:b/>
-          <w:bCs/>
-          <w:sz w:val="24"/>
-          <w:szCs w:val="24"/>
-        </w:rPr>
-        <w:t>percentagem de acerto</w:t>
-      </w:r>
-      <w:r>
-        <w:rPr>
-          <w:sz w:val="24"/>
-          <w:szCs w:val="24"/>
-        </w:rPr>
-        <w:t>, revelando</w:t>
-      </w:r>
-      <w:r>
-        <w:rPr>
-          <w:sz w:val="24"/>
-          <w:szCs w:val="24"/>
-        </w:rPr>
-        <w:t xml:space="preserve"> a eficácia</w:t>
-      </w:r>
-      <w:r>
-        <w:rPr>
-          <w:sz w:val="24"/>
-          <w:szCs w:val="24"/>
-        </w:rPr>
-        <w:t xml:space="preserve"> do classificador em distinguir corretamente os dígitos com base nas características extraídas. O </w:t>
-      </w:r>
-      <w:r>
-        <w:rPr>
-          <w:sz w:val="24"/>
-          <w:szCs w:val="24"/>
-        </w:rPr>
-        <w:t>valor obtido foi 37% de acertos revelando que</w:t>
-      </w:r>
-      <w:r>
-        <w:rPr>
-          <w:sz w:val="24"/>
-          <w:szCs w:val="24"/>
-        </w:rPr>
-        <w:t xml:space="preserve">, mesmo com um modelo simples, é possível atingir resultados </w:t>
-      </w:r>
-      <w:r>
-        <w:rPr>
-          <w:sz w:val="24"/>
-          <w:szCs w:val="24"/>
-        </w:rPr>
-        <w:t>razoáveis</w:t>
-      </w:r>
-      <w:r>
-        <w:rPr>
-          <w:sz w:val="24"/>
-          <w:szCs w:val="24"/>
-        </w:rPr>
-        <w:t xml:space="preserve">, </w:t>
-      </w:r>
-      <w:r>
-        <w:rPr>
-          <w:sz w:val="24"/>
-          <w:szCs w:val="24"/>
-        </w:rPr>
-        <w:t>embora demonstre também que</w:t>
-      </w:r>
-      <w:r>
-        <w:rPr>
-          <w:sz w:val="24"/>
-          <w:szCs w:val="24"/>
-        </w:rPr>
-        <w:t xml:space="preserve"> as características utilizadas </w:t>
-      </w:r>
-      <w:r>
-        <w:rPr>
-          <w:sz w:val="24"/>
-          <w:szCs w:val="24"/>
-        </w:rPr>
-        <w:t xml:space="preserve">não foram </w:t>
-      </w:r>
-      <w:r>
-        <w:rPr>
-          <w:sz w:val="24"/>
-          <w:szCs w:val="24"/>
-        </w:rPr>
-        <w:t>as mais identificativas</w:t>
-      </w:r>
-      <w:r>
-        <w:rPr>
-          <w:sz w:val="24"/>
-          <w:szCs w:val="24"/>
-        </w:rPr>
-        <w:t>.</w:t>
-      </w:r>
-    </w:p>
-    <w:p>
-      <w:pPr>
-        <w:pStyle w:val="BodyText"/>
-        <w:spacing w:before="236"/>
-        <w:ind w:left="569"/>
-        <w:jc w:val="both"/>
-        <w:rPr>
-          <w:sz w:val="24"/>
-          <w:szCs w:val="24"/>
-        </w:rPr>
-      </w:pPr>
-    </w:p>
-    <w:p>
-      <w:pPr>
-        <w:pStyle w:val="BodyText"/>
-        <w:spacing w:before="236"/>
-        <w:ind w:left="569"/>
-        <w:jc w:val="both"/>
-        <w:rPr>
-          <w:sz w:val="24"/>
-          <w:szCs w:val="24"/>
-        </w:rPr>
-      </w:pPr>
-    </w:p>
-    <w:p>
-      <w:pPr>
-        <w:pStyle w:val="BodyText"/>
-        <w:spacing w:before="236"/>
-        <w:ind w:left="569"/>
-        <w:rPr>
-          <w:sz w:val="36"/>
-          <w:szCs w:val="36"/>
-        </w:rPr>
-      </w:pPr>
-      <w:r>
-        <w:rPr>
-          <w:b/>
-          <w:bCs/>
-          <w:sz w:val="36"/>
-          <w:szCs w:val="36"/>
-        </w:rPr>
-        <w:t xml:space="preserve">3. </w:t>
-      </w:r>
-      <w:r>
-        <w:rPr>
-          <w:b/>
-          <w:bCs/>
-          <w:sz w:val="36"/>
-          <w:szCs w:val="36"/>
-        </w:rPr>
-        <w:t>Funções Janela</w:t>
-      </w:r>
-    </w:p>
-    <w:p>
-      <w:pPr>
-        <w:pStyle w:val="BodyText"/>
-        <w:spacing w:before="236"/>
-        <w:ind w:left="569"/>
-        <w:jc w:val="both"/>
-      </w:pPr>
-      <w:r>
-        <w:t xml:space="preserve">A </w:t>
-      </w:r>
-      <w:r>
-        <w:rPr>
-          <w:b/>
-          <w:bCs/>
-        </w:rPr>
-        <w:t>Transformada Discreta de Fourier (DFT)</w:t>
-      </w:r>
-      <w:r>
-        <w:t xml:space="preserve">, que é </w:t>
-      </w:r>
-      <w:r>
-        <w:t>utilizada</w:t>
-      </w:r>
-      <w:r>
-        <w:t xml:space="preserve"> para analisar sinais no domínio da frequência, assume que o sinal é periódico. Quando a DFT é aplicada a sinais finitos e não periódicos, as descontinuidades nas bordas do sinal resultam em um</w:t>
-      </w:r>
-      <w:r>
-        <w:t>a fuga</w:t>
-      </w:r>
-      <w:r>
-        <w:t xml:space="preserve"> de energia para frequências indesejadas, o que é conhecido como </w:t>
-      </w:r>
-      <w:r>
-        <w:rPr>
-          <w:b/>
-          <w:bCs/>
-        </w:rPr>
-        <w:t>spectral leakage</w:t>
-      </w:r>
-      <w:r>
-        <w:t>. As janelas ajudam a mitigar esse efeito, suavizando as bordas do sinal e reduzindo o impacto das descontinuidades.</w:t>
-      </w:r>
-    </w:p>
-    <w:p>
-      <w:pPr>
-        <w:pStyle w:val="BodyText"/>
-        <w:spacing w:before="236"/>
-        <w:ind w:left="569"/>
-        <w:jc w:val="both"/>
-      </w:pPr>
-      <w:r>
-        <w:t xml:space="preserve">Janelas como Blackman e Kaiser são eficazes na redução do leakage, ao suavizar fortemente as bordas, mas isso compromete a resolução </w:t>
-      </w:r>
-      <w:r>
-        <w:t>do espectro</w:t>
-      </w:r>
-      <w:r>
-        <w:t>, especialmente em frequências altas. Em contrapartida, a janela Hamming oferece um equilíbrio, proporcionando boa redução de leakage sem perder tanto</w:t>
-      </w:r>
-      <w:r>
-        <w:t xml:space="preserve"> a</w:t>
-      </w:r>
-      <w:r>
-        <w:t xml:space="preserve"> resolução</w:t>
-      </w:r>
-      <w:r>
-        <w:t>.</w:t>
-      </w:r>
-    </w:p>
-    <w:p>
-      <w:pPr>
-        <w:pStyle w:val="BodyText"/>
-        <w:spacing w:before="236"/>
-        <w:ind w:left="569"/>
-        <w:jc w:val="both"/>
-      </w:pPr>
-    </w:p>
-    <w:p>
-      <w:pPr>
-        <w:pStyle w:val="BodyText"/>
-        <w:spacing w:before="236"/>
-        <w:ind w:left="569"/>
-      </w:pPr>
-    </w:p>
-    <w:p>
-      <w:pPr>
-        <w:pStyle w:val="BodyText"/>
-        <w:spacing w:before="236"/>
-        <w:ind w:left="569"/>
-      </w:pPr>
-    </w:p>
-    <w:p>
-      <w:pPr>
-        <w:pStyle w:val="BodyText"/>
-        <w:spacing w:before="236"/>
-        <w:ind w:left="569"/>
-        <w:rPr>
-          <w:sz w:val="24"/>
-          <w:szCs w:val="24"/>
-        </w:rPr>
-      </w:pPr>
-    </w:p>
-    <w:p>
-      <w:pPr>
-        <w:pStyle w:val="BodyText"/>
-        <w:spacing w:before="236"/>
-        <w:ind w:left="569"/>
-        <w:jc w:val="both"/>
-        <w:rPr>
-          <w:sz w:val="24"/>
-          <w:szCs w:val="24"/>
-        </w:rPr>
-      </w:pPr>
-    </w:p>
-    <w:p>
-      <w:pPr>
-        <w:pStyle w:val="BodyText"/>
-        <w:spacing w:before="236"/>
-        <w:ind w:left="569"/>
-        <w:jc w:val="both"/>
-        <w:rPr>
-          <w:sz w:val="24"/>
-          <w:szCs w:val="24"/>
-        </w:rPr>
-      </w:pPr>
-      <w:r>
-        <w:rPr>
-          <w:sz w:val="24"/>
-          <w:szCs w:val="24"/>
-        </w:rPr>
-        <w:t>Ao aplicar janelas no dígito 4, o principal efeito visível é a diminuição da dispersão de energia para frequências vizinhas causada pelas descontinuidades nas bordas do sinal. Isso resulta em espectros mais limpos e picos mais definidos reduzindo artefatos indesejados. No dígito 4, podemos observar claramente o efeito das janelas na região da frequências de 0 a 1000Hz. Sem o uso adequado de janelas, há espalhamento de energia para a região dos 500Hz. Com a aplicação das janelas, nota-se uma redução desse leakage, resultando em um pico mais definido em 400Hz e 600Hz e menor presença de energia nas frequências vizinhas, evidenciando a eficácia das janelas na limpeza e precisão do espectro.</w:t>
-      </w:r>
-    </w:p>
-    <w:p>
-      <w:pPr>
-        <w:pStyle w:val="BodyText"/>
-        <w:spacing w:before="236"/>
-        <w:rPr>
-          <w:sz w:val="28"/>
-          <w:szCs w:val="28"/>
-        </w:rPr>
-      </w:pPr>
-      <w:r>
-        <w:rPr>
-          <w:noProof/>
-          <w:sz w:val="16"/>
-          <w:szCs w:val="16"/>
-        </w:rPr>
         <w:drawing>
-          <wp:anchor distT="0" distB="0" distL="114300" distR="114300" simplePos="0" relativeHeight="251658240" behindDoc="1" locked="0" layoutInCell="1" allowOverlap="1" wp14:anchorId="65AD7B73" wp14:editId="040195DD">
+          <wp:anchor distT="0" distB="0" distL="114300" distR="114300" simplePos="0" relativeHeight="251659264" behindDoc="0" locked="0" layoutInCell="1" allowOverlap="1" wp14:anchorId="7B46DF47" wp14:editId="43671AD0">
             <wp:simplePos x="0" y="0"/>
-            <wp:positionH relativeFrom="page">
-              <wp:align>center</wp:align>
+            <wp:positionH relativeFrom="margin">
+              <wp:posOffset>3214370</wp:posOffset>
             </wp:positionH>
             <wp:positionV relativeFrom="paragraph">
-              <wp:posOffset>227965</wp:posOffset>
+              <wp:posOffset>1537335</wp:posOffset>
             </wp:positionV>
-            <wp:extent cx="4737100" cy="2205990"/>
-            <wp:effectExtent l="0" t="0" r="6350" b="3810"/>
-            <wp:wrapNone/>
-            <wp:docPr id="400454851" name="Picture 1" descr="A graph of a graph&#10;&#10;AI-generated content may be incorrect."/>
+            <wp:extent cx="3097530" cy="2427605"/>
+            <wp:effectExtent l="0" t="0" r="7620" b="0"/>
+            <wp:wrapSquare wrapText="bothSides"/>
+            <wp:docPr id="751811338" name="Picture 1" descr="A screen shot of a graph&#10;&#10;AI-generated content may be incorrect."/>
             <wp:cNvGraphicFramePr>
               <a:graphicFrameLocks xmlns:a="http://schemas.openxmlformats.org/drawingml/2006/main" noChangeAspect="1"/>
             </wp:cNvGraphicFramePr>
@@ -2040,7 +1390,7 @@
               <a:graphicData uri="http://schemas.openxmlformats.org/drawingml/2006/picture">
                 <pic:pic xmlns:pic="http://schemas.openxmlformats.org/drawingml/2006/picture">
                   <pic:nvPicPr>
-                    <pic:cNvPr id="400454851" name="Picture 1" descr="A graph of a graph&#10;&#10;AI-generated content may be incorrect."/>
+                    <pic:cNvPr id="751811338" name="Picture 1" descr="A screen shot of a graph&#10;&#10;AI-generated content may be incorrect."/>
                     <pic:cNvPicPr/>
                   </pic:nvPicPr>
                   <pic:blipFill>
@@ -2058,7 +1408,7 @@
                   <pic:spPr>
                     <a:xfrm>
                       <a:off x="0" y="0"/>
-                      <a:ext cx="4737100" cy="2205990"/>
+                      <a:ext cx="3097530" cy="2427605"/>
                     </a:xfrm>
                     <a:prstGeom prst="rect">
                       <a:avLst/>
@@ -2076,50 +1426,106 @@
           </wp:anchor>
         </w:drawing>
       </w:r>
+      <w:r>
+        <w:rPr>
+          <w:sz w:val="24"/>
+          <w:szCs w:val="24"/>
+        </w:rPr>
+        <w:t>Para cada dígito, foi gerado um espectrograma utilizando a Transformada de Fourier de Curto Prazo (STFT),</w:t>
+      </w:r>
+      <w:r>
+        <w:rPr>
+          <w:sz w:val="24"/>
+          <w:szCs w:val="24"/>
+        </w:rPr>
+        <w:t xml:space="preserve"> escolhemos</w:t>
+      </w:r>
+      <w:r>
+        <w:rPr>
+          <w:sz w:val="24"/>
+          <w:szCs w:val="24"/>
+        </w:rPr>
+        <w:t xml:space="preserve"> </w:t>
+      </w:r>
+      <w:r>
+        <w:rPr>
+          <w:sz w:val="24"/>
+          <w:szCs w:val="24"/>
+        </w:rPr>
+        <w:t>uma</w:t>
+      </w:r>
+      <w:r>
+        <w:rPr>
+          <w:sz w:val="24"/>
+          <w:szCs w:val="24"/>
+        </w:rPr>
+        <w:t xml:space="preserve"> janela de 512 amostras, overlap de 50% e NFFT de 512</w:t>
+      </w:r>
+      <w:r>
+        <w:rPr>
+          <w:sz w:val="24"/>
+          <w:szCs w:val="24"/>
+        </w:rPr>
+        <w:t xml:space="preserve"> (e outro para comparação)</w:t>
+      </w:r>
+      <w:r>
+        <w:rPr>
+          <w:sz w:val="24"/>
+          <w:szCs w:val="24"/>
+        </w:rPr>
+        <w:t>. Apenas uma repetição de cada dígito foi considerada, mostrando o espectro até ao fim do áudio real</w:t>
+      </w:r>
+      <w:r>
+        <w:rPr>
+          <w:sz w:val="24"/>
+          <w:szCs w:val="24"/>
+        </w:rPr>
+        <w:t>. Este calculo tem como objetivo v</w:t>
+      </w:r>
+      <w:r>
+        <w:rPr>
+          <w:sz w:val="24"/>
+          <w:szCs w:val="24"/>
+        </w:rPr>
+        <w:t>isualizar como a energia do sinal se distribui ao longo do tempo e da frequência, permitindo identificar padrões temporais e espectrais característicos de cada dígito.</w:t>
+      </w:r>
     </w:p>
     <w:p>
       <w:pPr>
         <w:pStyle w:val="BodyText"/>
         <w:spacing w:before="236"/>
-        <w:ind w:left="569"/>
-        <w:rPr>
-          <w:b/>
-          <w:bCs/>
-          <w:sz w:val="36"/>
-          <w:szCs w:val="36"/>
-        </w:rPr>
-      </w:pPr>
-    </w:p>
-    <w:p>
-      <w:pPr>
-        <w:pStyle w:val="BodyText"/>
-        <w:spacing w:before="236"/>
-        <w:ind w:left="569"/>
-      </w:pPr>
-    </w:p>
-    <w:p>
-      <w:pPr>
-        <w:pStyle w:val="BodyText"/>
-        <w:spacing w:before="236"/>
-        <w:ind w:left="569"/>
-      </w:pPr>
-      <w:r>
-        <w:rPr>
-          <w:noProof/>
+        <w:jc w:val="both"/>
+        <w:rPr>
+          <w:sz w:val="24"/>
+          <w:szCs w:val="24"/>
+        </w:rPr>
+      </w:pPr>
+      <w:r>
+        <w:rPr>
+          <w:sz w:val="24"/>
+          <w:szCs w:val="24"/>
         </w:rPr>
         <w:drawing>
-          <wp:anchor distT="0" distB="0" distL="114300" distR="114300" simplePos="0" relativeHeight="251660288" behindDoc="1" locked="0" layoutInCell="1" allowOverlap="1" wp14:anchorId="2BF20999" wp14:editId="324791C4">
+          <wp:anchor distT="0" distB="0" distL="114300" distR="114300" simplePos="0" relativeHeight="251658240" behindDoc="1" locked="0" layoutInCell="1" allowOverlap="1" wp14:anchorId="2A546F6F" wp14:editId="35527409">
             <wp:simplePos x="0" y="0"/>
-            <wp:positionH relativeFrom="page">
-              <wp:align>center</wp:align>
+            <wp:positionH relativeFrom="column">
+              <wp:posOffset>117090</wp:posOffset>
             </wp:positionH>
             <wp:positionV relativeFrom="paragraph">
-              <wp:posOffset>4095115</wp:posOffset>
+              <wp:posOffset>155575</wp:posOffset>
             </wp:positionV>
-            <wp:extent cx="4737257" cy="2238155"/>
-            <wp:effectExtent l="0" t="0" r="6350" b="0"/>
-            <wp:wrapNone/>
-            <wp:docPr id="111166892" name="Picture 1" descr="A graph with green and blue lines&#10;&#10;AI-generated content may be incorrect."/>
+            <wp:extent cx="3054985" cy="2423795"/>
+            <wp:effectExtent l="0" t="0" r="0" b="0"/>
+            <wp:wrapTight wrapText="bothSides">
+              <wp:wrapPolygon edited="0">
+                <wp:start x="0" y="0"/>
+                <wp:lineTo x="0" y="21391"/>
+                <wp:lineTo x="21416" y="21391"/>
+                <wp:lineTo x="21416" y="0"/>
+                <wp:lineTo x="0" y="0"/>
+              </wp:wrapPolygon>
+            </wp:wrapTight>
+            <wp:docPr id="1601565751" name="Picture 1" descr="A chart of a number of colors&#10;&#10;AI-generated content may be incorrect."/>
             <wp:cNvGraphicFramePr>
               <a:graphicFrameLocks xmlns:a="http://schemas.openxmlformats.org/drawingml/2006/main" noChangeAspect="1"/>
             </wp:cNvGraphicFramePr>
@@ -2127,7 +1533,7 @@
               <a:graphicData uri="http://schemas.openxmlformats.org/drawingml/2006/picture">
                 <pic:pic xmlns:pic="http://schemas.openxmlformats.org/drawingml/2006/picture">
                   <pic:nvPicPr>
-                    <pic:cNvPr id="111166892" name="Picture 1" descr="A graph with green and blue lines&#10;&#10;AI-generated content may be incorrect."/>
+                    <pic:cNvPr id="1601565751" name="Picture 1" descr="A chart of a number of colors&#10;&#10;AI-generated content may be incorrect."/>
                     <pic:cNvPicPr/>
                   </pic:nvPicPr>
                   <pic:blipFill>
@@ -2145,7 +1551,7 @@
                   <pic:spPr>
                     <a:xfrm>
                       <a:off x="0" y="0"/>
-                      <a:ext cx="4737257" cy="2238155"/>
+                      <a:ext cx="3054985" cy="2423795"/>
                     </a:xfrm>
                     <a:prstGeom prst="rect">
                       <a:avLst/>
@@ -2163,23 +1569,217 @@
           </wp:anchor>
         </w:drawing>
       </w:r>
-      <w:r>
-        <w:rPr>
-          <w:noProof/>
-        </w:rPr>
+    </w:p>
+    <w:p>
+      <w:pPr>
+        <w:pStyle w:val="BodyText"/>
+        <w:spacing w:before="236"/>
+        <w:ind w:left="569"/>
+        <w:rPr>
+          <w:sz w:val="36"/>
+          <w:szCs w:val="36"/>
+        </w:rPr>
+      </w:pPr>
+      <w:r>
+        <w:rPr>
+          <w:b/>
+          <w:bCs/>
+          <w:sz w:val="36"/>
+          <w:szCs w:val="36"/>
+        </w:rPr>
+        <w:t xml:space="preserve">3. </w:t>
+      </w:r>
+      <w:r>
+        <w:rPr>
+          <w:b/>
+          <w:bCs/>
+          <w:sz w:val="36"/>
+          <w:szCs w:val="36"/>
+        </w:rPr>
+        <w:tab/>
+      </w:r>
+      <w:r>
+        <w:rPr>
+          <w:b/>
+          <w:bCs/>
+          <w:sz w:val="36"/>
+          <w:szCs w:val="36"/>
+        </w:rPr>
+        <w:t>Características Tempo-Frequência</w:t>
+      </w:r>
+    </w:p>
+    <w:p>
+      <w:pPr>
+        <w:pStyle w:val="BodyText"/>
+        <w:spacing w:before="236"/>
+        <w:ind w:left="569"/>
+        <w:jc w:val="both"/>
+      </w:pPr>
+      <w:r>
+        <w:t>Foram extraídas cinco características principais a partir do espectrograma de cada áudio:</w:t>
+      </w:r>
+    </w:p>
+    <w:p>
+      <w:pPr>
+        <w:pStyle w:val="BodyText"/>
+        <w:numPr>
+          <w:ilvl w:val="0"/>
+          <w:numId w:val="15"/>
+        </w:numPr>
+        <w:tabs>
+          <w:tab w:val="clear" w:pos="720"/>
+          <w:tab w:val="num" w:pos="929"/>
+        </w:tabs>
+        <w:spacing w:before="236"/>
+        <w:ind w:left="929"/>
+        <w:jc w:val="both"/>
+      </w:pPr>
+      <w:r>
+        <w:rPr>
+          <w:b/>
+          <w:bCs/>
+        </w:rPr>
+        <w:t>Frequência Média:</w:t>
+      </w:r>
+      <w:r>
+        <w:t> Média ponderada das frequências presentes no sinal.</w:t>
+      </w:r>
+    </w:p>
+    <w:p>
+      <w:pPr>
+        <w:pStyle w:val="BodyText"/>
+        <w:numPr>
+          <w:ilvl w:val="0"/>
+          <w:numId w:val="16"/>
+        </w:numPr>
+        <w:tabs>
+          <w:tab w:val="clear" w:pos="720"/>
+          <w:tab w:val="num" w:pos="929"/>
+        </w:tabs>
+        <w:spacing w:before="236"/>
+        <w:ind w:left="929"/>
+        <w:jc w:val="both"/>
+      </w:pPr>
+      <w:r>
+        <w:rPr>
+          <w:b/>
+          <w:bCs/>
+        </w:rPr>
+        <w:t>Fluxo Espectral:</w:t>
+      </w:r>
+      <w:r>
+        <w:t> Variação média da energia espectral entre frames consecutivos.</w:t>
+      </w:r>
+    </w:p>
+    <w:p>
+      <w:pPr>
+        <w:pStyle w:val="BodyText"/>
+        <w:numPr>
+          <w:ilvl w:val="0"/>
+          <w:numId w:val="17"/>
+        </w:numPr>
+        <w:tabs>
+          <w:tab w:val="clear" w:pos="720"/>
+          <w:tab w:val="num" w:pos="929"/>
+        </w:tabs>
+        <w:spacing w:before="236"/>
+        <w:ind w:left="929"/>
+        <w:jc w:val="both"/>
+      </w:pPr>
+      <w:r>
+        <w:rPr>
+          <w:b/>
+          <w:bCs/>
+        </w:rPr>
+        <w:t>Largura de Banda:</w:t>
+      </w:r>
+      <w:r>
+        <w:t> Desvio padrão da distribuição de energia em frequência.</w:t>
+      </w:r>
+    </w:p>
+    <w:p>
+      <w:pPr>
+        <w:pStyle w:val="BodyText"/>
+        <w:numPr>
+          <w:ilvl w:val="0"/>
+          <w:numId w:val="18"/>
+        </w:numPr>
+        <w:tabs>
+          <w:tab w:val="clear" w:pos="720"/>
+          <w:tab w:val="num" w:pos="929"/>
+        </w:tabs>
+        <w:spacing w:before="236"/>
+        <w:ind w:left="929"/>
+        <w:jc w:val="both"/>
+      </w:pPr>
+      <w:r>
+        <w:rPr>
+          <w:b/>
+          <w:bCs/>
+        </w:rPr>
+        <w:t>Entropia Espectral:</w:t>
+      </w:r>
+      <w:r>
+        <w:t> Medida da dispersão da energia no espectro.</w:t>
+      </w:r>
+    </w:p>
+    <w:p>
+      <w:pPr>
+        <w:pStyle w:val="BodyText"/>
+        <w:numPr>
+          <w:ilvl w:val="0"/>
+          <w:numId w:val="19"/>
+        </w:numPr>
+        <w:tabs>
+          <w:tab w:val="clear" w:pos="720"/>
+          <w:tab w:val="num" w:pos="929"/>
+        </w:tabs>
+        <w:spacing w:before="236"/>
+        <w:ind w:left="929"/>
+        <w:jc w:val="both"/>
+      </w:pPr>
+      <w:r>
+        <w:rPr>
+          <w:b/>
+          <w:bCs/>
+        </w:rPr>
+        <w:t>Energia Total:</w:t>
+      </w:r>
+      <w:r>
+        <w:t> Soma da energia em todo o espectrograma.</w:t>
+      </w:r>
+    </w:p>
+    <w:p>
+      <w:pPr>
+        <w:pStyle w:val="BodyText"/>
+        <w:spacing w:before="236"/>
+        <w:ind w:left="569"/>
+      </w:pPr>
+      <w:r>
+        <w:t>Estas características foram representadas graficamente (boxplots e scatter3D), permitindo observar a sua distribuição por dígito e avaliar o seu potencial discriminativo.</w:t>
+      </w:r>
+    </w:p>
+    <w:p>
+      <w:pPr>
+        <w:pStyle w:val="BodyText"/>
+        <w:spacing w:before="236"/>
+        <w:ind w:left="569"/>
+      </w:pPr>
+      <w:r>
+        <w:lastRenderedPageBreak/>
         <w:drawing>
-          <wp:anchor distT="0" distB="0" distL="114300" distR="114300" simplePos="0" relativeHeight="251659264" behindDoc="1" locked="0" layoutInCell="1" allowOverlap="1" wp14:anchorId="0E0FA20C" wp14:editId="6F74892A">
+          <wp:anchor distT="0" distB="0" distL="114300" distR="114300" simplePos="0" relativeHeight="251661312" behindDoc="0" locked="0" layoutInCell="1" allowOverlap="1" wp14:anchorId="5CDD84AD" wp14:editId="133B6EFA">
             <wp:simplePos x="0" y="0"/>
             <wp:positionH relativeFrom="margin">
-              <wp:align>center</wp:align>
+              <wp:align>right</wp:align>
             </wp:positionH>
             <wp:positionV relativeFrom="paragraph">
-              <wp:posOffset>1542415</wp:posOffset>
+              <wp:posOffset>250761</wp:posOffset>
             </wp:positionV>
-            <wp:extent cx="4856892" cy="2239582"/>
-            <wp:effectExtent l="0" t="0" r="1270" b="8890"/>
-            <wp:wrapNone/>
-            <wp:docPr id="1834434149" name="Picture 1" descr="A graph with green and blue lines&#10;&#10;AI-generated content may be incorrect."/>
+            <wp:extent cx="2917825" cy="2350770"/>
+            <wp:effectExtent l="0" t="0" r="0" b="0"/>
+            <wp:wrapSquare wrapText="bothSides"/>
+            <wp:docPr id="2035110925" name="Picture 1" descr="A graph with blue and red squares&#10;&#10;AI-generated content may be incorrect."/>
             <wp:cNvGraphicFramePr>
               <a:graphicFrameLocks xmlns:a="http://schemas.openxmlformats.org/drawingml/2006/main" noChangeAspect="1"/>
             </wp:cNvGraphicFramePr>
@@ -2187,7 +1787,7 @@
               <a:graphicData uri="http://schemas.openxmlformats.org/drawingml/2006/picture">
                 <pic:pic xmlns:pic="http://schemas.openxmlformats.org/drawingml/2006/picture">
                   <pic:nvPicPr>
-                    <pic:cNvPr id="1834434149" name="Picture 1" descr="A graph with green and blue lines&#10;&#10;AI-generated content may be incorrect."/>
+                    <pic:cNvPr id="2035110925" name="Picture 1" descr="A graph with blue and red squares&#10;&#10;AI-generated content may be incorrect."/>
                     <pic:cNvPicPr/>
                   </pic:nvPicPr>
                   <pic:blipFill>
@@ -2205,7 +1805,7 @@
                   <pic:spPr>
                     <a:xfrm>
                       <a:off x="0" y="0"/>
-                      <a:ext cx="4856892" cy="2239582"/>
+                      <a:ext cx="2917825" cy="2350770"/>
                     </a:xfrm>
                     <a:prstGeom prst="rect">
                       <a:avLst/>
@@ -2222,6 +1822,459 @@
             </wp14:sizeRelV>
           </wp:anchor>
         </w:drawing>
+      </w:r>
+      <w:r>
+        <w:drawing>
+          <wp:anchor distT="0" distB="0" distL="114300" distR="114300" simplePos="0" relativeHeight="251660288" behindDoc="0" locked="0" layoutInCell="1" allowOverlap="1" wp14:anchorId="1C4C5D44" wp14:editId="2250BB2C">
+            <wp:simplePos x="0" y="0"/>
+            <wp:positionH relativeFrom="column">
+              <wp:posOffset>-89348</wp:posOffset>
+            </wp:positionH>
+            <wp:positionV relativeFrom="paragraph">
+              <wp:posOffset>207645</wp:posOffset>
+            </wp:positionV>
+            <wp:extent cx="3088640" cy="2466975"/>
+            <wp:effectExtent l="0" t="0" r="0" b="9525"/>
+            <wp:wrapSquare wrapText="bothSides"/>
+            <wp:docPr id="2114293175" name="Picture 1" descr="A graph with colored dots&#10;&#10;AI-generated content may be incorrect."/>
+            <wp:cNvGraphicFramePr>
+              <a:graphicFrameLocks xmlns:a="http://schemas.openxmlformats.org/drawingml/2006/main" noChangeAspect="1"/>
+            </wp:cNvGraphicFramePr>
+            <a:graphic xmlns:a="http://schemas.openxmlformats.org/drawingml/2006/main">
+              <a:graphicData uri="http://schemas.openxmlformats.org/drawingml/2006/picture">
+                <pic:pic xmlns:pic="http://schemas.openxmlformats.org/drawingml/2006/picture">
+                  <pic:nvPicPr>
+                    <pic:cNvPr id="2114293175" name="Picture 1" descr="A graph with colored dots&#10;&#10;AI-generated content may be incorrect."/>
+                    <pic:cNvPicPr/>
+                  </pic:nvPicPr>
+                  <pic:blipFill>
+                    <a:blip r:embed="rId12">
+                      <a:extLst>
+                        <a:ext uri="{28A0092B-C50C-407E-A947-70E740481C1C}">
+                          <a14:useLocalDpi xmlns:a14="http://schemas.microsoft.com/office/drawing/2010/main" val="0"/>
+                        </a:ext>
+                      </a:extLst>
+                    </a:blip>
+                    <a:stretch>
+                      <a:fillRect/>
+                    </a:stretch>
+                  </pic:blipFill>
+                  <pic:spPr>
+                    <a:xfrm>
+                      <a:off x="0" y="0"/>
+                      <a:ext cx="3088640" cy="2466975"/>
+                    </a:xfrm>
+                    <a:prstGeom prst="rect">
+                      <a:avLst/>
+                    </a:prstGeom>
+                  </pic:spPr>
+                </pic:pic>
+              </a:graphicData>
+            </a:graphic>
+            <wp14:sizeRelH relativeFrom="margin">
+              <wp14:pctWidth>0</wp14:pctWidth>
+            </wp14:sizeRelH>
+            <wp14:sizeRelV relativeFrom="margin">
+              <wp14:pctHeight>0</wp14:pctHeight>
+            </wp14:sizeRelV>
+          </wp:anchor>
+        </w:drawing>
+      </w:r>
+    </w:p>
+    <w:p>
+      <w:pPr>
+        <w:pStyle w:val="BodyText"/>
+        <w:spacing w:before="236"/>
+      </w:pPr>
+    </w:p>
+    <w:p>
+      <w:pPr>
+        <w:pStyle w:val="BodyText"/>
+        <w:spacing w:before="236"/>
+        <w:ind w:left="569"/>
+        <w:rPr>
+          <w:b/>
+          <w:bCs/>
+          <w:sz w:val="36"/>
+          <w:szCs w:val="36"/>
+        </w:rPr>
+      </w:pPr>
+      <w:r>
+        <w:rPr>
+          <w:b/>
+          <w:bCs/>
+          <w:sz w:val="36"/>
+          <w:szCs w:val="36"/>
+        </w:rPr>
+        <w:t>4.</w:t>
+      </w:r>
+      <w:r>
+        <w:rPr>
+          <w:b/>
+          <w:bCs/>
+          <w:sz w:val="36"/>
+          <w:szCs w:val="36"/>
+        </w:rPr>
+        <w:tab/>
+      </w:r>
+      <w:r>
+        <w:rPr>
+          <w:b/>
+          <w:bCs/>
+          <w:sz w:val="36"/>
+          <w:szCs w:val="36"/>
+        </w:rPr>
+        <w:t>Transformada Wavelet Discreta (DWT)</w:t>
+      </w:r>
+    </w:p>
+    <w:p>
+      <w:pPr>
+        <w:pStyle w:val="BodyText"/>
+        <w:spacing w:before="236"/>
+        <w:ind w:left="569"/>
+        <w:rPr>
+          <w:sz w:val="24"/>
+          <w:szCs w:val="24"/>
+        </w:rPr>
+      </w:pPr>
+      <w:r>
+        <w:rPr>
+          <w:sz w:val="24"/>
+          <w:szCs w:val="24"/>
+        </w:rPr>
+        <w:t>Foi aplicada a DWT (wavelet db4, nível 3) a cada sinal, obtendo-se:</w:t>
+      </w:r>
+    </w:p>
+    <w:p>
+      <w:pPr>
+        <w:pStyle w:val="BodyText"/>
+        <w:numPr>
+          <w:ilvl w:val="0"/>
+          <w:numId w:val="20"/>
+        </w:numPr>
+        <w:tabs>
+          <w:tab w:val="clear" w:pos="720"/>
+          <w:tab w:val="num" w:pos="929"/>
+        </w:tabs>
+        <w:spacing w:before="236"/>
+        <w:ind w:left="929"/>
+        <w:rPr>
+          <w:sz w:val="24"/>
+          <w:szCs w:val="24"/>
+        </w:rPr>
+      </w:pPr>
+      <w:r>
+        <w:rPr>
+          <w:b/>
+          <w:bCs/>
+          <w:sz w:val="24"/>
+          <w:szCs w:val="24"/>
+        </w:rPr>
+        <w:t>Coeficientes de Aproximação (A3)</w:t>
+      </w:r>
+    </w:p>
+    <w:p>
+      <w:pPr>
+        <w:pStyle w:val="BodyText"/>
+        <w:numPr>
+          <w:ilvl w:val="0"/>
+          <w:numId w:val="21"/>
+        </w:numPr>
+        <w:tabs>
+          <w:tab w:val="clear" w:pos="720"/>
+          <w:tab w:val="num" w:pos="929"/>
+        </w:tabs>
+        <w:spacing w:before="236"/>
+        <w:ind w:left="929"/>
+        <w:rPr>
+          <w:sz w:val="24"/>
+          <w:szCs w:val="24"/>
+        </w:rPr>
+      </w:pPr>
+      <w:r>
+        <w:rPr>
+          <w:b/>
+          <w:bCs/>
+          <w:sz w:val="24"/>
+          <w:szCs w:val="24"/>
+        </w:rPr>
+        <w:t>Coeficientes de Detalhe (D1, D2, D3)</w:t>
+      </w:r>
+    </w:p>
+    <w:p>
+      <w:pPr>
+        <w:pStyle w:val="BodyText"/>
+        <w:spacing w:before="236"/>
+        <w:ind w:left="569"/>
+        <w:jc w:val="both"/>
+        <w:rPr>
+          <w:sz w:val="24"/>
+          <w:szCs w:val="24"/>
+        </w:rPr>
+      </w:pPr>
+      <w:r>
+        <w:rPr>
+          <w:sz w:val="24"/>
+          <w:szCs w:val="24"/>
+        </w:rPr>
+        <w:t>Para cada conjunto de coeficientes, foi calculada a energia, e os resultados foram representados em boxplots por dígito. Observou-se que alguns dígitos, como o 6, apresentam energias de detalhe significativamente superiores, indicando maior conteúdo de alta frequência.</w:t>
+      </w:r>
+    </w:p>
+    <w:p>
+      <w:pPr>
+        <w:pStyle w:val="BodyText"/>
+        <w:spacing w:before="236"/>
+      </w:pPr>
+      <w:r>
+        <w:rPr>
+          <w:b/>
+          <w:bCs/>
+          <w:sz w:val="36"/>
+          <w:szCs w:val="36"/>
+        </w:rPr>
+        <w:drawing>
+          <wp:anchor distT="0" distB="0" distL="114300" distR="114300" simplePos="0" relativeHeight="251663360" behindDoc="0" locked="0" layoutInCell="1" allowOverlap="1" wp14:anchorId="662B7F21" wp14:editId="5B74DA76">
+            <wp:simplePos x="0" y="0"/>
+            <wp:positionH relativeFrom="column">
+              <wp:posOffset>2937702</wp:posOffset>
+            </wp:positionH>
+            <wp:positionV relativeFrom="paragraph">
+              <wp:posOffset>392500</wp:posOffset>
+            </wp:positionV>
+            <wp:extent cx="3744595" cy="2673350"/>
+            <wp:effectExtent l="0" t="0" r="8255" b="0"/>
+            <wp:wrapSquare wrapText="bothSides"/>
+            <wp:docPr id="763791189" name="Picture 1" descr="A graph with red and blue lines&#10;&#10;AI-generated content may be incorrect."/>
+            <wp:cNvGraphicFramePr>
+              <a:graphicFrameLocks xmlns:a="http://schemas.openxmlformats.org/drawingml/2006/main" noChangeAspect="1"/>
+            </wp:cNvGraphicFramePr>
+            <a:graphic xmlns:a="http://schemas.openxmlformats.org/drawingml/2006/main">
+              <a:graphicData uri="http://schemas.openxmlformats.org/drawingml/2006/picture">
+                <pic:pic xmlns:pic="http://schemas.openxmlformats.org/drawingml/2006/picture">
+                  <pic:nvPicPr>
+                    <pic:cNvPr id="763791189" name="Picture 1" descr="A graph with red and blue lines&#10;&#10;AI-generated content may be incorrect."/>
+                    <pic:cNvPicPr/>
+                  </pic:nvPicPr>
+                  <pic:blipFill>
+                    <a:blip r:embed="rId13">
+                      <a:extLst>
+                        <a:ext uri="{28A0092B-C50C-407E-A947-70E740481C1C}">
+                          <a14:useLocalDpi xmlns:a14="http://schemas.microsoft.com/office/drawing/2010/main" val="0"/>
+                        </a:ext>
+                      </a:extLst>
+                    </a:blip>
+                    <a:stretch>
+                      <a:fillRect/>
+                    </a:stretch>
+                  </pic:blipFill>
+                  <pic:spPr>
+                    <a:xfrm>
+                      <a:off x="0" y="0"/>
+                      <a:ext cx="3744595" cy="2673350"/>
+                    </a:xfrm>
+                    <a:prstGeom prst="rect">
+                      <a:avLst/>
+                    </a:prstGeom>
+                  </pic:spPr>
+                </pic:pic>
+              </a:graphicData>
+            </a:graphic>
+            <wp14:sizeRelH relativeFrom="margin">
+              <wp14:pctWidth>0</wp14:pctWidth>
+            </wp14:sizeRelH>
+            <wp14:sizeRelV relativeFrom="margin">
+              <wp14:pctHeight>0</wp14:pctHeight>
+            </wp14:sizeRelV>
+          </wp:anchor>
+        </w:drawing>
+      </w:r>
+      <w:r>
+        <w:drawing>
+          <wp:anchor distT="0" distB="0" distL="114300" distR="114300" simplePos="0" relativeHeight="251662336" behindDoc="1" locked="0" layoutInCell="1" allowOverlap="1" wp14:anchorId="18C80981" wp14:editId="0F066535">
+            <wp:simplePos x="0" y="0"/>
+            <wp:positionH relativeFrom="margin">
+              <wp:posOffset>-130629</wp:posOffset>
+            </wp:positionH>
+            <wp:positionV relativeFrom="paragraph">
+              <wp:posOffset>463235</wp:posOffset>
+            </wp:positionV>
+            <wp:extent cx="3373755" cy="2529205"/>
+            <wp:effectExtent l="0" t="0" r="0" b="4445"/>
+            <wp:wrapTight wrapText="bothSides">
+              <wp:wrapPolygon edited="0">
+                <wp:start x="0" y="0"/>
+                <wp:lineTo x="0" y="21475"/>
+                <wp:lineTo x="21466" y="21475"/>
+                <wp:lineTo x="21466" y="0"/>
+                <wp:lineTo x="0" y="0"/>
+              </wp:wrapPolygon>
+            </wp:wrapTight>
+            <wp:docPr id="836217442" name="Picture 1" descr="A graph with blue and red squares&#10;&#10;AI-generated content may be incorrect."/>
+            <wp:cNvGraphicFramePr>
+              <a:graphicFrameLocks xmlns:a="http://schemas.openxmlformats.org/drawingml/2006/main" noChangeAspect="1"/>
+            </wp:cNvGraphicFramePr>
+            <a:graphic xmlns:a="http://schemas.openxmlformats.org/drawingml/2006/main">
+              <a:graphicData uri="http://schemas.openxmlformats.org/drawingml/2006/picture">
+                <pic:pic xmlns:pic="http://schemas.openxmlformats.org/drawingml/2006/picture">
+                  <pic:nvPicPr>
+                    <pic:cNvPr id="836217442" name="Picture 1" descr="A graph with blue and red squares&#10;&#10;AI-generated content may be incorrect."/>
+                    <pic:cNvPicPr/>
+                  </pic:nvPicPr>
+                  <pic:blipFill>
+                    <a:blip r:embed="rId14">
+                      <a:extLst>
+                        <a:ext uri="{28A0092B-C50C-407E-A947-70E740481C1C}">
+                          <a14:useLocalDpi xmlns:a14="http://schemas.microsoft.com/office/drawing/2010/main" val="0"/>
+                        </a:ext>
+                      </a:extLst>
+                    </a:blip>
+                    <a:stretch>
+                      <a:fillRect/>
+                    </a:stretch>
+                  </pic:blipFill>
+                  <pic:spPr>
+                    <a:xfrm>
+                      <a:off x="0" y="0"/>
+                      <a:ext cx="3373755" cy="2529205"/>
+                    </a:xfrm>
+                    <a:prstGeom prst="rect">
+                      <a:avLst/>
+                    </a:prstGeom>
+                  </pic:spPr>
+                </pic:pic>
+              </a:graphicData>
+            </a:graphic>
+            <wp14:sizeRelH relativeFrom="margin">
+              <wp14:pctWidth>0</wp14:pctWidth>
+            </wp14:sizeRelH>
+            <wp14:sizeRelV relativeFrom="margin">
+              <wp14:pctHeight>0</wp14:pctHeight>
+            </wp14:sizeRelV>
+          </wp:anchor>
+        </w:drawing>
+      </w:r>
+    </w:p>
+    <w:p>
+      <w:pPr>
+        <w:pStyle w:val="BodyText"/>
+        <w:spacing w:before="236"/>
+      </w:pPr>
+    </w:p>
+    <w:p>
+      <w:pPr>
+        <w:pStyle w:val="BodyText"/>
+        <w:spacing w:before="236"/>
+      </w:pPr>
+    </w:p>
+    <w:p>
+      <w:pPr>
+        <w:pStyle w:val="BodyText"/>
+        <w:spacing w:before="236"/>
+      </w:pPr>
+    </w:p>
+    <w:p>
+      <w:pPr>
+        <w:pStyle w:val="BodyText"/>
+        <w:spacing w:before="236"/>
+        <w:ind w:left="569"/>
+        <w:rPr>
+          <w:b/>
+          <w:bCs/>
+          <w:sz w:val="36"/>
+          <w:szCs w:val="36"/>
+        </w:rPr>
+      </w:pPr>
+    </w:p>
+    <w:p>
+      <w:pPr>
+        <w:pStyle w:val="BodyText"/>
+        <w:spacing w:before="236"/>
+        <w:rPr>
+          <w:b/>
+          <w:bCs/>
+          <w:sz w:val="36"/>
+          <w:szCs w:val="36"/>
+        </w:rPr>
+      </w:pPr>
+    </w:p>
+    <w:p>
+      <w:pPr>
+        <w:pStyle w:val="BodyText"/>
+        <w:spacing w:before="236"/>
+        <w:ind w:left="569"/>
+        <w:rPr>
+          <w:b/>
+          <w:bCs/>
+          <w:sz w:val="36"/>
+          <w:szCs w:val="36"/>
+        </w:rPr>
+      </w:pPr>
+      <w:r>
+        <w:rPr>
+          <w:b/>
+          <w:bCs/>
+          <w:sz w:val="36"/>
+          <w:szCs w:val="36"/>
+        </w:rPr>
+        <w:t>5</w:t>
+      </w:r>
+      <w:r>
+        <w:rPr>
+          <w:b/>
+          <w:bCs/>
+          <w:sz w:val="36"/>
+          <w:szCs w:val="36"/>
+        </w:rPr>
+        <w:t>.</w:t>
+      </w:r>
+      <w:r>
+        <w:rPr>
+          <w:b/>
+          <w:bCs/>
+          <w:sz w:val="36"/>
+          <w:szCs w:val="36"/>
+        </w:rPr>
+        <w:tab/>
+      </w:r>
+      <w:r>
+        <w:rPr>
+          <w:b/>
+          <w:bCs/>
+          <w:sz w:val="36"/>
+          <w:szCs w:val="36"/>
+        </w:rPr>
+        <w:t>Análise De Resultados</w:t>
+      </w:r>
+    </w:p>
+    <w:p>
+      <w:pPr>
+        <w:pStyle w:val="BodyText"/>
+        <w:spacing w:before="236"/>
+        <w:ind w:left="569" w:firstLine="151"/>
+        <w:jc w:val="both"/>
+      </w:pPr>
+      <w:r>
+        <w:t>A análise das características extraídas nesta meta permitiu observar diferenças relevantes entre os dígitos, tanto no domínio tempo-frequência como no domínio wavelet. Os boxplots das energias dos coeficientes de aproximação e detalhe evidenciam que certos dígitos apresentam assinaturas energéticas distintas, especialmente nos coeficientes de detalhe (D1, D2 e D3). Por exemplo, o dígito 6 destaca-se com valores de energia significativamente superiores nos detalhes, sugerindo que possui mais conteúdo de alta frequência ou transições abruptas no sinal.</w:t>
+      </w:r>
+    </w:p>
+    <w:p>
+      <w:pPr>
+        <w:pStyle w:val="BodyText"/>
+        <w:spacing w:before="236"/>
+        <w:ind w:left="569" w:firstLine="151"/>
+        <w:jc w:val="both"/>
+      </w:pPr>
+      <w:r>
+        <w:t>Estas diferenças energéticas são importantes porque podem ser exploradas por classificadores automáticos para distinguir entre os dígitos. A combinação das características extraídas nesta meta com as de metas anteriores tem potencial para aumentar a precisão do reconhecimento automático, uma vez que cada abordagem captura diferentes aspetos do sinal.</w:t>
+      </w:r>
+      <w:r>
+        <w:t xml:space="preserve"> </w:t>
+      </w:r>
+      <w:r>
+        <w:t xml:space="preserve">Os </w:t>
+      </w:r>
+      <w:r>
+        <w:t>resultados obtidos demonstram que a análise tempo-frequência e wavelet acrescenta valor ao processo de caracterização dos sinais, fornecendo novas informações que ajudam a discriminar os diferentes dígitos de forma mais eficaz.</w:t>
       </w:r>
     </w:p>
     <w:sectPr>
@@ -3333,6 +3386,304 @@
     </w:lvl>
   </w:abstractNum>
   <w:abstractNum w:abstractNumId="5" w15:restartNumberingAfterBreak="0">
+    <w:nsid w:val="24934E55"/>
+    <w:multiLevelType w:val="multilevel"/>
+    <w:tmpl w:val="9D5435F2"/>
+    <w:lvl w:ilvl="0">
+      <w:start w:val="1"/>
+      <w:numFmt w:val="bullet"/>
+      <w:lvlText w:val=""/>
+      <w:lvlJc w:val="left"/>
+      <w:pPr>
+        <w:tabs>
+          <w:tab w:val="num" w:pos="720"/>
+        </w:tabs>
+        <w:ind w:left="720" w:hanging="360"/>
+      </w:pPr>
+      <w:rPr>
+        <w:rFonts w:ascii="Symbol" w:hAnsi="Symbol" w:hint="default"/>
+        <w:sz w:val="20"/>
+      </w:rPr>
+    </w:lvl>
+    <w:lvl w:ilvl="1" w:tentative="1">
+      <w:start w:val="1"/>
+      <w:numFmt w:val="bullet"/>
+      <w:lvlText w:val="o"/>
+      <w:lvlJc w:val="left"/>
+      <w:pPr>
+        <w:tabs>
+          <w:tab w:val="num" w:pos="1440"/>
+        </w:tabs>
+        <w:ind w:left="1440" w:hanging="360"/>
+      </w:pPr>
+      <w:rPr>
+        <w:rFonts w:ascii="Courier New" w:hAnsi="Courier New" w:hint="default"/>
+        <w:sz w:val="20"/>
+      </w:rPr>
+    </w:lvl>
+    <w:lvl w:ilvl="2" w:tentative="1">
+      <w:start w:val="1"/>
+      <w:numFmt w:val="bullet"/>
+      <w:lvlText w:val=""/>
+      <w:lvlJc w:val="left"/>
+      <w:pPr>
+        <w:tabs>
+          <w:tab w:val="num" w:pos="2160"/>
+        </w:tabs>
+        <w:ind w:left="2160" w:hanging="360"/>
+      </w:pPr>
+      <w:rPr>
+        <w:rFonts w:ascii="Wingdings" w:hAnsi="Wingdings" w:hint="default"/>
+        <w:sz w:val="20"/>
+      </w:rPr>
+    </w:lvl>
+    <w:lvl w:ilvl="3" w:tentative="1">
+      <w:start w:val="1"/>
+      <w:numFmt w:val="bullet"/>
+      <w:lvlText w:val=""/>
+      <w:lvlJc w:val="left"/>
+      <w:pPr>
+        <w:tabs>
+          <w:tab w:val="num" w:pos="2880"/>
+        </w:tabs>
+        <w:ind w:left="2880" w:hanging="360"/>
+      </w:pPr>
+      <w:rPr>
+        <w:rFonts w:ascii="Wingdings" w:hAnsi="Wingdings" w:hint="default"/>
+        <w:sz w:val="20"/>
+      </w:rPr>
+    </w:lvl>
+    <w:lvl w:ilvl="4" w:tentative="1">
+      <w:start w:val="1"/>
+      <w:numFmt w:val="bullet"/>
+      <w:lvlText w:val=""/>
+      <w:lvlJc w:val="left"/>
+      <w:pPr>
+        <w:tabs>
+          <w:tab w:val="num" w:pos="3600"/>
+        </w:tabs>
+        <w:ind w:left="3600" w:hanging="360"/>
+      </w:pPr>
+      <w:rPr>
+        <w:rFonts w:ascii="Wingdings" w:hAnsi="Wingdings" w:hint="default"/>
+        <w:sz w:val="20"/>
+      </w:rPr>
+    </w:lvl>
+    <w:lvl w:ilvl="5" w:tentative="1">
+      <w:start w:val="1"/>
+      <w:numFmt w:val="bullet"/>
+      <w:lvlText w:val=""/>
+      <w:lvlJc w:val="left"/>
+      <w:pPr>
+        <w:tabs>
+          <w:tab w:val="num" w:pos="4320"/>
+        </w:tabs>
+        <w:ind w:left="4320" w:hanging="360"/>
+      </w:pPr>
+      <w:rPr>
+        <w:rFonts w:ascii="Wingdings" w:hAnsi="Wingdings" w:hint="default"/>
+        <w:sz w:val="20"/>
+      </w:rPr>
+    </w:lvl>
+    <w:lvl w:ilvl="6" w:tentative="1">
+      <w:start w:val="1"/>
+      <w:numFmt w:val="bullet"/>
+      <w:lvlText w:val=""/>
+      <w:lvlJc w:val="left"/>
+      <w:pPr>
+        <w:tabs>
+          <w:tab w:val="num" w:pos="5040"/>
+        </w:tabs>
+        <w:ind w:left="5040" w:hanging="360"/>
+      </w:pPr>
+      <w:rPr>
+        <w:rFonts w:ascii="Wingdings" w:hAnsi="Wingdings" w:hint="default"/>
+        <w:sz w:val="20"/>
+      </w:rPr>
+    </w:lvl>
+    <w:lvl w:ilvl="7" w:tentative="1">
+      <w:start w:val="1"/>
+      <w:numFmt w:val="bullet"/>
+      <w:lvlText w:val=""/>
+      <w:lvlJc w:val="left"/>
+      <w:pPr>
+        <w:tabs>
+          <w:tab w:val="num" w:pos="5760"/>
+        </w:tabs>
+        <w:ind w:left="5760" w:hanging="360"/>
+      </w:pPr>
+      <w:rPr>
+        <w:rFonts w:ascii="Wingdings" w:hAnsi="Wingdings" w:hint="default"/>
+        <w:sz w:val="20"/>
+      </w:rPr>
+    </w:lvl>
+    <w:lvl w:ilvl="8" w:tentative="1">
+      <w:start w:val="1"/>
+      <w:numFmt w:val="bullet"/>
+      <w:lvlText w:val=""/>
+      <w:lvlJc w:val="left"/>
+      <w:pPr>
+        <w:tabs>
+          <w:tab w:val="num" w:pos="6480"/>
+        </w:tabs>
+        <w:ind w:left="6480" w:hanging="360"/>
+      </w:pPr>
+      <w:rPr>
+        <w:rFonts w:ascii="Wingdings" w:hAnsi="Wingdings" w:hint="default"/>
+        <w:sz w:val="20"/>
+      </w:rPr>
+    </w:lvl>
+  </w:abstractNum>
+  <w:abstractNum w:abstractNumId="6" w15:restartNumberingAfterBreak="0">
+    <w:nsid w:val="281B4657"/>
+    <w:multiLevelType w:val="multilevel"/>
+    <w:tmpl w:val="69CC42B2"/>
+    <w:lvl w:ilvl="0">
+      <w:start w:val="1"/>
+      <w:numFmt w:val="bullet"/>
+      <w:lvlText w:val=""/>
+      <w:lvlJc w:val="left"/>
+      <w:pPr>
+        <w:tabs>
+          <w:tab w:val="num" w:pos="720"/>
+        </w:tabs>
+        <w:ind w:left="720" w:hanging="360"/>
+      </w:pPr>
+      <w:rPr>
+        <w:rFonts w:ascii="Symbol" w:hAnsi="Symbol" w:hint="default"/>
+        <w:sz w:val="20"/>
+      </w:rPr>
+    </w:lvl>
+    <w:lvl w:ilvl="1" w:tentative="1">
+      <w:start w:val="1"/>
+      <w:numFmt w:val="bullet"/>
+      <w:lvlText w:val="o"/>
+      <w:lvlJc w:val="left"/>
+      <w:pPr>
+        <w:tabs>
+          <w:tab w:val="num" w:pos="1440"/>
+        </w:tabs>
+        <w:ind w:left="1440" w:hanging="360"/>
+      </w:pPr>
+      <w:rPr>
+        <w:rFonts w:ascii="Courier New" w:hAnsi="Courier New" w:hint="default"/>
+        <w:sz w:val="20"/>
+      </w:rPr>
+    </w:lvl>
+    <w:lvl w:ilvl="2" w:tentative="1">
+      <w:start w:val="1"/>
+      <w:numFmt w:val="bullet"/>
+      <w:lvlText w:val=""/>
+      <w:lvlJc w:val="left"/>
+      <w:pPr>
+        <w:tabs>
+          <w:tab w:val="num" w:pos="2160"/>
+        </w:tabs>
+        <w:ind w:left="2160" w:hanging="360"/>
+      </w:pPr>
+      <w:rPr>
+        <w:rFonts w:ascii="Wingdings" w:hAnsi="Wingdings" w:hint="default"/>
+        <w:sz w:val="20"/>
+      </w:rPr>
+    </w:lvl>
+    <w:lvl w:ilvl="3" w:tentative="1">
+      <w:start w:val="1"/>
+      <w:numFmt w:val="bullet"/>
+      <w:lvlText w:val=""/>
+      <w:lvlJc w:val="left"/>
+      <w:pPr>
+        <w:tabs>
+          <w:tab w:val="num" w:pos="2880"/>
+        </w:tabs>
+        <w:ind w:left="2880" w:hanging="360"/>
+      </w:pPr>
+      <w:rPr>
+        <w:rFonts w:ascii="Wingdings" w:hAnsi="Wingdings" w:hint="default"/>
+        <w:sz w:val="20"/>
+      </w:rPr>
+    </w:lvl>
+    <w:lvl w:ilvl="4" w:tentative="1">
+      <w:start w:val="1"/>
+      <w:numFmt w:val="bullet"/>
+      <w:lvlText w:val=""/>
+      <w:lvlJc w:val="left"/>
+      <w:pPr>
+        <w:tabs>
+          <w:tab w:val="num" w:pos="3600"/>
+        </w:tabs>
+        <w:ind w:left="3600" w:hanging="360"/>
+      </w:pPr>
+      <w:rPr>
+        <w:rFonts w:ascii="Wingdings" w:hAnsi="Wingdings" w:hint="default"/>
+        <w:sz w:val="20"/>
+      </w:rPr>
+    </w:lvl>
+    <w:lvl w:ilvl="5" w:tentative="1">
+      <w:start w:val="1"/>
+      <w:numFmt w:val="bullet"/>
+      <w:lvlText w:val=""/>
+      <w:lvlJc w:val="left"/>
+      <w:pPr>
+        <w:tabs>
+          <w:tab w:val="num" w:pos="4320"/>
+        </w:tabs>
+        <w:ind w:left="4320" w:hanging="360"/>
+      </w:pPr>
+      <w:rPr>
+        <w:rFonts w:ascii="Wingdings" w:hAnsi="Wingdings" w:hint="default"/>
+        <w:sz w:val="20"/>
+      </w:rPr>
+    </w:lvl>
+    <w:lvl w:ilvl="6" w:tentative="1">
+      <w:start w:val="1"/>
+      <w:numFmt w:val="bullet"/>
+      <w:lvlText w:val=""/>
+      <w:lvlJc w:val="left"/>
+      <w:pPr>
+        <w:tabs>
+          <w:tab w:val="num" w:pos="5040"/>
+        </w:tabs>
+        <w:ind w:left="5040" w:hanging="360"/>
+      </w:pPr>
+      <w:rPr>
+        <w:rFonts w:ascii="Wingdings" w:hAnsi="Wingdings" w:hint="default"/>
+        <w:sz w:val="20"/>
+      </w:rPr>
+    </w:lvl>
+    <w:lvl w:ilvl="7" w:tentative="1">
+      <w:start w:val="1"/>
+      <w:numFmt w:val="bullet"/>
+      <w:lvlText w:val=""/>
+      <w:lvlJc w:val="left"/>
+      <w:pPr>
+        <w:tabs>
+          <w:tab w:val="num" w:pos="5760"/>
+        </w:tabs>
+        <w:ind w:left="5760" w:hanging="360"/>
+      </w:pPr>
+      <w:rPr>
+        <w:rFonts w:ascii="Wingdings" w:hAnsi="Wingdings" w:hint="default"/>
+        <w:sz w:val="20"/>
+      </w:rPr>
+    </w:lvl>
+    <w:lvl w:ilvl="8" w:tentative="1">
+      <w:start w:val="1"/>
+      <w:numFmt w:val="bullet"/>
+      <w:lvlText w:val=""/>
+      <w:lvlJc w:val="left"/>
+      <w:pPr>
+        <w:tabs>
+          <w:tab w:val="num" w:pos="6480"/>
+        </w:tabs>
+        <w:ind w:left="6480" w:hanging="360"/>
+      </w:pPr>
+      <w:rPr>
+        <w:rFonts w:ascii="Wingdings" w:hAnsi="Wingdings" w:hint="default"/>
+        <w:sz w:val="20"/>
+      </w:rPr>
+    </w:lvl>
+  </w:abstractNum>
+  <w:abstractNum w:abstractNumId="7" w15:restartNumberingAfterBreak="0">
     <w:nsid w:val="29A30CA3"/>
     <w:multiLevelType w:val="multilevel"/>
     <w:tmpl w:val="E3D61776"/>
@@ -3481,7 +3832,156 @@
       </w:rPr>
     </w:lvl>
   </w:abstractNum>
-  <w:abstractNum w:abstractNumId="6" w15:restartNumberingAfterBreak="0">
+  <w:abstractNum w:abstractNumId="8" w15:restartNumberingAfterBreak="0">
+    <w:nsid w:val="2F661855"/>
+    <w:multiLevelType w:val="multilevel"/>
+    <w:tmpl w:val="43C41B68"/>
+    <w:lvl w:ilvl="0">
+      <w:start w:val="1"/>
+      <w:numFmt w:val="bullet"/>
+      <w:lvlText w:val=""/>
+      <w:lvlJc w:val="left"/>
+      <w:pPr>
+        <w:tabs>
+          <w:tab w:val="num" w:pos="720"/>
+        </w:tabs>
+        <w:ind w:left="720" w:hanging="360"/>
+      </w:pPr>
+      <w:rPr>
+        <w:rFonts w:ascii="Symbol" w:hAnsi="Symbol" w:hint="default"/>
+        <w:sz w:val="20"/>
+      </w:rPr>
+    </w:lvl>
+    <w:lvl w:ilvl="1" w:tentative="1">
+      <w:start w:val="1"/>
+      <w:numFmt w:val="bullet"/>
+      <w:lvlText w:val="o"/>
+      <w:lvlJc w:val="left"/>
+      <w:pPr>
+        <w:tabs>
+          <w:tab w:val="num" w:pos="1440"/>
+        </w:tabs>
+        <w:ind w:left="1440" w:hanging="360"/>
+      </w:pPr>
+      <w:rPr>
+        <w:rFonts w:ascii="Courier New" w:hAnsi="Courier New" w:hint="default"/>
+        <w:sz w:val="20"/>
+      </w:rPr>
+    </w:lvl>
+    <w:lvl w:ilvl="2" w:tentative="1">
+      <w:start w:val="1"/>
+      <w:numFmt w:val="bullet"/>
+      <w:lvlText w:val=""/>
+      <w:lvlJc w:val="left"/>
+      <w:pPr>
+        <w:tabs>
+          <w:tab w:val="num" w:pos="2160"/>
+        </w:tabs>
+        <w:ind w:left="2160" w:hanging="360"/>
+      </w:pPr>
+      <w:rPr>
+        <w:rFonts w:ascii="Wingdings" w:hAnsi="Wingdings" w:hint="default"/>
+        <w:sz w:val="20"/>
+      </w:rPr>
+    </w:lvl>
+    <w:lvl w:ilvl="3" w:tentative="1">
+      <w:start w:val="1"/>
+      <w:numFmt w:val="bullet"/>
+      <w:lvlText w:val=""/>
+      <w:lvlJc w:val="left"/>
+      <w:pPr>
+        <w:tabs>
+          <w:tab w:val="num" w:pos="2880"/>
+        </w:tabs>
+        <w:ind w:left="2880" w:hanging="360"/>
+      </w:pPr>
+      <w:rPr>
+        <w:rFonts w:ascii="Wingdings" w:hAnsi="Wingdings" w:hint="default"/>
+        <w:sz w:val="20"/>
+      </w:rPr>
+    </w:lvl>
+    <w:lvl w:ilvl="4" w:tentative="1">
+      <w:start w:val="1"/>
+      <w:numFmt w:val="bullet"/>
+      <w:lvlText w:val=""/>
+      <w:lvlJc w:val="left"/>
+      <w:pPr>
+        <w:tabs>
+          <w:tab w:val="num" w:pos="3600"/>
+        </w:tabs>
+        <w:ind w:left="3600" w:hanging="360"/>
+      </w:pPr>
+      <w:rPr>
+        <w:rFonts w:ascii="Wingdings" w:hAnsi="Wingdings" w:hint="default"/>
+        <w:sz w:val="20"/>
+      </w:rPr>
+    </w:lvl>
+    <w:lvl w:ilvl="5" w:tentative="1">
+      <w:start w:val="1"/>
+      <w:numFmt w:val="bullet"/>
+      <w:lvlText w:val=""/>
+      <w:lvlJc w:val="left"/>
+      <w:pPr>
+        <w:tabs>
+          <w:tab w:val="num" w:pos="4320"/>
+        </w:tabs>
+        <w:ind w:left="4320" w:hanging="360"/>
+      </w:pPr>
+      <w:rPr>
+        <w:rFonts w:ascii="Wingdings" w:hAnsi="Wingdings" w:hint="default"/>
+        <w:sz w:val="20"/>
+      </w:rPr>
+    </w:lvl>
+    <w:lvl w:ilvl="6" w:tentative="1">
+      <w:start w:val="1"/>
+      <w:numFmt w:val="bullet"/>
+      <w:lvlText w:val=""/>
+      <w:lvlJc w:val="left"/>
+      <w:pPr>
+        <w:tabs>
+          <w:tab w:val="num" w:pos="5040"/>
+        </w:tabs>
+        <w:ind w:left="5040" w:hanging="360"/>
+      </w:pPr>
+      <w:rPr>
+        <w:rFonts w:ascii="Wingdings" w:hAnsi="Wingdings" w:hint="default"/>
+        <w:sz w:val="20"/>
+      </w:rPr>
+    </w:lvl>
+    <w:lvl w:ilvl="7" w:tentative="1">
+      <w:start w:val="1"/>
+      <w:numFmt w:val="bullet"/>
+      <w:lvlText w:val=""/>
+      <w:lvlJc w:val="left"/>
+      <w:pPr>
+        <w:tabs>
+          <w:tab w:val="num" w:pos="5760"/>
+        </w:tabs>
+        <w:ind w:left="5760" w:hanging="360"/>
+      </w:pPr>
+      <w:rPr>
+        <w:rFonts w:ascii="Wingdings" w:hAnsi="Wingdings" w:hint="default"/>
+        <w:sz w:val="20"/>
+      </w:rPr>
+    </w:lvl>
+    <w:lvl w:ilvl="8" w:tentative="1">
+      <w:start w:val="1"/>
+      <w:numFmt w:val="bullet"/>
+      <w:lvlText w:val=""/>
+      <w:lvlJc w:val="left"/>
+      <w:pPr>
+        <w:tabs>
+          <w:tab w:val="num" w:pos="6480"/>
+        </w:tabs>
+        <w:ind w:left="6480" w:hanging="360"/>
+      </w:pPr>
+      <w:rPr>
+        <w:rFonts w:ascii="Wingdings" w:hAnsi="Wingdings" w:hint="default"/>
+        <w:sz w:val="20"/>
+      </w:rPr>
+    </w:lvl>
+  </w:abstractNum>
+  <w:abstractNum w:abstractNumId="9" w15:restartNumberingAfterBreak="0">
     <w:nsid w:val="35BC3777"/>
     <w:multiLevelType w:val="hybridMultilevel"/>
     <w:tmpl w:val="D7DCC5DE"/>
@@ -3570,7 +4070,7 @@
       </w:pPr>
     </w:lvl>
   </w:abstractNum>
-  <w:abstractNum w:abstractNumId="7" w15:restartNumberingAfterBreak="0">
+  <w:abstractNum w:abstractNumId="10" w15:restartNumberingAfterBreak="0">
     <w:nsid w:val="3C0B4358"/>
     <w:multiLevelType w:val="multilevel"/>
     <w:tmpl w:val="ADEA5B46"/>
@@ -3719,7 +4219,156 @@
       </w:rPr>
     </w:lvl>
   </w:abstractNum>
-  <w:abstractNum w:abstractNumId="8" w15:restartNumberingAfterBreak="0">
+  <w:abstractNum w:abstractNumId="11" w15:restartNumberingAfterBreak="0">
+    <w:nsid w:val="419D6CCC"/>
+    <w:multiLevelType w:val="multilevel"/>
+    <w:tmpl w:val="3D0A1780"/>
+    <w:lvl w:ilvl="0">
+      <w:start w:val="1"/>
+      <w:numFmt w:val="bullet"/>
+      <w:lvlText w:val=""/>
+      <w:lvlJc w:val="left"/>
+      <w:pPr>
+        <w:tabs>
+          <w:tab w:val="num" w:pos="720"/>
+        </w:tabs>
+        <w:ind w:left="720" w:hanging="360"/>
+      </w:pPr>
+      <w:rPr>
+        <w:rFonts w:ascii="Symbol" w:hAnsi="Symbol" w:hint="default"/>
+        <w:sz w:val="20"/>
+      </w:rPr>
+    </w:lvl>
+    <w:lvl w:ilvl="1" w:tentative="1">
+      <w:start w:val="1"/>
+      <w:numFmt w:val="bullet"/>
+      <w:lvlText w:val="o"/>
+      <w:lvlJc w:val="left"/>
+      <w:pPr>
+        <w:tabs>
+          <w:tab w:val="num" w:pos="1440"/>
+        </w:tabs>
+        <w:ind w:left="1440" w:hanging="360"/>
+      </w:pPr>
+      <w:rPr>
+        <w:rFonts w:ascii="Courier New" w:hAnsi="Courier New" w:hint="default"/>
+        <w:sz w:val="20"/>
+      </w:rPr>
+    </w:lvl>
+    <w:lvl w:ilvl="2" w:tentative="1">
+      <w:start w:val="1"/>
+      <w:numFmt w:val="bullet"/>
+      <w:lvlText w:val=""/>
+      <w:lvlJc w:val="left"/>
+      <w:pPr>
+        <w:tabs>
+          <w:tab w:val="num" w:pos="2160"/>
+        </w:tabs>
+        <w:ind w:left="2160" w:hanging="360"/>
+      </w:pPr>
+      <w:rPr>
+        <w:rFonts w:ascii="Wingdings" w:hAnsi="Wingdings" w:hint="default"/>
+        <w:sz w:val="20"/>
+      </w:rPr>
+    </w:lvl>
+    <w:lvl w:ilvl="3" w:tentative="1">
+      <w:start w:val="1"/>
+      <w:numFmt w:val="bullet"/>
+      <w:lvlText w:val=""/>
+      <w:lvlJc w:val="left"/>
+      <w:pPr>
+        <w:tabs>
+          <w:tab w:val="num" w:pos="2880"/>
+        </w:tabs>
+        <w:ind w:left="2880" w:hanging="360"/>
+      </w:pPr>
+      <w:rPr>
+        <w:rFonts w:ascii="Wingdings" w:hAnsi="Wingdings" w:hint="default"/>
+        <w:sz w:val="20"/>
+      </w:rPr>
+    </w:lvl>
+    <w:lvl w:ilvl="4" w:tentative="1">
+      <w:start w:val="1"/>
+      <w:numFmt w:val="bullet"/>
+      <w:lvlText w:val=""/>
+      <w:lvlJc w:val="left"/>
+      <w:pPr>
+        <w:tabs>
+          <w:tab w:val="num" w:pos="3600"/>
+        </w:tabs>
+        <w:ind w:left="3600" w:hanging="360"/>
+      </w:pPr>
+      <w:rPr>
+        <w:rFonts w:ascii="Wingdings" w:hAnsi="Wingdings" w:hint="default"/>
+        <w:sz w:val="20"/>
+      </w:rPr>
+    </w:lvl>
+    <w:lvl w:ilvl="5" w:tentative="1">
+      <w:start w:val="1"/>
+      <w:numFmt w:val="bullet"/>
+      <w:lvlText w:val=""/>
+      <w:lvlJc w:val="left"/>
+      <w:pPr>
+        <w:tabs>
+          <w:tab w:val="num" w:pos="4320"/>
+        </w:tabs>
+        <w:ind w:left="4320" w:hanging="360"/>
+      </w:pPr>
+      <w:rPr>
+        <w:rFonts w:ascii="Wingdings" w:hAnsi="Wingdings" w:hint="default"/>
+        <w:sz w:val="20"/>
+      </w:rPr>
+    </w:lvl>
+    <w:lvl w:ilvl="6" w:tentative="1">
+      <w:start w:val="1"/>
+      <w:numFmt w:val="bullet"/>
+      <w:lvlText w:val=""/>
+      <w:lvlJc w:val="left"/>
+      <w:pPr>
+        <w:tabs>
+          <w:tab w:val="num" w:pos="5040"/>
+        </w:tabs>
+        <w:ind w:left="5040" w:hanging="360"/>
+      </w:pPr>
+      <w:rPr>
+        <w:rFonts w:ascii="Wingdings" w:hAnsi="Wingdings" w:hint="default"/>
+        <w:sz w:val="20"/>
+      </w:rPr>
+    </w:lvl>
+    <w:lvl w:ilvl="7" w:tentative="1">
+      <w:start w:val="1"/>
+      <w:numFmt w:val="bullet"/>
+      <w:lvlText w:val=""/>
+      <w:lvlJc w:val="left"/>
+      <w:pPr>
+        <w:tabs>
+          <w:tab w:val="num" w:pos="5760"/>
+        </w:tabs>
+        <w:ind w:left="5760" w:hanging="360"/>
+      </w:pPr>
+      <w:rPr>
+        <w:rFonts w:ascii="Wingdings" w:hAnsi="Wingdings" w:hint="default"/>
+        <w:sz w:val="20"/>
+      </w:rPr>
+    </w:lvl>
+    <w:lvl w:ilvl="8" w:tentative="1">
+      <w:start w:val="1"/>
+      <w:numFmt w:val="bullet"/>
+      <w:lvlText w:val=""/>
+      <w:lvlJc w:val="left"/>
+      <w:pPr>
+        <w:tabs>
+          <w:tab w:val="num" w:pos="6480"/>
+        </w:tabs>
+        <w:ind w:left="6480" w:hanging="360"/>
+      </w:pPr>
+      <w:rPr>
+        <w:rFonts w:ascii="Wingdings" w:hAnsi="Wingdings" w:hint="default"/>
+        <w:sz w:val="20"/>
+      </w:rPr>
+    </w:lvl>
+  </w:abstractNum>
+  <w:abstractNum w:abstractNumId="12" w15:restartNumberingAfterBreak="0">
     <w:nsid w:val="43A428C0"/>
     <w:multiLevelType w:val="hybridMultilevel"/>
     <w:tmpl w:val="EFBA5304"/>
@@ -3850,7 +4499,156 @@
       </w:rPr>
     </w:lvl>
   </w:abstractNum>
-  <w:abstractNum w:abstractNumId="9" w15:restartNumberingAfterBreak="0">
+  <w:abstractNum w:abstractNumId="13" w15:restartNumberingAfterBreak="0">
+    <w:nsid w:val="48256EA5"/>
+    <w:multiLevelType w:val="multilevel"/>
+    <w:tmpl w:val="1E36475A"/>
+    <w:lvl w:ilvl="0">
+      <w:start w:val="1"/>
+      <w:numFmt w:val="bullet"/>
+      <w:lvlText w:val=""/>
+      <w:lvlJc w:val="left"/>
+      <w:pPr>
+        <w:tabs>
+          <w:tab w:val="num" w:pos="720"/>
+        </w:tabs>
+        <w:ind w:left="720" w:hanging="360"/>
+      </w:pPr>
+      <w:rPr>
+        <w:rFonts w:ascii="Symbol" w:hAnsi="Symbol" w:hint="default"/>
+        <w:sz w:val="20"/>
+      </w:rPr>
+    </w:lvl>
+    <w:lvl w:ilvl="1" w:tentative="1">
+      <w:start w:val="1"/>
+      <w:numFmt w:val="bullet"/>
+      <w:lvlText w:val="o"/>
+      <w:lvlJc w:val="left"/>
+      <w:pPr>
+        <w:tabs>
+          <w:tab w:val="num" w:pos="1440"/>
+        </w:tabs>
+        <w:ind w:left="1440" w:hanging="360"/>
+      </w:pPr>
+      <w:rPr>
+        <w:rFonts w:ascii="Courier New" w:hAnsi="Courier New" w:hint="default"/>
+        <w:sz w:val="20"/>
+      </w:rPr>
+    </w:lvl>
+    <w:lvl w:ilvl="2" w:tentative="1">
+      <w:start w:val="1"/>
+      <w:numFmt w:val="bullet"/>
+      <w:lvlText w:val=""/>
+      <w:lvlJc w:val="left"/>
+      <w:pPr>
+        <w:tabs>
+          <w:tab w:val="num" w:pos="2160"/>
+        </w:tabs>
+        <w:ind w:left="2160" w:hanging="360"/>
+      </w:pPr>
+      <w:rPr>
+        <w:rFonts w:ascii="Wingdings" w:hAnsi="Wingdings" w:hint="default"/>
+        <w:sz w:val="20"/>
+      </w:rPr>
+    </w:lvl>
+    <w:lvl w:ilvl="3" w:tentative="1">
+      <w:start w:val="1"/>
+      <w:numFmt w:val="bullet"/>
+      <w:lvlText w:val=""/>
+      <w:lvlJc w:val="left"/>
+      <w:pPr>
+        <w:tabs>
+          <w:tab w:val="num" w:pos="2880"/>
+        </w:tabs>
+        <w:ind w:left="2880" w:hanging="360"/>
+      </w:pPr>
+      <w:rPr>
+        <w:rFonts w:ascii="Wingdings" w:hAnsi="Wingdings" w:hint="default"/>
+        <w:sz w:val="20"/>
+      </w:rPr>
+    </w:lvl>
+    <w:lvl w:ilvl="4" w:tentative="1">
+      <w:start w:val="1"/>
+      <w:numFmt w:val="bullet"/>
+      <w:lvlText w:val=""/>
+      <w:lvlJc w:val="left"/>
+      <w:pPr>
+        <w:tabs>
+          <w:tab w:val="num" w:pos="3600"/>
+        </w:tabs>
+        <w:ind w:left="3600" w:hanging="360"/>
+      </w:pPr>
+      <w:rPr>
+        <w:rFonts w:ascii="Wingdings" w:hAnsi="Wingdings" w:hint="default"/>
+        <w:sz w:val="20"/>
+      </w:rPr>
+    </w:lvl>
+    <w:lvl w:ilvl="5" w:tentative="1">
+      <w:start w:val="1"/>
+      <w:numFmt w:val="bullet"/>
+      <w:lvlText w:val=""/>
+      <w:lvlJc w:val="left"/>
+      <w:pPr>
+        <w:tabs>
+          <w:tab w:val="num" w:pos="4320"/>
+        </w:tabs>
+        <w:ind w:left="4320" w:hanging="360"/>
+      </w:pPr>
+      <w:rPr>
+        <w:rFonts w:ascii="Wingdings" w:hAnsi="Wingdings" w:hint="default"/>
+        <w:sz w:val="20"/>
+      </w:rPr>
+    </w:lvl>
+    <w:lvl w:ilvl="6" w:tentative="1">
+      <w:start w:val="1"/>
+      <w:numFmt w:val="bullet"/>
+      <w:lvlText w:val=""/>
+      <w:lvlJc w:val="left"/>
+      <w:pPr>
+        <w:tabs>
+          <w:tab w:val="num" w:pos="5040"/>
+        </w:tabs>
+        <w:ind w:left="5040" w:hanging="360"/>
+      </w:pPr>
+      <w:rPr>
+        <w:rFonts w:ascii="Wingdings" w:hAnsi="Wingdings" w:hint="default"/>
+        <w:sz w:val="20"/>
+      </w:rPr>
+    </w:lvl>
+    <w:lvl w:ilvl="7" w:tentative="1">
+      <w:start w:val="1"/>
+      <w:numFmt w:val="bullet"/>
+      <w:lvlText w:val=""/>
+      <w:lvlJc w:val="left"/>
+      <w:pPr>
+        <w:tabs>
+          <w:tab w:val="num" w:pos="5760"/>
+        </w:tabs>
+        <w:ind w:left="5760" w:hanging="360"/>
+      </w:pPr>
+      <w:rPr>
+        <w:rFonts w:ascii="Wingdings" w:hAnsi="Wingdings" w:hint="default"/>
+        <w:sz w:val="20"/>
+      </w:rPr>
+    </w:lvl>
+    <w:lvl w:ilvl="8" w:tentative="1">
+      <w:start w:val="1"/>
+      <w:numFmt w:val="bullet"/>
+      <w:lvlText w:val=""/>
+      <w:lvlJc w:val="left"/>
+      <w:pPr>
+        <w:tabs>
+          <w:tab w:val="num" w:pos="6480"/>
+        </w:tabs>
+        <w:ind w:left="6480" w:hanging="360"/>
+      </w:pPr>
+      <w:rPr>
+        <w:rFonts w:ascii="Wingdings" w:hAnsi="Wingdings" w:hint="default"/>
+        <w:sz w:val="20"/>
+      </w:rPr>
+    </w:lvl>
+  </w:abstractNum>
+  <w:abstractNum w:abstractNumId="14" w15:restartNumberingAfterBreak="0">
     <w:nsid w:val="4E026461"/>
     <w:multiLevelType w:val="multilevel"/>
     <w:tmpl w:val="5CF82D26"/>
@@ -3999,7 +4797,7 @@
       </w:rPr>
     </w:lvl>
   </w:abstractNum>
-  <w:abstractNum w:abstractNumId="10" w15:restartNumberingAfterBreak="0">
+  <w:abstractNum w:abstractNumId="15" w15:restartNumberingAfterBreak="0">
     <w:nsid w:val="64902365"/>
     <w:multiLevelType w:val="multilevel"/>
     <w:tmpl w:val="3C9CA28A"/>
@@ -4148,7 +4946,7 @@
       </w:rPr>
     </w:lvl>
   </w:abstractNum>
-  <w:abstractNum w:abstractNumId="11" w15:restartNumberingAfterBreak="0">
+  <w:abstractNum w:abstractNumId="16" w15:restartNumberingAfterBreak="0">
     <w:nsid w:val="6BE8012E"/>
     <w:multiLevelType w:val="multilevel"/>
     <w:tmpl w:val="C72460D6"/>
@@ -4297,7 +5095,156 @@
       </w:rPr>
     </w:lvl>
   </w:abstractNum>
-  <w:abstractNum w:abstractNumId="12" w15:restartNumberingAfterBreak="0">
+  <w:abstractNum w:abstractNumId="17" w15:restartNumberingAfterBreak="0">
+    <w:nsid w:val="71D2502D"/>
+    <w:multiLevelType w:val="multilevel"/>
+    <w:tmpl w:val="0AB419C4"/>
+    <w:lvl w:ilvl="0">
+      <w:start w:val="1"/>
+      <w:numFmt w:val="bullet"/>
+      <w:lvlText w:val=""/>
+      <w:lvlJc w:val="left"/>
+      <w:pPr>
+        <w:tabs>
+          <w:tab w:val="num" w:pos="720"/>
+        </w:tabs>
+        <w:ind w:left="720" w:hanging="360"/>
+      </w:pPr>
+      <w:rPr>
+        <w:rFonts w:ascii="Symbol" w:hAnsi="Symbol" w:hint="default"/>
+        <w:sz w:val="20"/>
+      </w:rPr>
+    </w:lvl>
+    <w:lvl w:ilvl="1" w:tentative="1">
+      <w:start w:val="1"/>
+      <w:numFmt w:val="bullet"/>
+      <w:lvlText w:val="o"/>
+      <w:lvlJc w:val="left"/>
+      <w:pPr>
+        <w:tabs>
+          <w:tab w:val="num" w:pos="1440"/>
+        </w:tabs>
+        <w:ind w:left="1440" w:hanging="360"/>
+      </w:pPr>
+      <w:rPr>
+        <w:rFonts w:ascii="Courier New" w:hAnsi="Courier New" w:hint="default"/>
+        <w:sz w:val="20"/>
+      </w:rPr>
+    </w:lvl>
+    <w:lvl w:ilvl="2" w:tentative="1">
+      <w:start w:val="1"/>
+      <w:numFmt w:val="bullet"/>
+      <w:lvlText w:val=""/>
+      <w:lvlJc w:val="left"/>
+      <w:pPr>
+        <w:tabs>
+          <w:tab w:val="num" w:pos="2160"/>
+        </w:tabs>
+        <w:ind w:left="2160" w:hanging="360"/>
+      </w:pPr>
+      <w:rPr>
+        <w:rFonts w:ascii="Wingdings" w:hAnsi="Wingdings" w:hint="default"/>
+        <w:sz w:val="20"/>
+      </w:rPr>
+    </w:lvl>
+    <w:lvl w:ilvl="3" w:tentative="1">
+      <w:start w:val="1"/>
+      <w:numFmt w:val="bullet"/>
+      <w:lvlText w:val=""/>
+      <w:lvlJc w:val="left"/>
+      <w:pPr>
+        <w:tabs>
+          <w:tab w:val="num" w:pos="2880"/>
+        </w:tabs>
+        <w:ind w:left="2880" w:hanging="360"/>
+      </w:pPr>
+      <w:rPr>
+        <w:rFonts w:ascii="Wingdings" w:hAnsi="Wingdings" w:hint="default"/>
+        <w:sz w:val="20"/>
+      </w:rPr>
+    </w:lvl>
+    <w:lvl w:ilvl="4" w:tentative="1">
+      <w:start w:val="1"/>
+      <w:numFmt w:val="bullet"/>
+      <w:lvlText w:val=""/>
+      <w:lvlJc w:val="left"/>
+      <w:pPr>
+        <w:tabs>
+          <w:tab w:val="num" w:pos="3600"/>
+        </w:tabs>
+        <w:ind w:left="3600" w:hanging="360"/>
+      </w:pPr>
+      <w:rPr>
+        <w:rFonts w:ascii="Wingdings" w:hAnsi="Wingdings" w:hint="default"/>
+        <w:sz w:val="20"/>
+      </w:rPr>
+    </w:lvl>
+    <w:lvl w:ilvl="5" w:tentative="1">
+      <w:start w:val="1"/>
+      <w:numFmt w:val="bullet"/>
+      <w:lvlText w:val=""/>
+      <w:lvlJc w:val="left"/>
+      <w:pPr>
+        <w:tabs>
+          <w:tab w:val="num" w:pos="4320"/>
+        </w:tabs>
+        <w:ind w:left="4320" w:hanging="360"/>
+      </w:pPr>
+      <w:rPr>
+        <w:rFonts w:ascii="Wingdings" w:hAnsi="Wingdings" w:hint="default"/>
+        <w:sz w:val="20"/>
+      </w:rPr>
+    </w:lvl>
+    <w:lvl w:ilvl="6" w:tentative="1">
+      <w:start w:val="1"/>
+      <w:numFmt w:val="bullet"/>
+      <w:lvlText w:val=""/>
+      <w:lvlJc w:val="left"/>
+      <w:pPr>
+        <w:tabs>
+          <w:tab w:val="num" w:pos="5040"/>
+        </w:tabs>
+        <w:ind w:left="5040" w:hanging="360"/>
+      </w:pPr>
+      <w:rPr>
+        <w:rFonts w:ascii="Wingdings" w:hAnsi="Wingdings" w:hint="default"/>
+        <w:sz w:val="20"/>
+      </w:rPr>
+    </w:lvl>
+    <w:lvl w:ilvl="7" w:tentative="1">
+      <w:start w:val="1"/>
+      <w:numFmt w:val="bullet"/>
+      <w:lvlText w:val=""/>
+      <w:lvlJc w:val="left"/>
+      <w:pPr>
+        <w:tabs>
+          <w:tab w:val="num" w:pos="5760"/>
+        </w:tabs>
+        <w:ind w:left="5760" w:hanging="360"/>
+      </w:pPr>
+      <w:rPr>
+        <w:rFonts w:ascii="Wingdings" w:hAnsi="Wingdings" w:hint="default"/>
+        <w:sz w:val="20"/>
+      </w:rPr>
+    </w:lvl>
+    <w:lvl w:ilvl="8" w:tentative="1">
+      <w:start w:val="1"/>
+      <w:numFmt w:val="bullet"/>
+      <w:lvlText w:val=""/>
+      <w:lvlJc w:val="left"/>
+      <w:pPr>
+        <w:tabs>
+          <w:tab w:val="num" w:pos="6480"/>
+        </w:tabs>
+        <w:ind w:left="6480" w:hanging="360"/>
+      </w:pPr>
+      <w:rPr>
+        <w:rFonts w:ascii="Wingdings" w:hAnsi="Wingdings" w:hint="default"/>
+        <w:sz w:val="20"/>
+      </w:rPr>
+    </w:lvl>
+  </w:abstractNum>
+  <w:abstractNum w:abstractNumId="18" w15:restartNumberingAfterBreak="0">
     <w:nsid w:val="72A57F73"/>
     <w:multiLevelType w:val="multilevel"/>
     <w:tmpl w:val="621410F8"/>
@@ -4446,7 +5393,7 @@
       </w:rPr>
     </w:lvl>
   </w:abstractNum>
-  <w:abstractNum w:abstractNumId="13" w15:restartNumberingAfterBreak="0">
+  <w:abstractNum w:abstractNumId="19" w15:restartNumberingAfterBreak="0">
     <w:nsid w:val="77DD2D6A"/>
     <w:multiLevelType w:val="multilevel"/>
     <w:tmpl w:val="E7AEBE8E"/>
@@ -4595,35 +5542,184 @@
       </w:rPr>
     </w:lvl>
   </w:abstractNum>
+  <w:abstractNum w:abstractNumId="20" w15:restartNumberingAfterBreak="0">
+    <w:nsid w:val="79557BA9"/>
+    <w:multiLevelType w:val="multilevel"/>
+    <w:tmpl w:val="CEC054A6"/>
+    <w:lvl w:ilvl="0">
+      <w:start w:val="1"/>
+      <w:numFmt w:val="bullet"/>
+      <w:lvlText w:val=""/>
+      <w:lvlJc w:val="left"/>
+      <w:pPr>
+        <w:tabs>
+          <w:tab w:val="num" w:pos="720"/>
+        </w:tabs>
+        <w:ind w:left="720" w:hanging="360"/>
+      </w:pPr>
+      <w:rPr>
+        <w:rFonts w:ascii="Symbol" w:hAnsi="Symbol" w:hint="default"/>
+        <w:sz w:val="20"/>
+      </w:rPr>
+    </w:lvl>
+    <w:lvl w:ilvl="1" w:tentative="1">
+      <w:start w:val="1"/>
+      <w:numFmt w:val="bullet"/>
+      <w:lvlText w:val="o"/>
+      <w:lvlJc w:val="left"/>
+      <w:pPr>
+        <w:tabs>
+          <w:tab w:val="num" w:pos="1440"/>
+        </w:tabs>
+        <w:ind w:left="1440" w:hanging="360"/>
+      </w:pPr>
+      <w:rPr>
+        <w:rFonts w:ascii="Courier New" w:hAnsi="Courier New" w:hint="default"/>
+        <w:sz w:val="20"/>
+      </w:rPr>
+    </w:lvl>
+    <w:lvl w:ilvl="2" w:tentative="1">
+      <w:start w:val="1"/>
+      <w:numFmt w:val="bullet"/>
+      <w:lvlText w:val=""/>
+      <w:lvlJc w:val="left"/>
+      <w:pPr>
+        <w:tabs>
+          <w:tab w:val="num" w:pos="2160"/>
+        </w:tabs>
+        <w:ind w:left="2160" w:hanging="360"/>
+      </w:pPr>
+      <w:rPr>
+        <w:rFonts w:ascii="Wingdings" w:hAnsi="Wingdings" w:hint="default"/>
+        <w:sz w:val="20"/>
+      </w:rPr>
+    </w:lvl>
+    <w:lvl w:ilvl="3" w:tentative="1">
+      <w:start w:val="1"/>
+      <w:numFmt w:val="bullet"/>
+      <w:lvlText w:val=""/>
+      <w:lvlJc w:val="left"/>
+      <w:pPr>
+        <w:tabs>
+          <w:tab w:val="num" w:pos="2880"/>
+        </w:tabs>
+        <w:ind w:left="2880" w:hanging="360"/>
+      </w:pPr>
+      <w:rPr>
+        <w:rFonts w:ascii="Wingdings" w:hAnsi="Wingdings" w:hint="default"/>
+        <w:sz w:val="20"/>
+      </w:rPr>
+    </w:lvl>
+    <w:lvl w:ilvl="4" w:tentative="1">
+      <w:start w:val="1"/>
+      <w:numFmt w:val="bullet"/>
+      <w:lvlText w:val=""/>
+      <w:lvlJc w:val="left"/>
+      <w:pPr>
+        <w:tabs>
+          <w:tab w:val="num" w:pos="3600"/>
+        </w:tabs>
+        <w:ind w:left="3600" w:hanging="360"/>
+      </w:pPr>
+      <w:rPr>
+        <w:rFonts w:ascii="Wingdings" w:hAnsi="Wingdings" w:hint="default"/>
+        <w:sz w:val="20"/>
+      </w:rPr>
+    </w:lvl>
+    <w:lvl w:ilvl="5" w:tentative="1">
+      <w:start w:val="1"/>
+      <w:numFmt w:val="bullet"/>
+      <w:lvlText w:val=""/>
+      <w:lvlJc w:val="left"/>
+      <w:pPr>
+        <w:tabs>
+          <w:tab w:val="num" w:pos="4320"/>
+        </w:tabs>
+        <w:ind w:left="4320" w:hanging="360"/>
+      </w:pPr>
+      <w:rPr>
+        <w:rFonts w:ascii="Wingdings" w:hAnsi="Wingdings" w:hint="default"/>
+        <w:sz w:val="20"/>
+      </w:rPr>
+    </w:lvl>
+    <w:lvl w:ilvl="6" w:tentative="1">
+      <w:start w:val="1"/>
+      <w:numFmt w:val="bullet"/>
+      <w:lvlText w:val=""/>
+      <w:lvlJc w:val="left"/>
+      <w:pPr>
+        <w:tabs>
+          <w:tab w:val="num" w:pos="5040"/>
+        </w:tabs>
+        <w:ind w:left="5040" w:hanging="360"/>
+      </w:pPr>
+      <w:rPr>
+        <w:rFonts w:ascii="Wingdings" w:hAnsi="Wingdings" w:hint="default"/>
+        <w:sz w:val="20"/>
+      </w:rPr>
+    </w:lvl>
+    <w:lvl w:ilvl="7" w:tentative="1">
+      <w:start w:val="1"/>
+      <w:numFmt w:val="bullet"/>
+      <w:lvlText w:val=""/>
+      <w:lvlJc w:val="left"/>
+      <w:pPr>
+        <w:tabs>
+          <w:tab w:val="num" w:pos="5760"/>
+        </w:tabs>
+        <w:ind w:left="5760" w:hanging="360"/>
+      </w:pPr>
+      <w:rPr>
+        <w:rFonts w:ascii="Wingdings" w:hAnsi="Wingdings" w:hint="default"/>
+        <w:sz w:val="20"/>
+      </w:rPr>
+    </w:lvl>
+    <w:lvl w:ilvl="8" w:tentative="1">
+      <w:start w:val="1"/>
+      <w:numFmt w:val="bullet"/>
+      <w:lvlText w:val=""/>
+      <w:lvlJc w:val="left"/>
+      <w:pPr>
+        <w:tabs>
+          <w:tab w:val="num" w:pos="6480"/>
+        </w:tabs>
+        <w:ind w:left="6480" w:hanging="360"/>
+      </w:pPr>
+      <w:rPr>
+        <w:rFonts w:ascii="Wingdings" w:hAnsi="Wingdings" w:hint="default"/>
+        <w:sz w:val="20"/>
+      </w:rPr>
+    </w:lvl>
+  </w:abstractNum>
   <w:num w:numId="1" w16cid:durableId="545142006">
-    <w:abstractNumId w:val="8"/>
+    <w:abstractNumId w:val="12"/>
   </w:num>
   <w:num w:numId="2" w16cid:durableId="31350644">
     <w:abstractNumId w:val="0"/>
   </w:num>
   <w:num w:numId="3" w16cid:durableId="1190221650">
-    <w:abstractNumId w:val="5"/>
+    <w:abstractNumId w:val="7"/>
   </w:num>
   <w:num w:numId="4" w16cid:durableId="2013677882">
-    <w:abstractNumId w:val="7"/>
+    <w:abstractNumId w:val="10"/>
   </w:num>
   <w:num w:numId="5" w16cid:durableId="681592579">
     <w:abstractNumId w:val="2"/>
   </w:num>
   <w:num w:numId="6" w16cid:durableId="674305519">
-    <w:abstractNumId w:val="12"/>
+    <w:abstractNumId w:val="18"/>
   </w:num>
   <w:num w:numId="7" w16cid:durableId="46144996">
-    <w:abstractNumId w:val="13"/>
+    <w:abstractNumId w:val="19"/>
   </w:num>
   <w:num w:numId="8" w16cid:durableId="535582216">
-    <w:abstractNumId w:val="6"/>
+    <w:abstractNumId w:val="9"/>
   </w:num>
   <w:num w:numId="9" w16cid:durableId="1102454431">
-    <w:abstractNumId w:val="11"/>
+    <w:abstractNumId w:val="16"/>
   </w:num>
   <w:num w:numId="10" w16cid:durableId="389960777">
-    <w:abstractNumId w:val="10"/>
+    <w:abstractNumId w:val="15"/>
   </w:num>
   <w:num w:numId="11" w16cid:durableId="1990010804">
     <w:abstractNumId w:val="4"/>
@@ -4632,10 +5728,31 @@
     <w:abstractNumId w:val="1"/>
   </w:num>
   <w:num w:numId="13" w16cid:durableId="848720429">
-    <w:abstractNumId w:val="9"/>
+    <w:abstractNumId w:val="14"/>
   </w:num>
   <w:num w:numId="14" w16cid:durableId="740830926">
     <w:abstractNumId w:val="3"/>
+  </w:num>
+  <w:num w:numId="15" w16cid:durableId="1920559512">
+    <w:abstractNumId w:val="17"/>
+  </w:num>
+  <w:num w:numId="16" w16cid:durableId="1382096345">
+    <w:abstractNumId w:val="8"/>
+  </w:num>
+  <w:num w:numId="17" w16cid:durableId="1371301814">
+    <w:abstractNumId w:val="13"/>
+  </w:num>
+  <w:num w:numId="18" w16cid:durableId="1606309617">
+    <w:abstractNumId w:val="20"/>
+  </w:num>
+  <w:num w:numId="19" w16cid:durableId="502353988">
+    <w:abstractNumId w:val="6"/>
+  </w:num>
+  <w:num w:numId="20" w16cid:durableId="2119060106">
+    <w:abstractNumId w:val="5"/>
+  </w:num>
+  <w:num w:numId="21" w16cid:durableId="1922640302">
+    <w:abstractNumId w:val="11"/>
   </w:num>
 </w:numbering>
 </file>
@@ -5077,10 +6194,32 @@
       <w:bCs/>
     </w:rPr>
   </w:style>
+  <w:style w:type="paragraph" w:styleId="Heading3">
+    <w:name w:val="heading 3"/>
+    <w:basedOn w:val="Normal"/>
+    <w:next w:val="Normal"/>
+    <w:link w:val="Heading3Char"/>
+    <w:uiPriority w:val="9"/>
+    <w:semiHidden/>
+    <w:unhideWhenUsed/>
+    <w:qFormat/>
+    <w:rsid w:val="00AC4645"/>
+    <w:pPr>
+      <w:keepNext/>
+      <w:keepLines/>
+      <w:spacing w:before="40"/>
+      <w:outlineLvl w:val="2"/>
+    </w:pPr>
+    <w:rPr>
+      <w:rFonts w:asciiTheme="majorHAnsi" w:eastAsiaTheme="majorEastAsia" w:hAnsiTheme="majorHAnsi" w:cstheme="majorBidi"/>
+      <w:color w:val="243F60" w:themeColor="accent1" w:themeShade="7F"/>
+      <w:sz w:val="24"/>
+      <w:szCs w:val="24"/>
+    </w:rPr>
+  </w:style>
   <w:style w:type="character" w:default="1" w:styleId="DefaultParagraphFont">
     <w:name w:val="Default Paragraph Font"/>
     <w:uiPriority w:val="1"/>
-    <w:semiHidden/>
     <w:unhideWhenUsed/>
   </w:style>
   <w:style w:type="table" w:default="1" w:styleId="TableNormal">
@@ -5147,6 +6286,21 @@
     <w:rsid w:val="000C12B6"/>
     <w:rPr>
       <w:rFonts w:ascii="Trebuchet MS" w:eastAsia="Trebuchet MS" w:hAnsi="Trebuchet MS" w:cs="Trebuchet MS"/>
+      <w:lang w:val="pt-PT"/>
+    </w:rPr>
+  </w:style>
+  <w:style w:type="character" w:customStyle="1" w:styleId="Heading3Char">
+    <w:name w:val="Heading 3 Char"/>
+    <w:basedOn w:val="DefaultParagraphFont"/>
+    <w:link w:val="Heading3"/>
+    <w:uiPriority w:val="9"/>
+    <w:semiHidden/>
+    <w:rsid w:val="00AC4645"/>
+    <w:rPr>
+      <w:rFonts w:asciiTheme="majorHAnsi" w:eastAsiaTheme="majorEastAsia" w:hAnsiTheme="majorHAnsi" w:cstheme="majorBidi"/>
+      <w:color w:val="243F60" w:themeColor="accent1" w:themeShade="7F"/>
+      <w:sz w:val="24"/>
+      <w:szCs w:val="24"/>
       <w:lang w:val="pt-PT"/>
     </w:rPr>
   </w:style>
